--- a/Lab Manual Docs/Exp_11_RMMM_Document.docx
+++ b/Lab Manual Docs/Exp_11_RMMM_Document.docx
@@ -2,6 +2,352 @@
 <file path=word/document.xml><?xml version="1.0" encoding="utf-8"?>
 <w:document xmlns:wpc="http://schemas.microsoft.com/office/word/2010/wordprocessingCanvas" xmlns:mo="http://schemas.microsoft.com/office/mac/office/2008/main" xmlns:mc="http://schemas.openxmlformats.org/markup-compatibility/2006" xmlns:mv="urn:schemas-microsoft-com:mac:vml" xmlns:o="urn:schemas-microsoft-com:office:office" xmlns:r="http://schemas.openxmlformats.org/officeDocument/2006/relationships" xmlns:m="http://schemas.openxmlformats.org/officeDocument/2006/math" xmlns:v="urn:schemas-microsoft-com:vml" xmlns:wp14="http://schemas.microsoft.com/office/word/2010/wordprocessingDrawing" xmlns:wp="http://schemas.openxmlformats.org/drawingml/2006/wordprocessingDrawing" xmlns:w10="urn:schemas-microsoft-com:office:word" xmlns:w="http://schemas.openxmlformats.org/wordprocessingml/2006/main" xmlns:w14="http://schemas.microsoft.com/office/word/2010/wordml" xmlns:wpg="http://schemas.microsoft.com/office/word/2010/wordprocessingGroup" xmlns:wpi="http://schemas.microsoft.com/office/word/2010/wordprocessingInk" xmlns:wne="http://schemas.microsoft.com/office/word/2006/wordml" xmlns:wps="http://schemas.microsoft.com/office/word/2010/wordprocessingShape" mc:Ignorable="w14 wp14">
   <w:body>
+    <w:tbl>
+      <w:tblPr>
+        <w:tblW w:type="auto" w:w="0"/>
+        <w:jc w:val="center"/>
+        <w:tblLook w:firstColumn="1" w:firstRow="1" w:lastColumn="0" w:lastRow="0" w:noHBand="0" w:noVBand="1" w:val="04A0"/>
+        <w:tblBorders>
+          <w:top w:val="single" w:sz="8" w:space="0" w:color="000000"/>
+          <w:left w:val="single" w:sz="8" w:space="0" w:color="000000"/>
+          <w:bottom w:val="single" w:sz="8" w:space="0" w:color="000000"/>
+          <w:right w:val="single" w:sz="8" w:space="0" w:color="000000"/>
+          <w:insideH w:val="single" w:sz="8" w:space="0" w:color="000000"/>
+          <w:insideV w:val="single" w:sz="8" w:space="0" w:color="000000"/>
+        </w:tblBorders>
+      </w:tblPr>
+      <w:tblGrid>
+        <w:gridCol w:w="4320"/>
+        <w:gridCol w:w="4320"/>
+      </w:tblGrid>
+      <w:tr>
+        <w:tc>
+          <w:tcPr>
+            <w:tcW w:type="dxa" w:w="2592"/>
+            <w:tcMar>
+              <w:top w:w="100" w:type="dxa"/>
+              <w:bottom w:w="100" w:type="dxa"/>
+              <w:left w:w="140" w:type="dxa"/>
+              <w:right w:w="140" w:type="dxa"/>
+            </w:tcMar>
+          </w:tcPr>
+          <w:p>
+            <w:pPr>
+              <w:spacing w:before="0" w:after="0" w:line="276" w:lineRule="auto"/>
+              <w:jc w:val="left"/>
+            </w:pPr>
+            <w:r>
+              <w:rPr>
+                <w:rFonts w:ascii="Calibri" w:hAnsi="Calibri"/>
+                <w:b/>
+                <w:color w:val="000000"/>
+                <w:sz w:val="21"/>
+              </w:rPr>
+              <w:t>NAME</w:t>
+            </w:r>
+          </w:p>
+        </w:tc>
+        <w:tc>
+          <w:tcPr>
+            <w:tcW w:type="dxa" w:w="6768"/>
+            <w:tcMar>
+              <w:top w:w="100" w:type="dxa"/>
+              <w:bottom w:w="100" w:type="dxa"/>
+              <w:left w:w="140" w:type="dxa"/>
+              <w:right w:w="140" w:type="dxa"/>
+            </w:tcMar>
+          </w:tcPr>
+          <w:p>
+            <w:pPr>
+              <w:spacing w:before="0" w:after="0" w:line="276" w:lineRule="auto"/>
+              <w:jc w:val="left"/>
+            </w:pPr>
+            <w:r>
+              <w:rPr>
+                <w:rFonts w:ascii="Calibri" w:hAnsi="Calibri"/>
+                <w:color w:val="000000"/>
+                <w:sz w:val="21"/>
+              </w:rPr>
+              <w:t>Kimaya Teli</w:t>
+              <w:br/>
+              <w:t>Abhishek kumar Kairamkonda</w:t>
+              <w:br/>
+              <w:t>Krishna Somani</w:t>
+            </w:r>
+          </w:p>
+        </w:tc>
+      </w:tr>
+      <w:tr>
+        <w:tc>
+          <w:tcPr>
+            <w:tcW w:type="dxa" w:w="2592"/>
+            <w:tcMar>
+              <w:top w:w="100" w:type="dxa"/>
+              <w:bottom w:w="100" w:type="dxa"/>
+              <w:left w:w="140" w:type="dxa"/>
+              <w:right w:w="140" w:type="dxa"/>
+            </w:tcMar>
+          </w:tcPr>
+          <w:p>
+            <w:pPr>
+              <w:spacing w:before="0" w:after="0" w:line="276" w:lineRule="auto"/>
+              <w:jc w:val="left"/>
+            </w:pPr>
+            <w:r>
+              <w:rPr>
+                <w:rFonts w:ascii="Calibri" w:hAnsi="Calibri"/>
+                <w:b/>
+                <w:color w:val="000000"/>
+                <w:sz w:val="21"/>
+              </w:rPr>
+              <w:t>ROLL NO</w:t>
+            </w:r>
+          </w:p>
+        </w:tc>
+        <w:tc>
+          <w:tcPr>
+            <w:tcW w:type="dxa" w:w="6768"/>
+            <w:tcMar>
+              <w:top w:w="100" w:type="dxa"/>
+              <w:bottom w:w="100" w:type="dxa"/>
+              <w:left w:w="140" w:type="dxa"/>
+              <w:right w:w="140" w:type="dxa"/>
+            </w:tcMar>
+          </w:tcPr>
+          <w:p>
+            <w:pPr>
+              <w:spacing w:before="0" w:after="0" w:line="276" w:lineRule="auto"/>
+              <w:jc w:val="left"/>
+            </w:pPr>
+            <w:r>
+              <w:rPr>
+                <w:rFonts w:ascii="Calibri" w:hAnsi="Calibri"/>
+                <w:color w:val="000000"/>
+                <w:sz w:val="21"/>
+              </w:rPr>
+              <w:t>24102C0079</w:t>
+              <w:br/>
+              <w:t>24102C0085</w:t>
+              <w:br/>
+              <w:t>24102C0067</w:t>
+            </w:r>
+          </w:p>
+        </w:tc>
+      </w:tr>
+      <w:tr>
+        <w:tc>
+          <w:tcPr>
+            <w:tcW w:type="dxa" w:w="2592"/>
+            <w:tcMar>
+              <w:top w:w="100" w:type="dxa"/>
+              <w:bottom w:w="100" w:type="dxa"/>
+              <w:left w:w="140" w:type="dxa"/>
+              <w:right w:w="140" w:type="dxa"/>
+            </w:tcMar>
+          </w:tcPr>
+          <w:p>
+            <w:pPr>
+              <w:spacing w:before="0" w:after="0" w:line="276" w:lineRule="auto"/>
+              <w:jc w:val="left"/>
+            </w:pPr>
+            <w:r>
+              <w:rPr>
+                <w:rFonts w:ascii="Calibri" w:hAnsi="Calibri"/>
+                <w:b/>
+                <w:color w:val="000000"/>
+                <w:sz w:val="21"/>
+              </w:rPr>
+              <w:t>BRANCH</w:t>
+            </w:r>
+          </w:p>
+        </w:tc>
+        <w:tc>
+          <w:tcPr>
+            <w:tcW w:type="dxa" w:w="6768"/>
+            <w:tcMar>
+              <w:top w:w="100" w:type="dxa"/>
+              <w:bottom w:w="100" w:type="dxa"/>
+              <w:left w:w="140" w:type="dxa"/>
+              <w:right w:w="140" w:type="dxa"/>
+            </w:tcMar>
+          </w:tcPr>
+          <w:p>
+            <w:pPr>
+              <w:spacing w:before="0" w:after="0" w:line="276" w:lineRule="auto"/>
+              <w:jc w:val="left"/>
+            </w:pPr>
+            <w:r>
+              <w:rPr>
+                <w:rFonts w:ascii="Calibri" w:hAnsi="Calibri"/>
+                <w:color w:val="000000"/>
+                <w:sz w:val="21"/>
+              </w:rPr>
+              <w:t>CMPN</w:t>
+            </w:r>
+          </w:p>
+        </w:tc>
+      </w:tr>
+      <w:tr>
+        <w:tc>
+          <w:tcPr>
+            <w:tcW w:type="dxa" w:w="2592"/>
+            <w:tcMar>
+              <w:top w:w="100" w:type="dxa"/>
+              <w:bottom w:w="100" w:type="dxa"/>
+              <w:left w:w="140" w:type="dxa"/>
+              <w:right w:w="140" w:type="dxa"/>
+            </w:tcMar>
+          </w:tcPr>
+          <w:p>
+            <w:pPr>
+              <w:spacing w:before="0" w:after="0" w:line="276" w:lineRule="auto"/>
+              <w:jc w:val="left"/>
+            </w:pPr>
+            <w:r>
+              <w:rPr>
+                <w:rFonts w:ascii="Calibri" w:hAnsi="Calibri"/>
+                <w:b/>
+                <w:color w:val="000000"/>
+                <w:sz w:val="21"/>
+              </w:rPr>
+              <w:t>DIV</w:t>
+            </w:r>
+          </w:p>
+        </w:tc>
+        <w:tc>
+          <w:tcPr>
+            <w:tcW w:type="dxa" w:w="6768"/>
+            <w:tcMar>
+              <w:top w:w="100" w:type="dxa"/>
+              <w:bottom w:w="100" w:type="dxa"/>
+              <w:left w:w="140" w:type="dxa"/>
+              <w:right w:w="140" w:type="dxa"/>
+            </w:tcMar>
+          </w:tcPr>
+          <w:p>
+            <w:pPr>
+              <w:spacing w:before="0" w:after="0" w:line="276" w:lineRule="auto"/>
+              <w:jc w:val="left"/>
+            </w:pPr>
+            <w:r>
+              <w:rPr>
+                <w:rFonts w:ascii="Calibri" w:hAnsi="Calibri"/>
+                <w:color w:val="000000"/>
+                <w:sz w:val="21"/>
+              </w:rPr>
+              <w:t>C</w:t>
+            </w:r>
+          </w:p>
+        </w:tc>
+      </w:tr>
+      <w:tr>
+        <w:tc>
+          <w:tcPr>
+            <w:tcW w:type="dxa" w:w="2592"/>
+            <w:tcMar>
+              <w:top w:w="100" w:type="dxa"/>
+              <w:bottom w:w="100" w:type="dxa"/>
+              <w:left w:w="140" w:type="dxa"/>
+              <w:right w:w="140" w:type="dxa"/>
+            </w:tcMar>
+          </w:tcPr>
+          <w:p>
+            <w:pPr>
+              <w:spacing w:before="0" w:after="0" w:line="276" w:lineRule="auto"/>
+              <w:jc w:val="left"/>
+            </w:pPr>
+            <w:r>
+              <w:rPr>
+                <w:rFonts w:ascii="Calibri" w:hAnsi="Calibri"/>
+                <w:b/>
+                <w:color w:val="000000"/>
+                <w:sz w:val="21"/>
+              </w:rPr>
+              <w:t>SUBJECT</w:t>
+            </w:r>
+          </w:p>
+        </w:tc>
+        <w:tc>
+          <w:tcPr>
+            <w:tcW w:type="dxa" w:w="6768"/>
+            <w:tcMar>
+              <w:top w:w="100" w:type="dxa"/>
+              <w:bottom w:w="100" w:type="dxa"/>
+              <w:left w:w="140" w:type="dxa"/>
+              <w:right w:w="140" w:type="dxa"/>
+            </w:tcMar>
+          </w:tcPr>
+          <w:p>
+            <w:pPr>
+              <w:spacing w:before="0" w:after="0" w:line="276" w:lineRule="auto"/>
+              <w:jc w:val="left"/>
+            </w:pPr>
+            <w:r>
+              <w:rPr>
+                <w:rFonts w:ascii="Calibri" w:hAnsi="Calibri"/>
+                <w:color w:val="000000"/>
+                <w:sz w:val="21"/>
+              </w:rPr>
+              <w:t>WDL LAB</w:t>
+            </w:r>
+          </w:p>
+        </w:tc>
+      </w:tr>
+      <w:tr>
+        <w:tc>
+          <w:tcPr>
+            <w:tcW w:type="dxa" w:w="2592"/>
+            <w:tcMar>
+              <w:top w:w="100" w:type="dxa"/>
+              <w:bottom w:w="100" w:type="dxa"/>
+              <w:left w:w="140" w:type="dxa"/>
+              <w:right w:w="140" w:type="dxa"/>
+            </w:tcMar>
+          </w:tcPr>
+          <w:p>
+            <w:pPr>
+              <w:spacing w:before="0" w:after="0" w:line="276" w:lineRule="auto"/>
+              <w:jc w:val="left"/>
+            </w:pPr>
+            <w:r>
+              <w:rPr>
+                <w:rFonts w:ascii="Calibri" w:hAnsi="Calibri"/>
+                <w:b/>
+                <w:color w:val="000000"/>
+                <w:sz w:val="21"/>
+              </w:rPr>
+              <w:t>FACULTY</w:t>
+            </w:r>
+          </w:p>
+        </w:tc>
+        <w:tc>
+          <w:tcPr>
+            <w:tcW w:type="dxa" w:w="6768"/>
+            <w:tcMar>
+              <w:top w:w="100" w:type="dxa"/>
+              <w:bottom w:w="100" w:type="dxa"/>
+              <w:left w:w="140" w:type="dxa"/>
+              <w:right w:w="140" w:type="dxa"/>
+            </w:tcMar>
+          </w:tcPr>
+          <w:p>
+            <w:pPr>
+              <w:spacing w:before="0" w:after="0" w:line="276" w:lineRule="auto"/>
+              <w:jc w:val="left"/>
+            </w:pPr>
+            <w:r>
+              <w:rPr>
+                <w:rFonts w:ascii="Calibri" w:hAnsi="Calibri"/>
+                <w:color w:val="000000"/>
+                <w:sz w:val="21"/>
+              </w:rPr>
+              <w:t>Dr. Ravindra Sangle</w:t>
+            </w:r>
+          </w:p>
+        </w:tc>
+      </w:tr>
+    </w:tbl>
+    <w:p/>
     <w:p>
       <w:pPr>
         <w:jc w:val="center"/>

--- a/Lab Manual Docs/Exp_11_RMMM_Document.docx
+++ b/Lab Manual Docs/Exp_11_RMMM_Document.docx
@@ -17,8 +17,8 @@
         </w:tblBorders>
       </w:tblPr>
       <w:tblGrid>
-        <w:gridCol w:w="4320"/>
-        <w:gridCol w:w="4320"/>
+        <w:gridCol w:w="4680"/>
+        <w:gridCol w:w="4680"/>
       </w:tblGrid>
       <w:tr>
         <w:tc>
@@ -356,7 +356,7 @@
         <w:rPr>
           <w:rFonts w:ascii="Calibri" w:hAnsi="Calibri"/>
           <w:b/>
-          <w:color w:val="555555"/>
+          <w:color w:val="444444"/>
           <w:sz w:val="26"/>
         </w:rPr>
         <w:t>SOFTWARE ENGINEERING &amp; WEB DEVELOPMENT LAB MANUAL</w:t>
@@ -370,7 +370,7 @@
         <w:rPr>
           <w:rFonts w:ascii="Calibri" w:hAnsi="Calibri"/>
           <w:i/>
-          <w:color w:val="7F8C8D"/>
+          <w:color w:val="666666"/>
           <w:sz w:val="20"/>
         </w:rPr>
         <w:t>PROJECT CASE STUDY: LEDGERLY — INVOICE &amp; QUOTATION GENERATOR PWA</w:t>
@@ -379,6 +379,7 @@
     <w:p>
       <w:pPr>
         <w:pStyle w:val="Heading1"/>
+        <w:spacing w:before="280" w:after="80"/>
         <w:jc w:val="left"/>
       </w:pPr>
       <w:r>
@@ -386,7 +387,7 @@
           <w:rFonts w:ascii="Calibri" w:hAnsi="Calibri"/>
           <w:b/>
           <w:color w:val="1B4D4B"/>
-          <w:sz w:val="32"/>
+          <w:sz w:val="30"/>
         </w:rPr>
         <w:t>Experiment No. 11: Prepare RMMM (Risk Mitigation, Monitoring and Management) Document</w:t>
       </w:r>
@@ -395,71 +396,213 @@
     <w:p>
       <w:pPr>
         <w:pStyle w:val="Heading2"/>
+        <w:spacing w:before="200" w:after="60"/>
       </w:pPr>
       <w:r>
         <w:rPr>
           <w:rFonts w:ascii="Calibri" w:hAnsi="Calibri"/>
           <w:b/>
           <w:color w:val="2C3E50"/>
-          <w:sz w:val="26"/>
+          <w:sz w:val="25"/>
         </w:rPr>
-        <w:t>1. Pre-Requisites</w:t>
+        <w:t>1. Aim &amp; Objectives</w:t>
       </w:r>
     </w:p>
     <w:p>
+      <w:pPr>
+        <w:spacing w:before="0" w:after="90" w:line="276" w:lineRule="auto"/>
+      </w:pPr>
       <w:r>
-        <w:t>• Knowledge of software risk analysis, hazard classification, and risk exposure formulas.</w:t>
-        <w:br/>
-        <w:t>• Familiarity with proactive vs reactive risk management strategies.</w:t>
-        <w:br/>
-        <w:t>• Understanding of client-side browser constraints: storage limits, offline caching, and cross-browser rendering.</w:t>
+        <w:rPr>
+          <w:rFonts w:ascii="Calibri" w:hAnsi="Calibri"/>
+          <w:color w:val="1A202C"/>
+          <w:sz w:val="21"/>
+        </w:rPr>
+        <w:t>The objective of this experiment is to identify, analyze, prioritize, and formulate proactive mitigation, monitoring, and contingency strategies for risks associated with the Ledgerly PWA using the RMMM framework.</w:t>
+      </w:r>
+    </w:p>
+    <w:p>
+      <w:pPr>
+        <w:spacing w:before="0" w:after="90" w:line="276" w:lineRule="auto"/>
+      </w:pPr>
+      <w:r>
+        <w:rPr>
+          <w:rFonts w:ascii="Calibri" w:hAnsi="Calibri"/>
+          <w:color w:val="1A202C"/>
+          <w:sz w:val="21"/>
+        </w:rPr>
+        <w:t>Key Specific Objectives:</w:t>
+      </w:r>
+    </w:p>
+    <w:p>
+      <w:pPr>
+        <w:pStyle w:val="ListBullet"/>
+        <w:spacing w:before="0" w:after="50" w:line="276" w:lineRule="auto"/>
+      </w:pPr>
+      <w:r>
+        <w:rPr>
+          <w:rFonts w:ascii="Calibri" w:hAnsi="Calibri"/>
+          <w:b/>
+          <w:color w:val="1A202C"/>
+          <w:sz w:val="21"/>
+        </w:rPr>
+        <w:t xml:space="preserve">Risk Identification: </w:t>
+      </w:r>
+      <w:r>
+        <w:rPr>
+          <w:rFonts w:ascii="Calibri" w:hAnsi="Calibri"/>
+          <w:color w:val="1A202C"/>
+          <w:sz w:val="21"/>
+        </w:rPr>
+        <w:t>Identify software risks across Technical, Operational, Regulatory, and Security categories.</w:t>
+      </w:r>
+    </w:p>
+    <w:p>
+      <w:pPr>
+        <w:pStyle w:val="ListBullet"/>
+        <w:spacing w:before="0" w:after="50" w:line="276" w:lineRule="auto"/>
+      </w:pPr>
+      <w:r>
+        <w:rPr>
+          <w:rFonts w:ascii="Calibri" w:hAnsi="Calibri"/>
+          <w:b/>
+          <w:color w:val="1A202C"/>
+          <w:sz w:val="21"/>
+        </w:rPr>
+        <w:t xml:space="preserve">Quantitative Analysis: </w:t>
+      </w:r>
+      <w:r>
+        <w:rPr>
+          <w:rFonts w:ascii="Calibri" w:hAnsi="Calibri"/>
+          <w:color w:val="1A202C"/>
+          <w:sz w:val="21"/>
+        </w:rPr>
+        <w:t>Quantify Risk Exposure (RE) using probabilistic likelihood and impact assessment matrices.</w:t>
+      </w:r>
+    </w:p>
+    <w:p>
+      <w:pPr>
+        <w:pStyle w:val="ListBullet"/>
+        <w:spacing w:before="0" w:after="50" w:line="276" w:lineRule="auto"/>
+      </w:pPr>
+      <w:r>
+        <w:rPr>
+          <w:rFonts w:ascii="Calibri" w:hAnsi="Calibri"/>
+          <w:b/>
+          <w:color w:val="1A202C"/>
+          <w:sz w:val="21"/>
+        </w:rPr>
+        <w:t xml:space="preserve">Actionable RMMM: </w:t>
+      </w:r>
+      <w:r>
+        <w:rPr>
+          <w:rFonts w:ascii="Calibri" w:hAnsi="Calibri"/>
+          <w:color w:val="1A202C"/>
+          <w:sz w:val="21"/>
+        </w:rPr>
+        <w:t>Author detailed Risk Information Sheets (RIS) specifying proactive mitigation, early warning triggers, and contingency plans.</w:t>
+      </w:r>
+    </w:p>
+    <w:p>
+      <w:pPr>
+        <w:pStyle w:val="ListBullet"/>
+        <w:spacing w:before="0" w:after="50" w:line="276" w:lineRule="auto"/>
+      </w:pPr>
+      <w:r>
+        <w:rPr>
+          <w:rFonts w:ascii="Calibri" w:hAnsi="Calibri"/>
+          <w:b/>
+          <w:color w:val="1A202C"/>
+          <w:sz w:val="21"/>
+        </w:rPr>
+        <w:t xml:space="preserve">Continuous Monitoring: </w:t>
+      </w:r>
+      <w:r>
+        <w:rPr>
+          <w:rFonts w:ascii="Calibri" w:hAnsi="Calibri"/>
+          <w:color w:val="1A202C"/>
+          <w:sz w:val="21"/>
+        </w:rPr>
+        <w:t>Establish ongoing monitoring protocols throughout the software lifecycle.</w:t>
       </w:r>
     </w:p>
     <w:p>
       <w:pPr>
         <w:pStyle w:val="Heading2"/>
+        <w:spacing w:before="200" w:after="60"/>
       </w:pPr>
       <w:r>
         <w:rPr>
           <w:rFonts w:ascii="Calibri" w:hAnsi="Calibri"/>
           <w:b/>
           <w:color w:val="2C3E50"/>
-          <w:sz w:val="26"/>
+          <w:sz w:val="25"/>
         </w:rPr>
-        <w:t>2. Objective</w:t>
+        <w:t>2. Pre-Requisites</w:t>
       </w:r>
     </w:p>
     <w:p>
+      <w:pPr>
+        <w:pStyle w:val="ListBullet"/>
+        <w:spacing w:before="0" w:after="50" w:line="276" w:lineRule="auto"/>
+      </w:pPr>
       <w:r>
-        <w:t>To formulate a thorough Risk Mitigation, Monitoring, and Management (RMMM) plan specifically tailored to Ledgerly, identifying 10 critical operational, architectural, and financial risks, computing Risk Exposure (RE = P x I), and defining concrete mitigation and contingency procedures.</w:t>
+        <w:rPr>
+          <w:rFonts w:ascii="Calibri" w:hAnsi="Calibri"/>
+          <w:color w:val="1A202C"/>
+          <w:sz w:val="21"/>
+        </w:rPr>
+        <w:t>Software risk engineering principles (SEI Risk Management taxonomy).</w:t>
+      </w:r>
+    </w:p>
+    <w:p>
+      <w:pPr>
+        <w:pStyle w:val="ListBullet"/>
+        <w:spacing w:before="0" w:after="50" w:line="276" w:lineRule="auto"/>
+      </w:pPr>
+      <w:r>
+        <w:rPr>
+          <w:rFonts w:ascii="Calibri" w:hAnsi="Calibri"/>
+          <w:color w:val="1A202C"/>
+          <w:sz w:val="21"/>
+        </w:rPr>
+        <w:t>Difference between a Risk (future probabilistic event), an Issue (current realization), and a Hazard (dangerous condition).</w:t>
       </w:r>
     </w:p>
     <w:p>
       <w:pPr>
         <w:pStyle w:val="Heading2"/>
+        <w:spacing w:before="200" w:after="60"/>
       </w:pPr>
       <w:r>
         <w:rPr>
           <w:rFonts w:ascii="Calibri" w:hAnsi="Calibri"/>
           <w:b/>
           <w:color w:val="2C3E50"/>
-          <w:sz w:val="26"/>
+          <w:sz w:val="25"/>
         </w:rPr>
-        <w:t>3. Risk Identification Table</w:t>
+        <w:t>Hardware &amp; Software Requirements</w:t>
       </w:r>
     </w:p>
     <w:tbl>
       <w:tblPr>
         <w:tblW w:type="auto" w:w="0"/>
         <w:jc w:val="center"/>
-        <w:tblLayout w:type="autofit"/>
+        <w:tblLayout w:type="fixed"/>
         <w:tblLook w:firstColumn="1" w:firstRow="1" w:lastColumn="0" w:lastRow="0" w:noHBand="0" w:noVBand="1" w:val="04A0"/>
+        <w:tblBorders>
+          <w:top w:val="single" w:sz="4" w:space="0" w:color="D1D5DB"/>
+          <w:left w:val="single" w:sz="4" w:space="0" w:color="D1D5DB"/>
+          <w:bottom w:val="single" w:sz="4" w:space="0" w:color="D1D5DB"/>
+          <w:right w:val="single" w:sz="4" w:space="0" w:color="D1D5DB"/>
+          <w:insideH w:val="single" w:sz="4" w:space="0" w:color="D1D5DB"/>
+          <w:insideV w:val="single" w:sz="4" w:space="0" w:color="D1D5DB"/>
+        </w:tblBorders>
       </w:tblPr>
       <w:tblGrid>
-        <w:gridCol w:w="2160"/>
-        <w:gridCol w:w="2160"/>
-        <w:gridCol w:w="2160"/>
-        <w:gridCol w:w="2160"/>
+        <w:gridCol w:w="3120"/>
+        <w:gridCol w:w="3120"/>
+        <w:gridCol w:w="3120"/>
       </w:tblGrid>
       <w:tr>
         <w:tc>
@@ -469,12 +612,1026 @@
             <w:tcMar>
               <w:top w:w="120" w:type="dxa"/>
               <w:bottom w:w="120" w:type="dxa"/>
-              <w:left w:w="150" w:type="dxa"/>
-              <w:right w:w="150" w:type="dxa"/>
+              <w:left w:w="140" w:type="dxa"/>
+              <w:right w:w="140" w:type="dxa"/>
             </w:tcMar>
           </w:tcPr>
           <w:p>
             <w:pPr>
+              <w:spacing w:before="0" w:after="0"/>
+              <w:jc w:val="left"/>
+            </w:pPr>
+            <w:r>
+              <w:rPr>
+                <w:rFonts w:ascii="Calibri" w:hAnsi="Calibri"/>
+                <w:b/>
+                <w:color w:val="FFFFFF"/>
+                <w:sz w:val="20"/>
+              </w:rPr>
+              <w:t>Category</w:t>
+            </w:r>
+          </w:p>
+        </w:tc>
+        <w:tc>
+          <w:tcPr>
+            <w:tcW w:type="dxa" w:w="3168"/>
+            <w:shd w:val="clear" w:color="auto" w:fill="1B4D4B"/>
+            <w:tcMar>
+              <w:top w:w="120" w:type="dxa"/>
+              <w:bottom w:w="120" w:type="dxa"/>
+              <w:left w:w="140" w:type="dxa"/>
+              <w:right w:w="140" w:type="dxa"/>
+            </w:tcMar>
+          </w:tcPr>
+          <w:p>
+            <w:pPr>
+              <w:spacing w:before="0" w:after="0"/>
+              <w:jc w:val="left"/>
+            </w:pPr>
+            <w:r>
+              <w:rPr>
+                <w:rFonts w:ascii="Calibri" w:hAnsi="Calibri"/>
+                <w:b/>
+                <w:color w:val="FFFFFF"/>
+                <w:sz w:val="20"/>
+              </w:rPr>
+              <w:t>Component / Specification</w:t>
+            </w:r>
+          </w:p>
+        </w:tc>
+        <w:tc>
+          <w:tcPr>
+            <w:tcW w:type="dxa" w:w="4032"/>
+            <w:shd w:val="clear" w:color="auto" w:fill="1B4D4B"/>
+            <w:tcMar>
+              <w:top w:w="120" w:type="dxa"/>
+              <w:bottom w:w="120" w:type="dxa"/>
+              <w:left w:w="140" w:type="dxa"/>
+              <w:right w:w="140" w:type="dxa"/>
+            </w:tcMar>
+          </w:tcPr>
+          <w:p>
+            <w:pPr>
+              <w:spacing w:before="0" w:after="0"/>
+              <w:jc w:val="left"/>
+            </w:pPr>
+            <w:r>
+              <w:rPr>
+                <w:rFonts w:ascii="Calibri" w:hAnsi="Calibri"/>
+                <w:b/>
+                <w:color w:val="FFFFFF"/>
+                <w:sz w:val="20"/>
+              </w:rPr>
+              <w:t>Minimum Recommended Configuration</w:t>
+            </w:r>
+          </w:p>
+        </w:tc>
+      </w:tr>
+      <w:tr>
+        <w:tc>
+          <w:tcPr>
+            <w:tcW w:type="dxa" w:w="2160"/>
+            <w:shd w:val="clear" w:color="auto" w:fill="FFFFFF"/>
+            <w:tcMar>
+              <w:top w:w="100" w:type="dxa"/>
+              <w:bottom w:w="100" w:type="dxa"/>
+              <w:left w:w="140" w:type="dxa"/>
+              <w:right w:w="140" w:type="dxa"/>
+            </w:tcMar>
+          </w:tcPr>
+          <w:p>
+            <w:pPr>
+              <w:spacing w:before="0" w:after="0" w:line="276" w:lineRule="auto"/>
+              <w:jc w:val="left"/>
+            </w:pPr>
+            <w:r>
+              <w:rPr>
+                <w:rFonts w:ascii="Calibri" w:hAnsi="Calibri"/>
+                <w:color w:val="1A202C"/>
+                <w:sz w:val="19"/>
+              </w:rPr>
+              <w:t>Hardware</w:t>
+            </w:r>
+          </w:p>
+        </w:tc>
+        <w:tc>
+          <w:tcPr>
+            <w:tcW w:type="dxa" w:w="3168"/>
+            <w:shd w:val="clear" w:color="auto" w:fill="FFFFFF"/>
+            <w:tcMar>
+              <w:top w:w="100" w:type="dxa"/>
+              <w:bottom w:w="100" w:type="dxa"/>
+              <w:left w:w="140" w:type="dxa"/>
+              <w:right w:w="140" w:type="dxa"/>
+            </w:tcMar>
+          </w:tcPr>
+          <w:p>
+            <w:pPr>
+              <w:spacing w:before="0" w:after="0" w:line="276" w:lineRule="auto"/>
+              <w:jc w:val="left"/>
+            </w:pPr>
+            <w:r>
+              <w:rPr>
+                <w:rFonts w:ascii="Calibri" w:hAnsi="Calibri"/>
+                <w:color w:val="1A202C"/>
+                <w:sz w:val="19"/>
+              </w:rPr>
+              <w:t>Processor / CPU</w:t>
+            </w:r>
+          </w:p>
+        </w:tc>
+        <w:tc>
+          <w:tcPr>
+            <w:tcW w:type="dxa" w:w="4032"/>
+            <w:shd w:val="clear" w:color="auto" w:fill="FFFFFF"/>
+            <w:tcMar>
+              <w:top w:w="100" w:type="dxa"/>
+              <w:bottom w:w="100" w:type="dxa"/>
+              <w:left w:w="140" w:type="dxa"/>
+              <w:right w:w="140" w:type="dxa"/>
+            </w:tcMar>
+          </w:tcPr>
+          <w:p>
+            <w:pPr>
+              <w:spacing w:before="0" w:after="0" w:line="276" w:lineRule="auto"/>
+              <w:jc w:val="left"/>
+            </w:pPr>
+            <w:r>
+              <w:rPr>
+                <w:rFonts w:ascii="Calibri" w:hAnsi="Calibri"/>
+                <w:color w:val="1A202C"/>
+                <w:sz w:val="19"/>
+              </w:rPr>
+              <w:t>Intel Core i5 / AMD Ryzen 5 or higher (minimum 2.0 GHz)</w:t>
+            </w:r>
+          </w:p>
+        </w:tc>
+      </w:tr>
+      <w:tr>
+        <w:tc>
+          <w:tcPr>
+            <w:tcW w:type="dxa" w:w="2160"/>
+            <w:shd w:val="clear" w:color="auto" w:fill="F7FAFC"/>
+            <w:tcMar>
+              <w:top w:w="100" w:type="dxa"/>
+              <w:bottom w:w="100" w:type="dxa"/>
+              <w:left w:w="140" w:type="dxa"/>
+              <w:right w:w="140" w:type="dxa"/>
+            </w:tcMar>
+          </w:tcPr>
+          <w:p>
+            <w:pPr>
+              <w:spacing w:before="0" w:after="0" w:line="276" w:lineRule="auto"/>
+              <w:jc w:val="left"/>
+            </w:pPr>
+            <w:r>
+              <w:rPr>
+                <w:rFonts w:ascii="Calibri" w:hAnsi="Calibri"/>
+                <w:color w:val="1A202C"/>
+                <w:sz w:val="19"/>
+              </w:rPr>
+              <w:t>Hardware</w:t>
+            </w:r>
+          </w:p>
+        </w:tc>
+        <w:tc>
+          <w:tcPr>
+            <w:tcW w:type="dxa" w:w="3168"/>
+            <w:shd w:val="clear" w:color="auto" w:fill="F7FAFC"/>
+            <w:tcMar>
+              <w:top w:w="100" w:type="dxa"/>
+              <w:bottom w:w="100" w:type="dxa"/>
+              <w:left w:w="140" w:type="dxa"/>
+              <w:right w:w="140" w:type="dxa"/>
+            </w:tcMar>
+          </w:tcPr>
+          <w:p>
+            <w:pPr>
+              <w:spacing w:before="0" w:after="0" w:line="276" w:lineRule="auto"/>
+              <w:jc w:val="left"/>
+            </w:pPr>
+            <w:r>
+              <w:rPr>
+                <w:rFonts w:ascii="Calibri" w:hAnsi="Calibri"/>
+                <w:color w:val="1A202C"/>
+                <w:sz w:val="19"/>
+              </w:rPr>
+              <w:t>System Memory (RAM)</w:t>
+            </w:r>
+          </w:p>
+        </w:tc>
+        <w:tc>
+          <w:tcPr>
+            <w:tcW w:type="dxa" w:w="4032"/>
+            <w:shd w:val="clear" w:color="auto" w:fill="F7FAFC"/>
+            <w:tcMar>
+              <w:top w:w="100" w:type="dxa"/>
+              <w:bottom w:w="100" w:type="dxa"/>
+              <w:left w:w="140" w:type="dxa"/>
+              <w:right w:w="140" w:type="dxa"/>
+            </w:tcMar>
+          </w:tcPr>
+          <w:p>
+            <w:pPr>
+              <w:spacing w:before="0" w:after="0" w:line="276" w:lineRule="auto"/>
+              <w:jc w:val="left"/>
+            </w:pPr>
+            <w:r>
+              <w:rPr>
+                <w:rFonts w:ascii="Calibri" w:hAnsi="Calibri"/>
+                <w:color w:val="1A202C"/>
+                <w:sz w:val="19"/>
+              </w:rPr>
+              <w:t>8.0 GB RAM or higher recommended</w:t>
+            </w:r>
+          </w:p>
+        </w:tc>
+      </w:tr>
+      <w:tr>
+        <w:tc>
+          <w:tcPr>
+            <w:tcW w:type="dxa" w:w="2160"/>
+            <w:shd w:val="clear" w:color="auto" w:fill="FFFFFF"/>
+            <w:tcMar>
+              <w:top w:w="100" w:type="dxa"/>
+              <w:bottom w:w="100" w:type="dxa"/>
+              <w:left w:w="140" w:type="dxa"/>
+              <w:right w:w="140" w:type="dxa"/>
+            </w:tcMar>
+          </w:tcPr>
+          <w:p>
+            <w:pPr>
+              <w:spacing w:before="0" w:after="0" w:line="276" w:lineRule="auto"/>
+              <w:jc w:val="left"/>
+            </w:pPr>
+            <w:r>
+              <w:rPr>
+                <w:rFonts w:ascii="Calibri" w:hAnsi="Calibri"/>
+                <w:color w:val="1A202C"/>
+                <w:sz w:val="19"/>
+              </w:rPr>
+              <w:t>Hardware</w:t>
+            </w:r>
+          </w:p>
+        </w:tc>
+        <w:tc>
+          <w:tcPr>
+            <w:tcW w:type="dxa" w:w="3168"/>
+            <w:shd w:val="clear" w:color="auto" w:fill="FFFFFF"/>
+            <w:tcMar>
+              <w:top w:w="100" w:type="dxa"/>
+              <w:bottom w:w="100" w:type="dxa"/>
+              <w:left w:w="140" w:type="dxa"/>
+              <w:right w:w="140" w:type="dxa"/>
+            </w:tcMar>
+          </w:tcPr>
+          <w:p>
+            <w:pPr>
+              <w:spacing w:before="0" w:after="0" w:line="276" w:lineRule="auto"/>
+              <w:jc w:val="left"/>
+            </w:pPr>
+            <w:r>
+              <w:rPr>
+                <w:rFonts w:ascii="Calibri" w:hAnsi="Calibri"/>
+                <w:color w:val="1A202C"/>
+                <w:sz w:val="19"/>
+              </w:rPr>
+              <w:t>Storage / Disk</w:t>
+            </w:r>
+          </w:p>
+        </w:tc>
+        <w:tc>
+          <w:tcPr>
+            <w:tcW w:type="dxa" w:w="4032"/>
+            <w:shd w:val="clear" w:color="auto" w:fill="FFFFFF"/>
+            <w:tcMar>
+              <w:top w:w="100" w:type="dxa"/>
+              <w:bottom w:w="100" w:type="dxa"/>
+              <w:left w:w="140" w:type="dxa"/>
+              <w:right w:w="140" w:type="dxa"/>
+            </w:tcMar>
+          </w:tcPr>
+          <w:p>
+            <w:pPr>
+              <w:spacing w:before="0" w:after="0" w:line="276" w:lineRule="auto"/>
+              <w:jc w:val="left"/>
+            </w:pPr>
+            <w:r>
+              <w:rPr>
+                <w:rFonts w:ascii="Calibri" w:hAnsi="Calibri"/>
+                <w:color w:val="1A202C"/>
+                <w:sz w:val="19"/>
+              </w:rPr>
+              <w:t>256 GB SSD (Minimum 500 MB free workspace space)</w:t>
+            </w:r>
+          </w:p>
+        </w:tc>
+      </w:tr>
+      <w:tr>
+        <w:tc>
+          <w:tcPr>
+            <w:tcW w:type="dxa" w:w="2160"/>
+            <w:shd w:val="clear" w:color="auto" w:fill="F7FAFC"/>
+            <w:tcMar>
+              <w:top w:w="100" w:type="dxa"/>
+              <w:bottom w:w="100" w:type="dxa"/>
+              <w:left w:w="140" w:type="dxa"/>
+              <w:right w:w="140" w:type="dxa"/>
+            </w:tcMar>
+          </w:tcPr>
+          <w:p>
+            <w:pPr>
+              <w:spacing w:before="0" w:after="0" w:line="276" w:lineRule="auto"/>
+              <w:jc w:val="left"/>
+            </w:pPr>
+            <w:r>
+              <w:rPr>
+                <w:rFonts w:ascii="Calibri" w:hAnsi="Calibri"/>
+                <w:color w:val="1A202C"/>
+                <w:sz w:val="19"/>
+              </w:rPr>
+              <w:t>Hardware</w:t>
+            </w:r>
+          </w:p>
+        </w:tc>
+        <w:tc>
+          <w:tcPr>
+            <w:tcW w:type="dxa" w:w="3168"/>
+            <w:shd w:val="clear" w:color="auto" w:fill="F7FAFC"/>
+            <w:tcMar>
+              <w:top w:w="100" w:type="dxa"/>
+              <w:bottom w:w="100" w:type="dxa"/>
+              <w:left w:w="140" w:type="dxa"/>
+              <w:right w:w="140" w:type="dxa"/>
+            </w:tcMar>
+          </w:tcPr>
+          <w:p>
+            <w:pPr>
+              <w:spacing w:before="0" w:after="0" w:line="276" w:lineRule="auto"/>
+              <w:jc w:val="left"/>
+            </w:pPr>
+            <w:r>
+              <w:rPr>
+                <w:rFonts w:ascii="Calibri" w:hAnsi="Calibri"/>
+                <w:color w:val="1A202C"/>
+                <w:sz w:val="19"/>
+              </w:rPr>
+              <w:t>Display / Resolution</w:t>
+            </w:r>
+          </w:p>
+        </w:tc>
+        <w:tc>
+          <w:tcPr>
+            <w:tcW w:type="dxa" w:w="4032"/>
+            <w:shd w:val="clear" w:color="auto" w:fill="F7FAFC"/>
+            <w:tcMar>
+              <w:top w:w="100" w:type="dxa"/>
+              <w:bottom w:w="100" w:type="dxa"/>
+              <w:left w:w="140" w:type="dxa"/>
+              <w:right w:w="140" w:type="dxa"/>
+            </w:tcMar>
+          </w:tcPr>
+          <w:p>
+            <w:pPr>
+              <w:spacing w:before="0" w:after="0" w:line="276" w:lineRule="auto"/>
+              <w:jc w:val="left"/>
+            </w:pPr>
+            <w:r>
+              <w:rPr>
+                <w:rFonts w:ascii="Calibri" w:hAnsi="Calibri"/>
+                <w:color w:val="1A202C"/>
+                <w:sz w:val="19"/>
+              </w:rPr>
+              <w:t>1920 x 1080 Full HD (Responsive down to 360 x 640 mobile viewports)</w:t>
+            </w:r>
+          </w:p>
+        </w:tc>
+      </w:tr>
+      <w:tr>
+        <w:tc>
+          <w:tcPr>
+            <w:tcW w:type="dxa" w:w="2160"/>
+            <w:shd w:val="clear" w:color="auto" w:fill="FFFFFF"/>
+            <w:tcMar>
+              <w:top w:w="100" w:type="dxa"/>
+              <w:bottom w:w="100" w:type="dxa"/>
+              <w:left w:w="140" w:type="dxa"/>
+              <w:right w:w="140" w:type="dxa"/>
+            </w:tcMar>
+          </w:tcPr>
+          <w:p>
+            <w:pPr>
+              <w:spacing w:before="0" w:after="0" w:line="276" w:lineRule="auto"/>
+              <w:jc w:val="left"/>
+            </w:pPr>
+            <w:r>
+              <w:rPr>
+                <w:rFonts w:ascii="Calibri" w:hAnsi="Calibri"/>
+                <w:color w:val="1A202C"/>
+                <w:sz w:val="19"/>
+              </w:rPr>
+              <w:t>Software / Runtime</w:t>
+            </w:r>
+          </w:p>
+        </w:tc>
+        <w:tc>
+          <w:tcPr>
+            <w:tcW w:type="dxa" w:w="3168"/>
+            <w:shd w:val="clear" w:color="auto" w:fill="FFFFFF"/>
+            <w:tcMar>
+              <w:top w:w="100" w:type="dxa"/>
+              <w:bottom w:w="100" w:type="dxa"/>
+              <w:left w:w="140" w:type="dxa"/>
+              <w:right w:w="140" w:type="dxa"/>
+            </w:tcMar>
+          </w:tcPr>
+          <w:p>
+            <w:pPr>
+              <w:spacing w:before="0" w:after="0" w:line="276" w:lineRule="auto"/>
+              <w:jc w:val="left"/>
+            </w:pPr>
+            <w:r>
+              <w:rPr>
+                <w:rFonts w:ascii="Calibri" w:hAnsi="Calibri"/>
+                <w:color w:val="1A202C"/>
+                <w:sz w:val="19"/>
+              </w:rPr>
+              <w:t>Operating System</w:t>
+            </w:r>
+          </w:p>
+        </w:tc>
+        <w:tc>
+          <w:tcPr>
+            <w:tcW w:type="dxa" w:w="4032"/>
+            <w:shd w:val="clear" w:color="auto" w:fill="FFFFFF"/>
+            <w:tcMar>
+              <w:top w:w="100" w:type="dxa"/>
+              <w:bottom w:w="100" w:type="dxa"/>
+              <w:left w:w="140" w:type="dxa"/>
+              <w:right w:w="140" w:type="dxa"/>
+            </w:tcMar>
+          </w:tcPr>
+          <w:p>
+            <w:pPr>
+              <w:spacing w:before="0" w:after="0" w:line="276" w:lineRule="auto"/>
+              <w:jc w:val="left"/>
+            </w:pPr>
+            <w:r>
+              <w:rPr>
+                <w:rFonts w:ascii="Calibri" w:hAnsi="Calibri"/>
+                <w:color w:val="1A202C"/>
+                <w:sz w:val="19"/>
+              </w:rPr>
+              <w:t>Windows 11 / 10 (64-bit) / Ubuntu Linux / macOS</w:t>
+            </w:r>
+          </w:p>
+        </w:tc>
+      </w:tr>
+      <w:tr>
+        <w:tc>
+          <w:tcPr>
+            <w:tcW w:type="dxa" w:w="2160"/>
+            <w:shd w:val="clear" w:color="auto" w:fill="F7FAFC"/>
+            <w:tcMar>
+              <w:top w:w="100" w:type="dxa"/>
+              <w:bottom w:w="100" w:type="dxa"/>
+              <w:left w:w="140" w:type="dxa"/>
+              <w:right w:w="140" w:type="dxa"/>
+            </w:tcMar>
+          </w:tcPr>
+          <w:p>
+            <w:pPr>
+              <w:spacing w:before="0" w:after="0" w:line="276" w:lineRule="auto"/>
+              <w:jc w:val="left"/>
+            </w:pPr>
+            <w:r>
+              <w:rPr>
+                <w:rFonts w:ascii="Calibri" w:hAnsi="Calibri"/>
+                <w:color w:val="1A202C"/>
+                <w:sz w:val="19"/>
+              </w:rPr>
+              <w:t>Software / Runtime</w:t>
+            </w:r>
+          </w:p>
+        </w:tc>
+        <w:tc>
+          <w:tcPr>
+            <w:tcW w:type="dxa" w:w="3168"/>
+            <w:shd w:val="clear" w:color="auto" w:fill="F7FAFC"/>
+            <w:tcMar>
+              <w:top w:w="100" w:type="dxa"/>
+              <w:bottom w:w="100" w:type="dxa"/>
+              <w:left w:w="140" w:type="dxa"/>
+              <w:right w:w="140" w:type="dxa"/>
+            </w:tcMar>
+          </w:tcPr>
+          <w:p>
+            <w:pPr>
+              <w:spacing w:before="0" w:after="0" w:line="276" w:lineRule="auto"/>
+              <w:jc w:val="left"/>
+            </w:pPr>
+            <w:r>
+              <w:rPr>
+                <w:rFonts w:ascii="Calibri" w:hAnsi="Calibri"/>
+                <w:color w:val="1A202C"/>
+                <w:sz w:val="19"/>
+              </w:rPr>
+              <w:t>Web Browser</w:t>
+            </w:r>
+          </w:p>
+        </w:tc>
+        <w:tc>
+          <w:tcPr>
+            <w:tcW w:type="dxa" w:w="4032"/>
+            <w:shd w:val="clear" w:color="auto" w:fill="F7FAFC"/>
+            <w:tcMar>
+              <w:top w:w="100" w:type="dxa"/>
+              <w:bottom w:w="100" w:type="dxa"/>
+              <w:left w:w="140" w:type="dxa"/>
+              <w:right w:w="140" w:type="dxa"/>
+            </w:tcMar>
+          </w:tcPr>
+          <w:p>
+            <w:pPr>
+              <w:spacing w:before="0" w:after="0" w:line="276" w:lineRule="auto"/>
+              <w:jc w:val="left"/>
+            </w:pPr>
+            <w:r>
+              <w:rPr>
+                <w:rFonts w:ascii="Calibri" w:hAnsi="Calibri"/>
+                <w:color w:val="1A202C"/>
+                <w:sz w:val="19"/>
+              </w:rPr>
+              <w:t>Google Chrome (v110+), Mozilla Firefox (v115+), Microsoft Edge</w:t>
+            </w:r>
+          </w:p>
+        </w:tc>
+      </w:tr>
+      <w:tr>
+        <w:tc>
+          <w:tcPr>
+            <w:tcW w:type="dxa" w:w="2160"/>
+            <w:shd w:val="clear" w:color="auto" w:fill="FFFFFF"/>
+            <w:tcMar>
+              <w:top w:w="100" w:type="dxa"/>
+              <w:bottom w:w="100" w:type="dxa"/>
+              <w:left w:w="140" w:type="dxa"/>
+              <w:right w:w="140" w:type="dxa"/>
+            </w:tcMar>
+          </w:tcPr>
+          <w:p>
+            <w:pPr>
+              <w:spacing w:before="0" w:after="0" w:line="276" w:lineRule="auto"/>
+              <w:jc w:val="left"/>
+            </w:pPr>
+            <w:r>
+              <w:rPr>
+                <w:rFonts w:ascii="Calibri" w:hAnsi="Calibri"/>
+                <w:color w:val="1A202C"/>
+                <w:sz w:val="19"/>
+              </w:rPr>
+              <w:t>Software / Runtime</w:t>
+            </w:r>
+          </w:p>
+        </w:tc>
+        <w:tc>
+          <w:tcPr>
+            <w:tcW w:type="dxa" w:w="3168"/>
+            <w:shd w:val="clear" w:color="auto" w:fill="FFFFFF"/>
+            <w:tcMar>
+              <w:top w:w="100" w:type="dxa"/>
+              <w:bottom w:w="100" w:type="dxa"/>
+              <w:left w:w="140" w:type="dxa"/>
+              <w:right w:w="140" w:type="dxa"/>
+            </w:tcMar>
+          </w:tcPr>
+          <w:p>
+            <w:pPr>
+              <w:spacing w:before="0" w:after="0" w:line="276" w:lineRule="auto"/>
+              <w:jc w:val="left"/>
+            </w:pPr>
+            <w:r>
+              <w:rPr>
+                <w:rFonts w:ascii="Calibri" w:hAnsi="Calibri"/>
+                <w:color w:val="1A202C"/>
+                <w:sz w:val="19"/>
+              </w:rPr>
+              <w:t>Core Technologies</w:t>
+            </w:r>
+          </w:p>
+        </w:tc>
+        <w:tc>
+          <w:tcPr>
+            <w:tcW w:type="dxa" w:w="4032"/>
+            <w:shd w:val="clear" w:color="auto" w:fill="FFFFFF"/>
+            <w:tcMar>
+              <w:top w:w="100" w:type="dxa"/>
+              <w:bottom w:w="100" w:type="dxa"/>
+              <w:left w:w="140" w:type="dxa"/>
+              <w:right w:w="140" w:type="dxa"/>
+            </w:tcMar>
+          </w:tcPr>
+          <w:p>
+            <w:pPr>
+              <w:spacing w:before="0" w:after="0" w:line="276" w:lineRule="auto"/>
+              <w:jc w:val="left"/>
+            </w:pPr>
+            <w:r>
+              <w:rPr>
+                <w:rFonts w:ascii="Calibri" w:hAnsi="Calibri"/>
+                <w:color w:val="1A202C"/>
+                <w:sz w:val="19"/>
+              </w:rPr>
+              <w:t>HTML5, Vanilla CSS3 (Custom Variables), ECMAScript 2022 (Pure Vanilla JS)</w:t>
+            </w:r>
+          </w:p>
+        </w:tc>
+      </w:tr>
+      <w:tr>
+        <w:tc>
+          <w:tcPr>
+            <w:tcW w:type="dxa" w:w="2160"/>
+            <w:shd w:val="clear" w:color="auto" w:fill="F7FAFC"/>
+            <w:tcMar>
+              <w:top w:w="100" w:type="dxa"/>
+              <w:bottom w:w="100" w:type="dxa"/>
+              <w:left w:w="140" w:type="dxa"/>
+              <w:right w:w="140" w:type="dxa"/>
+            </w:tcMar>
+          </w:tcPr>
+          <w:p>
+            <w:pPr>
+              <w:spacing w:before="0" w:after="0" w:line="276" w:lineRule="auto"/>
+              <w:jc w:val="left"/>
+            </w:pPr>
+            <w:r>
+              <w:rPr>
+                <w:rFonts w:ascii="Calibri" w:hAnsi="Calibri"/>
+                <w:color w:val="1A202C"/>
+                <w:sz w:val="19"/>
+              </w:rPr>
+              <w:t>Software / Runtime</w:t>
+            </w:r>
+          </w:p>
+        </w:tc>
+        <w:tc>
+          <w:tcPr>
+            <w:tcW w:type="dxa" w:w="3168"/>
+            <w:shd w:val="clear" w:color="auto" w:fill="F7FAFC"/>
+            <w:tcMar>
+              <w:top w:w="100" w:type="dxa"/>
+              <w:bottom w:w="100" w:type="dxa"/>
+              <w:left w:w="140" w:type="dxa"/>
+              <w:right w:w="140" w:type="dxa"/>
+            </w:tcMar>
+          </w:tcPr>
+          <w:p>
+            <w:pPr>
+              <w:spacing w:before="0" w:after="0" w:line="276" w:lineRule="auto"/>
+              <w:jc w:val="left"/>
+            </w:pPr>
+            <w:r>
+              <w:rPr>
+                <w:rFonts w:ascii="Calibri" w:hAnsi="Calibri"/>
+                <w:color w:val="1A202C"/>
+                <w:sz w:val="19"/>
+              </w:rPr>
+              <w:t>Runtime &amp; Tooling</w:t>
+            </w:r>
+          </w:p>
+        </w:tc>
+        <w:tc>
+          <w:tcPr>
+            <w:tcW w:type="dxa" w:w="4032"/>
+            <w:shd w:val="clear" w:color="auto" w:fill="F7FAFC"/>
+            <w:tcMar>
+              <w:top w:w="100" w:type="dxa"/>
+              <w:bottom w:w="100" w:type="dxa"/>
+              <w:left w:w="140" w:type="dxa"/>
+              <w:right w:w="140" w:type="dxa"/>
+            </w:tcMar>
+          </w:tcPr>
+          <w:p>
+            <w:pPr>
+              <w:spacing w:before="0" w:after="0" w:line="276" w:lineRule="auto"/>
+              <w:jc w:val="left"/>
+            </w:pPr>
+            <w:r>
+              <w:rPr>
+                <w:rFonts w:ascii="Calibri" w:hAnsi="Calibri"/>
+                <w:color w:val="1A202C"/>
+                <w:sz w:val="19"/>
+              </w:rPr>
+              <w:t>Node.js LTS (v20+) for local asset bundling &amp; Python 3.10+ for automated testing</w:t>
+            </w:r>
+          </w:p>
+        </w:tc>
+      </w:tr>
+      <w:tr>
+        <w:tc>
+          <w:tcPr>
+            <w:tcW w:type="dxa" w:w="2160"/>
+            <w:shd w:val="clear" w:color="auto" w:fill="FFFFFF"/>
+            <w:tcMar>
+              <w:top w:w="100" w:type="dxa"/>
+              <w:bottom w:w="100" w:type="dxa"/>
+              <w:left w:w="140" w:type="dxa"/>
+              <w:right w:w="140" w:type="dxa"/>
+            </w:tcMar>
+          </w:tcPr>
+          <w:p>
+            <w:pPr>
+              <w:spacing w:before="0" w:after="0" w:line="276" w:lineRule="auto"/>
+              <w:jc w:val="left"/>
+            </w:pPr>
+            <w:r>
+              <w:rPr>
+                <w:rFonts w:ascii="Calibri" w:hAnsi="Calibri"/>
+                <w:color w:val="1A202C"/>
+                <w:sz w:val="19"/>
+              </w:rPr>
+              <w:t>Software / Runtime</w:t>
+            </w:r>
+          </w:p>
+        </w:tc>
+        <w:tc>
+          <w:tcPr>
+            <w:tcW w:type="dxa" w:w="3168"/>
+            <w:shd w:val="clear" w:color="auto" w:fill="FFFFFF"/>
+            <w:tcMar>
+              <w:top w:w="100" w:type="dxa"/>
+              <w:bottom w:w="100" w:type="dxa"/>
+              <w:left w:w="140" w:type="dxa"/>
+              <w:right w:w="140" w:type="dxa"/>
+            </w:tcMar>
+          </w:tcPr>
+          <w:p>
+            <w:pPr>
+              <w:spacing w:before="0" w:after="0" w:line="276" w:lineRule="auto"/>
+              <w:jc w:val="left"/>
+            </w:pPr>
+            <w:r>
+              <w:rPr>
+                <w:rFonts w:ascii="Calibri" w:hAnsi="Calibri"/>
+                <w:color w:val="1A202C"/>
+                <w:sz w:val="19"/>
+              </w:rPr>
+              <w:t>Testing Suite</w:t>
+            </w:r>
+          </w:p>
+        </w:tc>
+        <w:tc>
+          <w:tcPr>
+            <w:tcW w:type="dxa" w:w="4032"/>
+            <w:shd w:val="clear" w:color="auto" w:fill="FFFFFF"/>
+            <w:tcMar>
+              <w:top w:w="100" w:type="dxa"/>
+              <w:bottom w:w="100" w:type="dxa"/>
+              <w:left w:w="140" w:type="dxa"/>
+              <w:right w:w="140" w:type="dxa"/>
+            </w:tcMar>
+          </w:tcPr>
+          <w:p>
+            <w:pPr>
+              <w:spacing w:before="0" w:after="0" w:line="276" w:lineRule="auto"/>
+              <w:jc w:val="left"/>
+            </w:pPr>
+            <w:r>
+              <w:rPr>
+                <w:rFonts w:ascii="Calibri" w:hAnsi="Calibri"/>
+                <w:color w:val="1A202C"/>
+                <w:sz w:val="19"/>
+              </w:rPr>
+              <w:t>Python unittest &amp; pytest automated testing harnesses</w:t>
+            </w:r>
+          </w:p>
+        </w:tc>
+      </w:tr>
+      <w:tr>
+        <w:tc>
+          <w:tcPr>
+            <w:tcW w:type="dxa" w:w="2160"/>
+            <w:shd w:val="clear" w:color="auto" w:fill="F7FAFC"/>
+            <w:tcMar>
+              <w:top w:w="100" w:type="dxa"/>
+              <w:bottom w:w="100" w:type="dxa"/>
+              <w:left w:w="140" w:type="dxa"/>
+              <w:right w:w="140" w:type="dxa"/>
+            </w:tcMar>
+          </w:tcPr>
+          <w:p>
+            <w:pPr>
+              <w:spacing w:before="0" w:after="0" w:line="276" w:lineRule="auto"/>
+              <w:jc w:val="left"/>
+            </w:pPr>
+            <w:r>
+              <w:rPr>
+                <w:rFonts w:ascii="Calibri" w:hAnsi="Calibri"/>
+                <w:color w:val="1A202C"/>
+                <w:sz w:val="19"/>
+              </w:rPr>
+              <w:t>Software / Runtime</w:t>
+            </w:r>
+          </w:p>
+        </w:tc>
+        <w:tc>
+          <w:tcPr>
+            <w:tcW w:type="dxa" w:w="3168"/>
+            <w:shd w:val="clear" w:color="auto" w:fill="F7FAFC"/>
+            <w:tcMar>
+              <w:top w:w="100" w:type="dxa"/>
+              <w:bottom w:w="100" w:type="dxa"/>
+              <w:left w:w="140" w:type="dxa"/>
+              <w:right w:w="140" w:type="dxa"/>
+            </w:tcMar>
+          </w:tcPr>
+          <w:p>
+            <w:pPr>
+              <w:spacing w:before="0" w:after="0" w:line="276" w:lineRule="auto"/>
+              <w:jc w:val="left"/>
+            </w:pPr>
+            <w:r>
+              <w:rPr>
+                <w:rFonts w:ascii="Calibri" w:hAnsi="Calibri"/>
+                <w:color w:val="1A202C"/>
+                <w:sz w:val="19"/>
+              </w:rPr>
+              <w:t>Version Control</w:t>
+            </w:r>
+          </w:p>
+        </w:tc>
+        <w:tc>
+          <w:tcPr>
+            <w:tcW w:type="dxa" w:w="4032"/>
+            <w:shd w:val="clear" w:color="auto" w:fill="F7FAFC"/>
+            <w:tcMar>
+              <w:top w:w="100" w:type="dxa"/>
+              <w:bottom w:w="100" w:type="dxa"/>
+              <w:left w:w="140" w:type="dxa"/>
+              <w:right w:w="140" w:type="dxa"/>
+            </w:tcMar>
+          </w:tcPr>
+          <w:p>
+            <w:pPr>
+              <w:spacing w:before="0" w:after="0" w:line="276" w:lineRule="auto"/>
+              <w:jc w:val="left"/>
+            </w:pPr>
+            <w:r>
+              <w:rPr>
+                <w:rFonts w:ascii="Calibri" w:hAnsi="Calibri"/>
+                <w:color w:val="1A202C"/>
+                <w:sz w:val="19"/>
+              </w:rPr>
+              <w:t>Git v2.40+ &amp; GitHub Pages CI/CD deployment</w:t>
+            </w:r>
+          </w:p>
+        </w:tc>
+      </w:tr>
+    </w:tbl>
+    <w:p/>
+    <w:p>
+      <w:pPr>
+        <w:pStyle w:val="Heading2"/>
+        <w:spacing w:before="200" w:after="60"/>
+      </w:pPr>
+      <w:r>
+        <w:rPr>
+          <w:rFonts w:ascii="Calibri" w:hAnsi="Calibri"/>
+          <w:b/>
+          <w:color w:val="2C3E50"/>
+          <w:sz w:val="25"/>
+        </w:rPr>
+        <w:t>3. Theoretical Foundation &amp; Risk Exposure Formula</w:t>
+      </w:r>
+    </w:p>
+    <w:p>
+      <w:pPr>
+        <w:spacing w:before="0" w:after="90" w:line="276" w:lineRule="auto"/>
+      </w:pPr>
+      <w:r>
+        <w:rPr>
+          <w:rFonts w:ascii="Calibri" w:hAnsi="Calibri"/>
+          <w:color w:val="1A202C"/>
+          <w:sz w:val="21"/>
+        </w:rPr>
+        <w:t>Risk analysis is a vital engineering discipline. Proactive risk management minimizes project disruption before potential vulnerabilities realize into critical operational failures.</w:t>
+      </w:r>
+    </w:p>
+    <w:tbl>
+      <w:tblPr>
+        <w:tblW w:type="auto" w:w="0"/>
+        <w:jc w:val="center"/>
+        <w:tblLook w:firstColumn="1" w:firstRow="1" w:lastColumn="0" w:lastRow="0" w:noHBand="0" w:noVBand="1" w:val="04A0"/>
+        <w:tblBorders>
+          <w:left w:val="single" w:sz="24" w:space="0" w:color="1B4D4B"/>
+          <w:top w:val="none"/>
+          <w:bottom w:val="none"/>
+          <w:right w:val="none"/>
+          <w:insideH w:val="none"/>
+          <w:insideV w:val="none"/>
+        </w:tblBorders>
+      </w:tblPr>
+      <w:tblGrid>
+        <w:gridCol w:w="9360"/>
+      </w:tblGrid>
+      <w:tr>
+        <w:tc>
+          <w:tcPr>
+            <w:tcW w:type="dxa" w:w="9360"/>
+            <w:shd w:val="clear" w:color="auto" w:fill="F8FAFC"/>
+            <w:tcMar>
+              <w:top w:w="120" w:type="dxa"/>
+              <w:bottom w:w="120" w:type="dxa"/>
+              <w:left w:w="180" w:type="dxa"/>
+              <w:right w:w="180" w:type="dxa"/>
+            </w:tcMar>
+          </w:tcPr>
+          <w:p>
+            <w:pPr>
+              <w:spacing w:before="0" w:after="40"/>
+            </w:pPr>
+            <w:r>
+              <w:rPr>
+                <w:rFonts w:ascii="Calibri" w:hAnsi="Calibri"/>
+                <w:b/>
+                <w:color w:val="1B4D4B"/>
+                <w:sz w:val="20"/>
+              </w:rPr>
+              <w:t>MATHEMATICAL RISK QUANTIFICATION</w:t>
+              <w:br/>
+            </w:r>
+            <w:r>
+              <w:rPr>
+                <w:rFonts w:ascii="Calibri" w:hAnsi="Calibri"/>
+                <w:i/>
+                <w:color w:val="1A202C"/>
+                <w:sz w:val="20"/>
+              </w:rPr>
+              <w:t>Risk Exposure Formula: RE = P x I</w:t>
+              <w:br/>
+              <w:t>Where P is the Probability of Occurrence (scaled 0.1 to 1.0 or 1 to 5), and I is the Impact severity if realized (scaled 1 to 5).</w:t>
+              <w:br/>
+              <w:t>High RE values mandate prioritized mitigation strategies.</w:t>
+            </w:r>
+          </w:p>
+        </w:tc>
+      </w:tr>
+    </w:tbl>
+    <w:p/>
+    <w:p>
+      <w:pPr>
+        <w:pStyle w:val="Heading2"/>
+        <w:spacing w:before="200" w:after="60"/>
+      </w:pPr>
+      <w:r>
+        <w:rPr>
+          <w:rFonts w:ascii="Calibri" w:hAnsi="Calibri"/>
+          <w:b/>
+          <w:color w:val="2C3E50"/>
+          <w:sz w:val="25"/>
+        </w:rPr>
+        <w:t>4. Risk Identification &amp; Prioritization Matrix</w:t>
+      </w:r>
+    </w:p>
+    <w:tbl>
+      <w:tblPr>
+        <w:tblW w:type="auto" w:w="0"/>
+        <w:jc w:val="center"/>
+        <w:tblLayout w:type="fixed"/>
+        <w:tblLook w:firstColumn="1" w:firstRow="1" w:lastColumn="0" w:lastRow="0" w:noHBand="0" w:noVBand="1" w:val="04A0"/>
+        <w:tblBorders>
+          <w:top w:val="single" w:sz="4" w:space="0" w:color="D1D5DB"/>
+          <w:left w:val="single" w:sz="4" w:space="0" w:color="D1D5DB"/>
+          <w:bottom w:val="single" w:sz="4" w:space="0" w:color="D1D5DB"/>
+          <w:right w:val="single" w:sz="4" w:space="0" w:color="D1D5DB"/>
+          <w:insideH w:val="single" w:sz="4" w:space="0" w:color="D1D5DB"/>
+          <w:insideV w:val="single" w:sz="4" w:space="0" w:color="D1D5DB"/>
+        </w:tblBorders>
+      </w:tblPr>
+      <w:tblGrid>
+        <w:gridCol w:w="1337"/>
+        <w:gridCol w:w="1337"/>
+        <w:gridCol w:w="1337"/>
+        <w:gridCol w:w="1337"/>
+        <w:gridCol w:w="1337"/>
+        <w:gridCol w:w="1337"/>
+        <w:gridCol w:w="1337"/>
+      </w:tblGrid>
+      <w:tr>
+        <w:tc>
+          <w:tcPr>
+            <w:tcW w:type="dxa" w:w="1152"/>
+            <w:shd w:val="clear" w:color="auto" w:fill="1B4D4B"/>
+            <w:tcMar>
+              <w:top w:w="120" w:type="dxa"/>
+              <w:bottom w:w="120" w:type="dxa"/>
+              <w:left w:w="140" w:type="dxa"/>
+              <w:right w:w="140" w:type="dxa"/>
+            </w:tcMar>
+          </w:tcPr>
+          <w:p>
+            <w:pPr>
+              <w:spacing w:before="0" w:after="0"/>
               <w:jc w:val="left"/>
             </w:pPr>
             <w:r>
@@ -490,43 +1647,18 @@
         </w:tc>
         <w:tc>
           <w:tcPr>
-            <w:tcW w:type="dxa" w:w="2160"/>
+            <w:tcW w:type="dxa" w:w="3168"/>
             <w:shd w:val="clear" w:color="auto" w:fill="1B4D4B"/>
             <w:tcMar>
               <w:top w:w="120" w:type="dxa"/>
               <w:bottom w:w="120" w:type="dxa"/>
-              <w:left w:w="150" w:type="dxa"/>
-              <w:right w:w="150" w:type="dxa"/>
+              <w:left w:w="140" w:type="dxa"/>
+              <w:right w:w="140" w:type="dxa"/>
             </w:tcMar>
           </w:tcPr>
           <w:p>
             <w:pPr>
-              <w:jc w:val="left"/>
-            </w:pPr>
-            <w:r>
-              <w:rPr>
-                <w:rFonts w:ascii="Calibri" w:hAnsi="Calibri"/>
-                <w:b/>
-                <w:color w:val="FFFFFF"/>
-                <w:sz w:val="20"/>
-              </w:rPr>
-              <w:t>Risk Category</w:t>
-            </w:r>
-          </w:p>
-        </w:tc>
-        <w:tc>
-          <w:tcPr>
-            <w:tcW w:type="dxa" w:w="2160"/>
-            <w:shd w:val="clear" w:color="auto" w:fill="1B4D4B"/>
-            <w:tcMar>
-              <w:top w:w="120" w:type="dxa"/>
-              <w:bottom w:w="120" w:type="dxa"/>
-              <w:left w:w="150" w:type="dxa"/>
-              <w:right w:w="150" w:type="dxa"/>
-            </w:tcMar>
-          </w:tcPr>
-          <w:p>
-            <w:pPr>
+              <w:spacing w:before="0" w:after="0"/>
               <w:jc w:val="left"/>
             </w:pPr>
             <w:r>
@@ -542,17 +1674,18 @@
         </w:tc>
         <w:tc>
           <w:tcPr>
-            <w:tcW w:type="dxa" w:w="2160"/>
+            <w:tcW w:type="dxa" w:w="1584"/>
             <w:shd w:val="clear" w:color="auto" w:fill="1B4D4B"/>
             <w:tcMar>
               <w:top w:w="120" w:type="dxa"/>
               <w:bottom w:w="120" w:type="dxa"/>
-              <w:left w:w="150" w:type="dxa"/>
-              <w:right w:w="150" w:type="dxa"/>
+              <w:left w:w="140" w:type="dxa"/>
+              <w:right w:w="140" w:type="dxa"/>
             </w:tcMar>
           </w:tcPr>
           <w:p>
             <w:pPr>
+              <w:spacing w:before="0" w:after="0"/>
               <w:jc w:val="left"/>
             </w:pPr>
             <w:r>
@@ -562,1080 +1695,24 @@
                 <w:color w:val="FFFFFF"/>
                 <w:sz w:val="20"/>
               </w:rPr>
-              <w:t>Potential Project Impact</w:t>
-            </w:r>
-          </w:p>
-        </w:tc>
-      </w:tr>
-      <w:tr>
-        <w:tc>
-          <w:tcPr>
-            <w:tcW w:type="dxa" w:w="2160"/>
-            <w:shd w:val="clear" w:color="auto" w:fill="FFFFFF"/>
-            <w:tcMar>
-              <w:top w:w="100" w:type="dxa"/>
-              <w:bottom w:w="100" w:type="dxa"/>
-              <w:left w:w="150" w:type="dxa"/>
-              <w:right w:w="150" w:type="dxa"/>
-            </w:tcMar>
-          </w:tcPr>
-          <w:p>
-            <w:pPr>
-              <w:jc w:val="left"/>
-            </w:pPr>
-            <w:r>
-              <w:rPr>
-                <w:rFonts w:ascii="Calibri" w:hAnsi="Calibri"/>
-                <w:color w:val="333333"/>
-                <w:sz w:val="19"/>
-              </w:rPr>
-              <w:t>R1</w:t>
+              <w:t>Category</w:t>
             </w:r>
           </w:p>
         </w:tc>
         <w:tc>
           <w:tcPr>
-            <w:tcW w:type="dxa" w:w="2160"/>
-            <w:shd w:val="clear" w:color="auto" w:fill="FFFFFF"/>
+            <w:tcW w:type="dxa" w:w="1008"/>
+            <w:shd w:val="clear" w:color="auto" w:fill="1B4D4B"/>
             <w:tcMar>
-              <w:top w:w="100" w:type="dxa"/>
-              <w:bottom w:w="100" w:type="dxa"/>
-              <w:left w:w="150" w:type="dxa"/>
-              <w:right w:w="150" w:type="dxa"/>
+              <w:top w:w="120" w:type="dxa"/>
+              <w:bottom w:w="120" w:type="dxa"/>
+              <w:left w:w="140" w:type="dxa"/>
+              <w:right w:w="140" w:type="dxa"/>
             </w:tcMar>
           </w:tcPr>
           <w:p>
             <w:pPr>
-              <w:jc w:val="left"/>
-            </w:pPr>
-            <w:r>
-              <w:rPr>
-                <w:rFonts w:ascii="Calibri" w:hAnsi="Calibri"/>
-                <w:color w:val="333333"/>
-                <w:sz w:val="19"/>
-              </w:rPr>
-              <w:t>Data Storage</w:t>
-            </w:r>
-          </w:p>
-        </w:tc>
-        <w:tc>
-          <w:tcPr>
-            <w:tcW w:type="dxa" w:w="2160"/>
-            <w:shd w:val="clear" w:color="auto" w:fill="FFFFFF"/>
-            <w:tcMar>
-              <w:top w:w="100" w:type="dxa"/>
-              <w:bottom w:w="100" w:type="dxa"/>
-              <w:left w:w="150" w:type="dxa"/>
-              <w:right w:w="150" w:type="dxa"/>
-            </w:tcMar>
-          </w:tcPr>
-          <w:p>
-            <w:pPr>
-              <w:jc w:val="left"/>
-            </w:pPr>
-            <w:r>
-              <w:rPr>
-                <w:rFonts w:ascii="Calibri" w:hAnsi="Calibri"/>
-                <w:color w:val="333333"/>
-                <w:sz w:val="19"/>
-              </w:rPr>
-              <w:t>Browser localStorage 5MB quota exhaustion after thousands of invoices.</w:t>
-            </w:r>
-          </w:p>
-        </w:tc>
-        <w:tc>
-          <w:tcPr>
-            <w:tcW w:type="dxa" w:w="2160"/>
-            <w:shd w:val="clear" w:color="auto" w:fill="FFFFFF"/>
-            <w:tcMar>
-              <w:top w:w="100" w:type="dxa"/>
-              <w:bottom w:w="100" w:type="dxa"/>
-              <w:left w:w="150" w:type="dxa"/>
-              <w:right w:w="150" w:type="dxa"/>
-            </w:tcMar>
-          </w:tcPr>
-          <w:p>
-            <w:pPr>
-              <w:jc w:val="left"/>
-            </w:pPr>
-            <w:r>
-              <w:rPr>
-                <w:rFonts w:ascii="Calibri" w:hAnsi="Calibri"/>
-                <w:color w:val="333333"/>
-                <w:sz w:val="19"/>
-              </w:rPr>
-              <w:t>Inability to persist new invoices.</w:t>
-            </w:r>
-          </w:p>
-        </w:tc>
-      </w:tr>
-      <w:tr>
-        <w:tc>
-          <w:tcPr>
-            <w:tcW w:type="dxa" w:w="2160"/>
-            <w:shd w:val="clear" w:color="auto" w:fill="F4F6F6"/>
-            <w:tcMar>
-              <w:top w:w="100" w:type="dxa"/>
-              <w:bottom w:w="100" w:type="dxa"/>
-              <w:left w:w="150" w:type="dxa"/>
-              <w:right w:w="150" w:type="dxa"/>
-            </w:tcMar>
-          </w:tcPr>
-          <w:p>
-            <w:pPr>
-              <w:jc w:val="left"/>
-            </w:pPr>
-            <w:r>
-              <w:rPr>
-                <w:rFonts w:ascii="Calibri" w:hAnsi="Calibri"/>
-                <w:color w:val="333333"/>
-                <w:sz w:val="19"/>
-              </w:rPr>
-              <w:t>R2</w:t>
-            </w:r>
-          </w:p>
-        </w:tc>
-        <w:tc>
-          <w:tcPr>
-            <w:tcW w:type="dxa" w:w="2160"/>
-            <w:shd w:val="clear" w:color="auto" w:fill="F4F6F6"/>
-            <w:tcMar>
-              <w:top w:w="100" w:type="dxa"/>
-              <w:bottom w:w="100" w:type="dxa"/>
-              <w:left w:w="150" w:type="dxa"/>
-              <w:right w:w="150" w:type="dxa"/>
-            </w:tcMar>
-          </w:tcPr>
-          <w:p>
-            <w:pPr>
-              <w:jc w:val="left"/>
-            </w:pPr>
-            <w:r>
-              <w:rPr>
-                <w:rFonts w:ascii="Calibri" w:hAnsi="Calibri"/>
-                <w:color w:val="333333"/>
-                <w:sz w:val="19"/>
-              </w:rPr>
-              <w:t>Data Loss</w:t>
-            </w:r>
-          </w:p>
-        </w:tc>
-        <w:tc>
-          <w:tcPr>
-            <w:tcW w:type="dxa" w:w="2160"/>
-            <w:shd w:val="clear" w:color="auto" w:fill="F4F6F6"/>
-            <w:tcMar>
-              <w:top w:w="100" w:type="dxa"/>
-              <w:bottom w:w="100" w:type="dxa"/>
-              <w:left w:w="150" w:type="dxa"/>
-              <w:right w:w="150" w:type="dxa"/>
-            </w:tcMar>
-          </w:tcPr>
-          <w:p>
-            <w:pPr>
-              <w:jc w:val="left"/>
-            </w:pPr>
-            <w:r>
-              <w:rPr>
-                <w:rFonts w:ascii="Calibri" w:hAnsi="Calibri"/>
-                <w:color w:val="333333"/>
-                <w:sz w:val="19"/>
-              </w:rPr>
-              <w:t>Accidental browser cache/cookie clearance by user.</w:t>
-            </w:r>
-          </w:p>
-        </w:tc>
-        <w:tc>
-          <w:tcPr>
-            <w:tcW w:type="dxa" w:w="2160"/>
-            <w:shd w:val="clear" w:color="auto" w:fill="F4F6F6"/>
-            <w:tcMar>
-              <w:top w:w="100" w:type="dxa"/>
-              <w:bottom w:w="100" w:type="dxa"/>
-              <w:left w:w="150" w:type="dxa"/>
-              <w:right w:w="150" w:type="dxa"/>
-            </w:tcMar>
-          </w:tcPr>
-          <w:p>
-            <w:pPr>
-              <w:jc w:val="left"/>
-            </w:pPr>
-            <w:r>
-              <w:rPr>
-                <w:rFonts w:ascii="Calibri" w:hAnsi="Calibri"/>
-                <w:color w:val="333333"/>
-                <w:sz w:val="19"/>
-              </w:rPr>
-              <w:t>Complete deletion of local records.</w:t>
-            </w:r>
-          </w:p>
-        </w:tc>
-      </w:tr>
-      <w:tr>
-        <w:tc>
-          <w:tcPr>
-            <w:tcW w:type="dxa" w:w="2160"/>
-            <w:shd w:val="clear" w:color="auto" w:fill="FFFFFF"/>
-            <w:tcMar>
-              <w:top w:w="100" w:type="dxa"/>
-              <w:bottom w:w="100" w:type="dxa"/>
-              <w:left w:w="150" w:type="dxa"/>
-              <w:right w:w="150" w:type="dxa"/>
-            </w:tcMar>
-          </w:tcPr>
-          <w:p>
-            <w:pPr>
-              <w:jc w:val="left"/>
-            </w:pPr>
-            <w:r>
-              <w:rPr>
-                <w:rFonts w:ascii="Calibri" w:hAnsi="Calibri"/>
-                <w:color w:val="333333"/>
-                <w:sz w:val="19"/>
-              </w:rPr>
-              <w:t>R3</w:t>
-            </w:r>
-          </w:p>
-        </w:tc>
-        <w:tc>
-          <w:tcPr>
-            <w:tcW w:type="dxa" w:w="2160"/>
-            <w:shd w:val="clear" w:color="auto" w:fill="FFFFFF"/>
-            <w:tcMar>
-              <w:top w:w="100" w:type="dxa"/>
-              <w:bottom w:w="100" w:type="dxa"/>
-              <w:left w:w="150" w:type="dxa"/>
-              <w:right w:w="150" w:type="dxa"/>
-            </w:tcMar>
-          </w:tcPr>
-          <w:p>
-            <w:pPr>
-              <w:jc w:val="left"/>
-            </w:pPr>
-            <w:r>
-              <w:rPr>
-                <w:rFonts w:ascii="Calibri" w:hAnsi="Calibri"/>
-                <w:color w:val="333333"/>
-                <w:sz w:val="19"/>
-              </w:rPr>
-              <w:t>Rendering / UI</w:t>
-            </w:r>
-          </w:p>
-        </w:tc>
-        <w:tc>
-          <w:tcPr>
-            <w:tcW w:type="dxa" w:w="2160"/>
-            <w:shd w:val="clear" w:color="auto" w:fill="FFFFFF"/>
-            <w:tcMar>
-              <w:top w:w="100" w:type="dxa"/>
-              <w:bottom w:w="100" w:type="dxa"/>
-              <w:left w:w="150" w:type="dxa"/>
-              <w:right w:w="150" w:type="dxa"/>
-            </w:tcMar>
-          </w:tcPr>
-          <w:p>
-            <w:pPr>
-              <w:jc w:val="left"/>
-            </w:pPr>
-            <w:r>
-              <w:rPr>
-                <w:rFonts w:ascii="Calibri" w:hAnsi="Calibri"/>
-                <w:color w:val="333333"/>
-                <w:sz w:val="19"/>
-              </w:rPr>
-              <w:t>HTML-to-canvas rendering discrepancies across Safari vs Chrome.</w:t>
-            </w:r>
-          </w:p>
-        </w:tc>
-        <w:tc>
-          <w:tcPr>
-            <w:tcW w:type="dxa" w:w="2160"/>
-            <w:shd w:val="clear" w:color="auto" w:fill="FFFFFF"/>
-            <w:tcMar>
-              <w:top w:w="100" w:type="dxa"/>
-              <w:bottom w:w="100" w:type="dxa"/>
-              <w:left w:w="150" w:type="dxa"/>
-              <w:right w:w="150" w:type="dxa"/>
-            </w:tcMar>
-          </w:tcPr>
-          <w:p>
-            <w:pPr>
-              <w:jc w:val="left"/>
-            </w:pPr>
-            <w:r>
-              <w:rPr>
-                <w:rFonts w:ascii="Calibri" w:hAnsi="Calibri"/>
-                <w:color w:val="333333"/>
-                <w:sz w:val="19"/>
-              </w:rPr>
-              <w:t>Distorted PDF output formatting.</w:t>
-            </w:r>
-          </w:p>
-        </w:tc>
-      </w:tr>
-      <w:tr>
-        <w:tc>
-          <w:tcPr>
-            <w:tcW w:type="dxa" w:w="2160"/>
-            <w:shd w:val="clear" w:color="auto" w:fill="F4F6F6"/>
-            <w:tcMar>
-              <w:top w:w="100" w:type="dxa"/>
-              <w:bottom w:w="100" w:type="dxa"/>
-              <w:left w:w="150" w:type="dxa"/>
-              <w:right w:w="150" w:type="dxa"/>
-            </w:tcMar>
-          </w:tcPr>
-          <w:p>
-            <w:pPr>
-              <w:jc w:val="left"/>
-            </w:pPr>
-            <w:r>
-              <w:rPr>
-                <w:rFonts w:ascii="Calibri" w:hAnsi="Calibri"/>
-                <w:color w:val="333333"/>
-                <w:sz w:val="19"/>
-              </w:rPr>
-              <w:t>R4</w:t>
-            </w:r>
-          </w:p>
-        </w:tc>
-        <w:tc>
-          <w:tcPr>
-            <w:tcW w:type="dxa" w:w="2160"/>
-            <w:shd w:val="clear" w:color="auto" w:fill="F4F6F6"/>
-            <w:tcMar>
-              <w:top w:w="100" w:type="dxa"/>
-              <w:bottom w:w="100" w:type="dxa"/>
-              <w:left w:w="150" w:type="dxa"/>
-              <w:right w:w="150" w:type="dxa"/>
-            </w:tcMar>
-          </w:tcPr>
-          <w:p>
-            <w:pPr>
-              <w:jc w:val="left"/>
-            </w:pPr>
-            <w:r>
-              <w:rPr>
-                <w:rFonts w:ascii="Calibri" w:hAnsi="Calibri"/>
-                <w:color w:val="333333"/>
-                <w:sz w:val="19"/>
-              </w:rPr>
-              <w:t>Financial Logic</w:t>
-            </w:r>
-          </w:p>
-        </w:tc>
-        <w:tc>
-          <w:tcPr>
-            <w:tcW w:type="dxa" w:w="2160"/>
-            <w:shd w:val="clear" w:color="auto" w:fill="F4F6F6"/>
-            <w:tcMar>
-              <w:top w:w="100" w:type="dxa"/>
-              <w:bottom w:w="100" w:type="dxa"/>
-              <w:left w:w="150" w:type="dxa"/>
-              <w:right w:w="150" w:type="dxa"/>
-            </w:tcMar>
-          </w:tcPr>
-          <w:p>
-            <w:pPr>
-              <w:jc w:val="left"/>
-            </w:pPr>
-            <w:r>
-              <w:rPr>
-                <w:rFonts w:ascii="Calibri" w:hAnsi="Calibri"/>
-                <w:color w:val="333333"/>
-                <w:sz w:val="19"/>
-              </w:rPr>
-              <w:t>Rounding discrepancies causing ±0.01 fractional currency imbalance.</w:t>
-            </w:r>
-          </w:p>
-        </w:tc>
-        <w:tc>
-          <w:tcPr>
-            <w:tcW w:type="dxa" w:w="2160"/>
-            <w:shd w:val="clear" w:color="auto" w:fill="F4F6F6"/>
-            <w:tcMar>
-              <w:top w:w="100" w:type="dxa"/>
-              <w:bottom w:w="100" w:type="dxa"/>
-              <w:left w:w="150" w:type="dxa"/>
-              <w:right w:w="150" w:type="dxa"/>
-            </w:tcMar>
-          </w:tcPr>
-          <w:p>
-            <w:pPr>
-              <w:jc w:val="left"/>
-            </w:pPr>
-            <w:r>
-              <w:rPr>
-                <w:rFonts w:ascii="Calibri" w:hAnsi="Calibri"/>
-                <w:color w:val="333333"/>
-                <w:sz w:val="19"/>
-              </w:rPr>
-              <w:t>Accounting reconciliation mismatch.</w:t>
-            </w:r>
-          </w:p>
-        </w:tc>
-      </w:tr>
-      <w:tr>
-        <w:tc>
-          <w:tcPr>
-            <w:tcW w:type="dxa" w:w="2160"/>
-            <w:shd w:val="clear" w:color="auto" w:fill="FFFFFF"/>
-            <w:tcMar>
-              <w:top w:w="100" w:type="dxa"/>
-              <w:bottom w:w="100" w:type="dxa"/>
-              <w:left w:w="150" w:type="dxa"/>
-              <w:right w:w="150" w:type="dxa"/>
-            </w:tcMar>
-          </w:tcPr>
-          <w:p>
-            <w:pPr>
-              <w:jc w:val="left"/>
-            </w:pPr>
-            <w:r>
-              <w:rPr>
-                <w:rFonts w:ascii="Calibri" w:hAnsi="Calibri"/>
-                <w:color w:val="333333"/>
-                <w:sz w:val="19"/>
-              </w:rPr>
-              <w:t>R5</w:t>
-            </w:r>
-          </w:p>
-        </w:tc>
-        <w:tc>
-          <w:tcPr>
-            <w:tcW w:type="dxa" w:w="2160"/>
-            <w:shd w:val="clear" w:color="auto" w:fill="FFFFFF"/>
-            <w:tcMar>
-              <w:top w:w="100" w:type="dxa"/>
-              <w:bottom w:w="100" w:type="dxa"/>
-              <w:left w:w="150" w:type="dxa"/>
-              <w:right w:w="150" w:type="dxa"/>
-            </w:tcMar>
-          </w:tcPr>
-          <w:p>
-            <w:pPr>
-              <w:jc w:val="left"/>
-            </w:pPr>
-            <w:r>
-              <w:rPr>
-                <w:rFonts w:ascii="Calibri" w:hAnsi="Calibri"/>
-                <w:color w:val="333333"/>
-                <w:sz w:val="19"/>
-              </w:rPr>
-              <w:t>Offline Caching</w:t>
-            </w:r>
-          </w:p>
-        </w:tc>
-        <w:tc>
-          <w:tcPr>
-            <w:tcW w:type="dxa" w:w="2160"/>
-            <w:shd w:val="clear" w:color="auto" w:fill="FFFFFF"/>
-            <w:tcMar>
-              <w:top w:w="100" w:type="dxa"/>
-              <w:bottom w:w="100" w:type="dxa"/>
-              <w:left w:w="150" w:type="dxa"/>
-              <w:right w:w="150" w:type="dxa"/>
-            </w:tcMar>
-          </w:tcPr>
-          <w:p>
-            <w:pPr>
-              <w:jc w:val="left"/>
-            </w:pPr>
-            <w:r>
-              <w:rPr>
-                <w:rFonts w:ascii="Calibri" w:hAnsi="Calibri"/>
-                <w:color w:val="333333"/>
-                <w:sz w:val="19"/>
-              </w:rPr>
-              <w:t>Service Worker serving stale application cache after update.</w:t>
-            </w:r>
-          </w:p>
-        </w:tc>
-        <w:tc>
-          <w:tcPr>
-            <w:tcW w:type="dxa" w:w="2160"/>
-            <w:shd w:val="clear" w:color="auto" w:fill="FFFFFF"/>
-            <w:tcMar>
-              <w:top w:w="100" w:type="dxa"/>
-              <w:bottom w:w="100" w:type="dxa"/>
-              <w:left w:w="150" w:type="dxa"/>
-              <w:right w:w="150" w:type="dxa"/>
-            </w:tcMar>
-          </w:tcPr>
-          <w:p>
-            <w:pPr>
-              <w:jc w:val="left"/>
-            </w:pPr>
-            <w:r>
-              <w:rPr>
-                <w:rFonts w:ascii="Calibri" w:hAnsi="Calibri"/>
-                <w:color w:val="333333"/>
-                <w:sz w:val="19"/>
-              </w:rPr>
-              <w:t>Users miss recent bug fixes/features.</w:t>
-            </w:r>
-          </w:p>
-        </w:tc>
-      </w:tr>
-      <w:tr>
-        <w:tc>
-          <w:tcPr>
-            <w:tcW w:type="dxa" w:w="2160"/>
-            <w:shd w:val="clear" w:color="auto" w:fill="F4F6F6"/>
-            <w:tcMar>
-              <w:top w:w="100" w:type="dxa"/>
-              <w:bottom w:w="100" w:type="dxa"/>
-              <w:left w:w="150" w:type="dxa"/>
-              <w:right w:w="150" w:type="dxa"/>
-            </w:tcMar>
-          </w:tcPr>
-          <w:p>
-            <w:pPr>
-              <w:jc w:val="left"/>
-            </w:pPr>
-            <w:r>
-              <w:rPr>
-                <w:rFonts w:ascii="Calibri" w:hAnsi="Calibri"/>
-                <w:color w:val="333333"/>
-                <w:sz w:val="19"/>
-              </w:rPr>
-              <w:t>R6</w:t>
-            </w:r>
-          </w:p>
-        </w:tc>
-        <w:tc>
-          <w:tcPr>
-            <w:tcW w:type="dxa" w:w="2160"/>
-            <w:shd w:val="clear" w:color="auto" w:fill="F4F6F6"/>
-            <w:tcMar>
-              <w:top w:w="100" w:type="dxa"/>
-              <w:bottom w:w="100" w:type="dxa"/>
-              <w:left w:w="150" w:type="dxa"/>
-              <w:right w:w="150" w:type="dxa"/>
-            </w:tcMar>
-          </w:tcPr>
-          <w:p>
-            <w:pPr>
-              <w:jc w:val="left"/>
-            </w:pPr>
-            <w:r>
-              <w:rPr>
-                <w:rFonts w:ascii="Calibri" w:hAnsi="Calibri"/>
-                <w:color w:val="333333"/>
-                <w:sz w:val="19"/>
-              </w:rPr>
-              <w:t>Hardware Input</w:t>
-            </w:r>
-          </w:p>
-        </w:tc>
-        <w:tc>
-          <w:tcPr>
-            <w:tcW w:type="dxa" w:w="2160"/>
-            <w:shd w:val="clear" w:color="auto" w:fill="F4F6F6"/>
-            <w:tcMar>
-              <w:top w:w="100" w:type="dxa"/>
-              <w:bottom w:w="100" w:type="dxa"/>
-              <w:left w:w="150" w:type="dxa"/>
-              <w:right w:w="150" w:type="dxa"/>
-            </w:tcMar>
-          </w:tcPr>
-          <w:p>
-            <w:pPr>
-              <w:jc w:val="left"/>
-            </w:pPr>
-            <w:r>
-              <w:rPr>
-                <w:rFonts w:ascii="Calibri" w:hAnsi="Calibri"/>
-                <w:color w:val="333333"/>
-                <w:sz w:val="19"/>
-              </w:rPr>
-              <w:t>Touch stylus signature distortion on high-DPI retina touchscreens.</w:t>
-            </w:r>
-          </w:p>
-        </w:tc>
-        <w:tc>
-          <w:tcPr>
-            <w:tcW w:type="dxa" w:w="2160"/>
-            <w:shd w:val="clear" w:color="auto" w:fill="F4F6F6"/>
-            <w:tcMar>
-              <w:top w:w="100" w:type="dxa"/>
-              <w:bottom w:w="100" w:type="dxa"/>
-              <w:left w:w="150" w:type="dxa"/>
-              <w:right w:w="150" w:type="dxa"/>
-            </w:tcMar>
-          </w:tcPr>
-          <w:p>
-            <w:pPr>
-              <w:jc w:val="left"/>
-            </w:pPr>
-            <w:r>
-              <w:rPr>
-                <w:rFonts w:ascii="Calibri" w:hAnsi="Calibri"/>
-                <w:color w:val="333333"/>
-                <w:sz w:val="19"/>
-              </w:rPr>
-              <w:t>Pixelated or illegible signatures.</w:t>
-            </w:r>
-          </w:p>
-        </w:tc>
-      </w:tr>
-      <w:tr>
-        <w:tc>
-          <w:tcPr>
-            <w:tcW w:type="dxa" w:w="2160"/>
-            <w:shd w:val="clear" w:color="auto" w:fill="FFFFFF"/>
-            <w:tcMar>
-              <w:top w:w="100" w:type="dxa"/>
-              <w:bottom w:w="100" w:type="dxa"/>
-              <w:left w:w="150" w:type="dxa"/>
-              <w:right w:w="150" w:type="dxa"/>
-            </w:tcMar>
-          </w:tcPr>
-          <w:p>
-            <w:pPr>
-              <w:jc w:val="left"/>
-            </w:pPr>
-            <w:r>
-              <w:rPr>
-                <w:rFonts w:ascii="Calibri" w:hAnsi="Calibri"/>
-                <w:color w:val="333333"/>
-                <w:sz w:val="19"/>
-              </w:rPr>
-              <w:t>R7</w:t>
-            </w:r>
-          </w:p>
-        </w:tc>
-        <w:tc>
-          <w:tcPr>
-            <w:tcW w:type="dxa" w:w="2160"/>
-            <w:shd w:val="clear" w:color="auto" w:fill="FFFFFF"/>
-            <w:tcMar>
-              <w:top w:w="100" w:type="dxa"/>
-              <w:bottom w:w="100" w:type="dxa"/>
-              <w:left w:w="150" w:type="dxa"/>
-              <w:right w:w="150" w:type="dxa"/>
-            </w:tcMar>
-          </w:tcPr>
-          <w:p>
-            <w:pPr>
-              <w:jc w:val="left"/>
-            </w:pPr>
-            <w:r>
-              <w:rPr>
-                <w:rFonts w:ascii="Calibri" w:hAnsi="Calibri"/>
-                <w:color w:val="333333"/>
-                <w:sz w:val="19"/>
-              </w:rPr>
-              <w:t>Privacy / Security</w:t>
-            </w:r>
-          </w:p>
-        </w:tc>
-        <w:tc>
-          <w:tcPr>
-            <w:tcW w:type="dxa" w:w="2160"/>
-            <w:shd w:val="clear" w:color="auto" w:fill="FFFFFF"/>
-            <w:tcMar>
-              <w:top w:w="100" w:type="dxa"/>
-              <w:bottom w:w="100" w:type="dxa"/>
-              <w:left w:w="150" w:type="dxa"/>
-              <w:right w:w="150" w:type="dxa"/>
-            </w:tcMar>
-          </w:tcPr>
-          <w:p>
-            <w:pPr>
-              <w:jc w:val="left"/>
-            </w:pPr>
-            <w:r>
-              <w:rPr>
-                <w:rFonts w:ascii="Calibri" w:hAnsi="Calibri"/>
-                <w:color w:val="333333"/>
-                <w:sz w:val="19"/>
-              </w:rPr>
-              <w:t>Sensitive billing details exposed on shared computers.</w:t>
-            </w:r>
-          </w:p>
-        </w:tc>
-        <w:tc>
-          <w:tcPr>
-            <w:tcW w:type="dxa" w:w="2160"/>
-            <w:shd w:val="clear" w:color="auto" w:fill="FFFFFF"/>
-            <w:tcMar>
-              <w:top w:w="100" w:type="dxa"/>
-              <w:bottom w:w="100" w:type="dxa"/>
-              <w:left w:w="150" w:type="dxa"/>
-              <w:right w:w="150" w:type="dxa"/>
-            </w:tcMar>
-          </w:tcPr>
-          <w:p>
-            <w:pPr>
-              <w:jc w:val="left"/>
-            </w:pPr>
-            <w:r>
-              <w:rPr>
-                <w:rFonts w:ascii="Calibri" w:hAnsi="Calibri"/>
-                <w:color w:val="333333"/>
-                <w:sz w:val="19"/>
-              </w:rPr>
-              <w:t>Unauthorized local data viewing.</w:t>
-            </w:r>
-          </w:p>
-        </w:tc>
-      </w:tr>
-      <w:tr>
-        <w:tc>
-          <w:tcPr>
-            <w:tcW w:type="dxa" w:w="2160"/>
-            <w:shd w:val="clear" w:color="auto" w:fill="F4F6F6"/>
-            <w:tcMar>
-              <w:top w:w="100" w:type="dxa"/>
-              <w:bottom w:w="100" w:type="dxa"/>
-              <w:left w:w="150" w:type="dxa"/>
-              <w:right w:w="150" w:type="dxa"/>
-            </w:tcMar>
-          </w:tcPr>
-          <w:p>
-            <w:pPr>
-              <w:jc w:val="left"/>
-            </w:pPr>
-            <w:r>
-              <w:rPr>
-                <w:rFonts w:ascii="Calibri" w:hAnsi="Calibri"/>
-                <w:color w:val="333333"/>
-                <w:sz w:val="19"/>
-              </w:rPr>
-              <w:t>R8</w:t>
-            </w:r>
-          </w:p>
-        </w:tc>
-        <w:tc>
-          <w:tcPr>
-            <w:tcW w:type="dxa" w:w="2160"/>
-            <w:shd w:val="clear" w:color="auto" w:fill="F4F6F6"/>
-            <w:tcMar>
-              <w:top w:w="100" w:type="dxa"/>
-              <w:bottom w:w="100" w:type="dxa"/>
-              <w:left w:w="150" w:type="dxa"/>
-              <w:right w:w="150" w:type="dxa"/>
-            </w:tcMar>
-          </w:tcPr>
-          <w:p>
-            <w:pPr>
-              <w:jc w:val="left"/>
-            </w:pPr>
-            <w:r>
-              <w:rPr>
-                <w:rFonts w:ascii="Calibri" w:hAnsi="Calibri"/>
-                <w:color w:val="333333"/>
-                <w:sz w:val="19"/>
-              </w:rPr>
-              <w:t>Dependency Risk</w:t>
-            </w:r>
-          </w:p>
-        </w:tc>
-        <w:tc>
-          <w:tcPr>
-            <w:tcW w:type="dxa" w:w="2160"/>
-            <w:shd w:val="clear" w:color="auto" w:fill="F4F6F6"/>
-            <w:tcMar>
-              <w:top w:w="100" w:type="dxa"/>
-              <w:bottom w:w="100" w:type="dxa"/>
-              <w:left w:w="150" w:type="dxa"/>
-              <w:right w:w="150" w:type="dxa"/>
-            </w:tcMar>
-          </w:tcPr>
-          <w:p>
-            <w:pPr>
-              <w:jc w:val="left"/>
-            </w:pPr>
-            <w:r>
-              <w:rPr>
-                <w:rFonts w:ascii="Calibri" w:hAnsi="Calibri"/>
-                <w:color w:val="333333"/>
-                <w:sz w:val="19"/>
-              </w:rPr>
-              <w:t>External CDN failure (Google Fonts or html2pdf CDN down).</w:t>
-            </w:r>
-          </w:p>
-        </w:tc>
-        <w:tc>
-          <w:tcPr>
-            <w:tcW w:type="dxa" w:w="2160"/>
-            <w:shd w:val="clear" w:color="auto" w:fill="F4F6F6"/>
-            <w:tcMar>
-              <w:top w:w="100" w:type="dxa"/>
-              <w:bottom w:w="100" w:type="dxa"/>
-              <w:left w:w="150" w:type="dxa"/>
-              <w:right w:w="150" w:type="dxa"/>
-            </w:tcMar>
-          </w:tcPr>
-          <w:p>
-            <w:pPr>
-              <w:jc w:val="left"/>
-            </w:pPr>
-            <w:r>
-              <w:rPr>
-                <w:rFonts w:ascii="Calibri" w:hAnsi="Calibri"/>
-                <w:color w:val="333333"/>
-                <w:sz w:val="19"/>
-              </w:rPr>
-              <w:t>PDF generation or styling breaks offline.</w:t>
-            </w:r>
-          </w:p>
-        </w:tc>
-      </w:tr>
-      <w:tr>
-        <w:tc>
-          <w:tcPr>
-            <w:tcW w:type="dxa" w:w="2160"/>
-            <w:shd w:val="clear" w:color="auto" w:fill="FFFFFF"/>
-            <w:tcMar>
-              <w:top w:w="100" w:type="dxa"/>
-              <w:bottom w:w="100" w:type="dxa"/>
-              <w:left w:w="150" w:type="dxa"/>
-              <w:right w:w="150" w:type="dxa"/>
-            </w:tcMar>
-          </w:tcPr>
-          <w:p>
-            <w:pPr>
-              <w:jc w:val="left"/>
-            </w:pPr>
-            <w:r>
-              <w:rPr>
-                <w:rFonts w:ascii="Calibri" w:hAnsi="Calibri"/>
-                <w:color w:val="333333"/>
-                <w:sz w:val="19"/>
-              </w:rPr>
-              <w:t>R9</w:t>
-            </w:r>
-          </w:p>
-        </w:tc>
-        <w:tc>
-          <w:tcPr>
-            <w:tcW w:type="dxa" w:w="2160"/>
-            <w:shd w:val="clear" w:color="auto" w:fill="FFFFFF"/>
-            <w:tcMar>
-              <w:top w:w="100" w:type="dxa"/>
-              <w:bottom w:w="100" w:type="dxa"/>
-              <w:left w:w="150" w:type="dxa"/>
-              <w:right w:w="150" w:type="dxa"/>
-            </w:tcMar>
-          </w:tcPr>
-          <w:p>
-            <w:pPr>
-              <w:jc w:val="left"/>
-            </w:pPr>
-            <w:r>
-              <w:rPr>
-                <w:rFonts w:ascii="Calibri" w:hAnsi="Calibri"/>
-                <w:color w:val="333333"/>
-                <w:sz w:val="19"/>
-              </w:rPr>
-              <w:t>Schedule Risk</w:t>
-            </w:r>
-          </w:p>
-        </w:tc>
-        <w:tc>
-          <w:tcPr>
-            <w:tcW w:type="dxa" w:w="2160"/>
-            <w:shd w:val="clear" w:color="auto" w:fill="FFFFFF"/>
-            <w:tcMar>
-              <w:top w:w="100" w:type="dxa"/>
-              <w:bottom w:w="100" w:type="dxa"/>
-              <w:left w:w="150" w:type="dxa"/>
-              <w:right w:w="150" w:type="dxa"/>
-            </w:tcMar>
-          </w:tcPr>
-          <w:p>
-            <w:pPr>
-              <w:jc w:val="left"/>
-            </w:pPr>
-            <w:r>
-              <w:rPr>
-                <w:rFonts w:ascii="Calibri" w:hAnsi="Calibri"/>
-                <w:color w:val="333333"/>
-                <w:sz w:val="19"/>
-              </w:rPr>
-              <w:t>Development delays due to academic exams and commitments.</w:t>
-            </w:r>
-          </w:p>
-        </w:tc>
-        <w:tc>
-          <w:tcPr>
-            <w:tcW w:type="dxa" w:w="2160"/>
-            <w:shd w:val="clear" w:color="auto" w:fill="FFFFFF"/>
-            <w:tcMar>
-              <w:top w:w="100" w:type="dxa"/>
-              <w:bottom w:w="100" w:type="dxa"/>
-              <w:left w:w="150" w:type="dxa"/>
-              <w:right w:w="150" w:type="dxa"/>
-            </w:tcMar>
-          </w:tcPr>
-          <w:p>
-            <w:pPr>
-              <w:jc w:val="left"/>
-            </w:pPr>
-            <w:r>
-              <w:rPr>
-                <w:rFonts w:ascii="Calibri" w:hAnsi="Calibri"/>
-                <w:color w:val="333333"/>
-                <w:sz w:val="19"/>
-              </w:rPr>
-              <w:t>Late project delivery.</w:t>
-            </w:r>
-          </w:p>
-        </w:tc>
-      </w:tr>
-      <w:tr>
-        <w:tc>
-          <w:tcPr>
-            <w:tcW w:type="dxa" w:w="2160"/>
-            <w:shd w:val="clear" w:color="auto" w:fill="F4F6F6"/>
-            <w:tcMar>
-              <w:top w:w="100" w:type="dxa"/>
-              <w:bottom w:w="100" w:type="dxa"/>
-              <w:left w:w="150" w:type="dxa"/>
-              <w:right w:w="150" w:type="dxa"/>
-            </w:tcMar>
-          </w:tcPr>
-          <w:p>
-            <w:pPr>
-              <w:jc w:val="left"/>
-            </w:pPr>
-            <w:r>
-              <w:rPr>
-                <w:rFonts w:ascii="Calibri" w:hAnsi="Calibri"/>
-                <w:color w:val="333333"/>
-                <w:sz w:val="19"/>
-              </w:rPr>
-              <w:t>R10</w:t>
-            </w:r>
-          </w:p>
-        </w:tc>
-        <w:tc>
-          <w:tcPr>
-            <w:tcW w:type="dxa" w:w="2160"/>
-            <w:shd w:val="clear" w:color="auto" w:fill="F4F6F6"/>
-            <w:tcMar>
-              <w:top w:w="100" w:type="dxa"/>
-              <w:bottom w:w="100" w:type="dxa"/>
-              <w:left w:w="150" w:type="dxa"/>
-              <w:right w:w="150" w:type="dxa"/>
-            </w:tcMar>
-          </w:tcPr>
-          <w:p>
-            <w:pPr>
-              <w:jc w:val="left"/>
-            </w:pPr>
-            <w:r>
-              <w:rPr>
-                <w:rFonts w:ascii="Calibri" w:hAnsi="Calibri"/>
-                <w:color w:val="333333"/>
-                <w:sz w:val="19"/>
-              </w:rPr>
-              <w:t>Usability Risk</w:t>
-            </w:r>
-          </w:p>
-        </w:tc>
-        <w:tc>
-          <w:tcPr>
-            <w:tcW w:type="dxa" w:w="2160"/>
-            <w:shd w:val="clear" w:color="auto" w:fill="F4F6F6"/>
-            <w:tcMar>
-              <w:top w:w="100" w:type="dxa"/>
-              <w:bottom w:w="100" w:type="dxa"/>
-              <w:left w:w="150" w:type="dxa"/>
-              <w:right w:w="150" w:type="dxa"/>
-            </w:tcMar>
-          </w:tcPr>
-          <w:p>
-            <w:pPr>
-              <w:jc w:val="left"/>
-            </w:pPr>
-            <w:r>
-              <w:rPr>
-                <w:rFonts w:ascii="Calibri" w:hAnsi="Calibri"/>
-                <w:color w:val="333333"/>
-                <w:sz w:val="19"/>
-              </w:rPr>
-              <w:t>Invoice sheet overflow when exceeding 25+ line items.</w:t>
-            </w:r>
-          </w:p>
-        </w:tc>
-        <w:tc>
-          <w:tcPr>
-            <w:tcW w:type="dxa" w:w="2160"/>
-            <w:shd w:val="clear" w:color="auto" w:fill="F4F6F6"/>
-            <w:tcMar>
-              <w:top w:w="100" w:type="dxa"/>
-              <w:bottom w:w="100" w:type="dxa"/>
-              <w:left w:w="150" w:type="dxa"/>
-              <w:right w:w="150" w:type="dxa"/>
-            </w:tcMar>
-          </w:tcPr>
-          <w:p>
-            <w:pPr>
-              <w:jc w:val="left"/>
-            </w:pPr>
-            <w:r>
-              <w:rPr>
-                <w:rFonts w:ascii="Calibri" w:hAnsi="Calibri"/>
-                <w:color w:val="333333"/>
-                <w:sz w:val="19"/>
-              </w:rPr>
-              <w:t>Text cut off at bottom of A4 page.</w:t>
-            </w:r>
-          </w:p>
-        </w:tc>
-      </w:tr>
-    </w:tbl>
-    <w:p/>
-    <w:p>
-      <w:pPr>
-        <w:pStyle w:val="Heading2"/>
-      </w:pPr>
-      <w:r>
-        <w:rPr>
-          <w:rFonts w:ascii="Calibri" w:hAnsi="Calibri"/>
-          <w:b/>
-          <w:color w:val="2C3E50"/>
-          <w:sz w:val="26"/>
-        </w:rPr>
-        <w:t>4. Risk Analysis &amp; Prioritization Matrix</w:t>
-      </w:r>
-    </w:p>
-    <w:p>
-      <w:r>
-        <w:t>Evaluation Scale: Probability (P): 1 (Low) to 5 (High) | Impact (I): 1 (Low) to 5 (High) | Exposure (RE) = P × I</w:t>
-      </w:r>
-    </w:p>
-    <w:tbl>
-      <w:tblPr>
-        <w:tblW w:type="auto" w:w="0"/>
-        <w:jc w:val="center"/>
-        <w:tblLayout w:type="autofit"/>
-        <w:tblLook w:firstColumn="1" w:firstRow="1" w:lastColumn="0" w:lastRow="0" w:noHBand="0" w:noVBand="1" w:val="04A0"/>
-      </w:tblPr>
-      <w:tblGrid>
-        <w:gridCol w:w="1728"/>
-        <w:gridCol w:w="1728"/>
-        <w:gridCol w:w="1728"/>
-        <w:gridCol w:w="1728"/>
-        <w:gridCol w:w="1728"/>
-      </w:tblGrid>
-      <w:tr>
-        <w:tc>
-          <w:tcPr>
-            <w:tcW w:type="dxa" w:w="1728"/>
-            <w:shd w:val="clear" w:color="auto" w:fill="1B4D4B"/>
-            <w:tcMar>
-              <w:top w:w="120" w:type="dxa"/>
-              <w:bottom w:w="120" w:type="dxa"/>
-              <w:left w:w="150" w:type="dxa"/>
-              <w:right w:w="150" w:type="dxa"/>
-            </w:tcMar>
-          </w:tcPr>
-          <w:p>
-            <w:pPr>
+              <w:spacing w:before="0" w:after="0"/>
               <w:jc w:val="left"/>
             </w:pPr>
             <w:r>
@@ -1645,23 +1722,24 @@
                 <w:color w:val="FFFFFF"/>
                 <w:sz w:val="20"/>
               </w:rPr>
-              <w:t>Risk ID</w:t>
+              <w:t>Prob (P)</w:t>
             </w:r>
           </w:p>
         </w:tc>
         <w:tc>
           <w:tcPr>
-            <w:tcW w:type="dxa" w:w="1728"/>
+            <w:tcW w:type="dxa" w:w="1008"/>
             <w:shd w:val="clear" w:color="auto" w:fill="1B4D4B"/>
             <w:tcMar>
               <w:top w:w="120" w:type="dxa"/>
               <w:bottom w:w="120" w:type="dxa"/>
-              <w:left w:w="150" w:type="dxa"/>
-              <w:right w:w="150" w:type="dxa"/>
+              <w:left w:w="140" w:type="dxa"/>
+              <w:right w:w="140" w:type="dxa"/>
             </w:tcMar>
           </w:tcPr>
           <w:p>
             <w:pPr>
+              <w:spacing w:before="0" w:after="0"/>
               <w:jc w:val="left"/>
             </w:pPr>
             <w:r>
@@ -1671,49 +1749,24 @@
                 <w:color w:val="FFFFFF"/>
                 <w:sz w:val="20"/>
               </w:rPr>
-              <w:t>Probability (1-5)</w:t>
+              <w:t>Impact (I)</w:t>
             </w:r>
           </w:p>
         </w:tc>
         <w:tc>
           <w:tcPr>
-            <w:tcW w:type="dxa" w:w="1728"/>
+            <w:tcW w:type="dxa" w:w="1440"/>
             <w:shd w:val="clear" w:color="auto" w:fill="1B4D4B"/>
             <w:tcMar>
               <w:top w:w="120" w:type="dxa"/>
               <w:bottom w:w="120" w:type="dxa"/>
-              <w:left w:w="150" w:type="dxa"/>
-              <w:right w:w="150" w:type="dxa"/>
+              <w:left w:w="140" w:type="dxa"/>
+              <w:right w:w="140" w:type="dxa"/>
             </w:tcMar>
           </w:tcPr>
           <w:p>
             <w:pPr>
-              <w:jc w:val="left"/>
-            </w:pPr>
-            <w:r>
-              <w:rPr>
-                <w:rFonts w:ascii="Calibri" w:hAnsi="Calibri"/>
-                <w:b/>
-                <w:color w:val="FFFFFF"/>
-                <w:sz w:val="20"/>
-              </w:rPr>
-              <w:t>Impact (1-5)</w:t>
-            </w:r>
-          </w:p>
-        </w:tc>
-        <w:tc>
-          <w:tcPr>
-            <w:tcW w:type="dxa" w:w="1728"/>
-            <w:shd w:val="clear" w:color="auto" w:fill="1B4D4B"/>
-            <w:tcMar>
-              <w:top w:w="120" w:type="dxa"/>
-              <w:bottom w:w="120" w:type="dxa"/>
-              <w:left w:w="150" w:type="dxa"/>
-              <w:right w:w="150" w:type="dxa"/>
-            </w:tcMar>
-          </w:tcPr>
-          <w:p>
-            <w:pPr>
+              <w:spacing w:before="0" w:after="0"/>
               <w:jc w:val="left"/>
             </w:pPr>
             <w:r>
@@ -1729,17 +1782,18 @@
         </w:tc>
         <w:tc>
           <w:tcPr>
-            <w:tcW w:type="dxa" w:w="1728"/>
+            <w:tcW w:type="dxa" w:w="2880"/>
             <w:shd w:val="clear" w:color="auto" w:fill="1B4D4B"/>
             <w:tcMar>
               <w:top w:w="120" w:type="dxa"/>
               <w:bottom w:w="120" w:type="dxa"/>
-              <w:left w:w="150" w:type="dxa"/>
-              <w:right w:w="150" w:type="dxa"/>
+              <w:left w:w="140" w:type="dxa"/>
+              <w:right w:w="140" w:type="dxa"/>
             </w:tcMar>
           </w:tcPr>
           <w:p>
             <w:pPr>
+              <w:spacing w:before="0" w:after="0"/>
               <w:jc w:val="left"/>
             </w:pPr>
             <w:r>
@@ -1749,7 +1803,7 @@
                 <w:color w:val="FFFFFF"/>
                 <w:sz w:val="20"/>
               </w:rPr>
-              <w:t>Priority Level</w:t>
+              <w:t>Primary Strategy</w:t>
             </w:r>
           </w:p>
         </w:tc>
@@ -1757,48 +1811,680 @@
       <w:tr>
         <w:tc>
           <w:tcPr>
-            <w:tcW w:type="dxa" w:w="1728"/>
+            <w:tcW w:type="dxa" w:w="1152"/>
             <w:shd w:val="clear" w:color="auto" w:fill="FFFFFF"/>
             <w:tcMar>
               <w:top w:w="100" w:type="dxa"/>
               <w:bottom w:w="100" w:type="dxa"/>
-              <w:left w:w="150" w:type="dxa"/>
-              <w:right w:w="150" w:type="dxa"/>
+              <w:left w:w="140" w:type="dxa"/>
+              <w:right w:w="140" w:type="dxa"/>
             </w:tcMar>
           </w:tcPr>
           <w:p>
             <w:pPr>
+              <w:spacing w:before="0" w:after="0" w:line="276" w:lineRule="auto"/>
               <w:jc w:val="left"/>
             </w:pPr>
             <w:r>
               <w:rPr>
                 <w:rFonts w:ascii="Calibri" w:hAnsi="Calibri"/>
-                <w:color w:val="333333"/>
+                <w:color w:val="1A202C"/>
                 <w:sz w:val="19"/>
               </w:rPr>
-              <w:t>R1 (Storage Quota)</w:t>
+              <w:t>R-01</w:t>
             </w:r>
           </w:p>
         </w:tc>
         <w:tc>
           <w:tcPr>
-            <w:tcW w:type="dxa" w:w="1728"/>
+            <w:tcW w:type="dxa" w:w="3168"/>
             <w:shd w:val="clear" w:color="auto" w:fill="FFFFFF"/>
             <w:tcMar>
               <w:top w:w="100" w:type="dxa"/>
               <w:bottom w:w="100" w:type="dxa"/>
-              <w:left w:w="150" w:type="dxa"/>
-              <w:right w:w="150" w:type="dxa"/>
+              <w:left w:w="140" w:type="dxa"/>
+              <w:right w:w="140" w:type="dxa"/>
             </w:tcMar>
           </w:tcPr>
           <w:p>
             <w:pPr>
+              <w:spacing w:before="0" w:after="0" w:line="276" w:lineRule="auto"/>
               <w:jc w:val="left"/>
             </w:pPr>
             <w:r>
               <w:rPr>
                 <w:rFonts w:ascii="Calibri" w:hAnsi="Calibri"/>
-                <w:color w:val="333333"/>
+                <w:color w:val="1A202C"/>
+                <w:sz w:val="19"/>
+              </w:rPr>
+              <w:t>Client-Side LocalStorage Quota Exceeded</w:t>
+            </w:r>
+          </w:p>
+        </w:tc>
+        <w:tc>
+          <w:tcPr>
+            <w:tcW w:type="dxa" w:w="1584"/>
+            <w:shd w:val="clear" w:color="auto" w:fill="FFFFFF"/>
+            <w:tcMar>
+              <w:top w:w="100" w:type="dxa"/>
+              <w:bottom w:w="100" w:type="dxa"/>
+              <w:left w:w="140" w:type="dxa"/>
+              <w:right w:w="140" w:type="dxa"/>
+            </w:tcMar>
+          </w:tcPr>
+          <w:p>
+            <w:pPr>
+              <w:spacing w:before="0" w:after="0" w:line="276" w:lineRule="auto"/>
+              <w:jc w:val="left"/>
+            </w:pPr>
+            <w:r>
+              <w:rPr>
+                <w:rFonts w:ascii="Calibri" w:hAnsi="Calibri"/>
+                <w:color w:val="1A202C"/>
+                <w:sz w:val="19"/>
+              </w:rPr>
+              <w:t>Technical</w:t>
+            </w:r>
+          </w:p>
+        </w:tc>
+        <w:tc>
+          <w:tcPr>
+            <w:tcW w:type="dxa" w:w="1008"/>
+            <w:shd w:val="clear" w:color="auto" w:fill="FFFFFF"/>
+            <w:tcMar>
+              <w:top w:w="100" w:type="dxa"/>
+              <w:bottom w:w="100" w:type="dxa"/>
+              <w:left w:w="140" w:type="dxa"/>
+              <w:right w:w="140" w:type="dxa"/>
+            </w:tcMar>
+          </w:tcPr>
+          <w:p>
+            <w:pPr>
+              <w:spacing w:before="0" w:after="0" w:line="276" w:lineRule="auto"/>
+              <w:jc w:val="left"/>
+            </w:pPr>
+            <w:r>
+              <w:rPr>
+                <w:rFonts w:ascii="Calibri" w:hAnsi="Calibri"/>
+                <w:color w:val="1A202C"/>
+                <w:sz w:val="19"/>
+              </w:rPr>
+              <w:t>0.4</w:t>
+            </w:r>
+          </w:p>
+        </w:tc>
+        <w:tc>
+          <w:tcPr>
+            <w:tcW w:type="dxa" w:w="1008"/>
+            <w:shd w:val="clear" w:color="auto" w:fill="FFFFFF"/>
+            <w:tcMar>
+              <w:top w:w="100" w:type="dxa"/>
+              <w:bottom w:w="100" w:type="dxa"/>
+              <w:left w:w="140" w:type="dxa"/>
+              <w:right w:w="140" w:type="dxa"/>
+            </w:tcMar>
+          </w:tcPr>
+          <w:p>
+            <w:pPr>
+              <w:spacing w:before="0" w:after="0" w:line="276" w:lineRule="auto"/>
+              <w:jc w:val="left"/>
+            </w:pPr>
+            <w:r>
+              <w:rPr>
+                <w:rFonts w:ascii="Calibri" w:hAnsi="Calibri"/>
+                <w:color w:val="1A202C"/>
+                <w:sz w:val="19"/>
+              </w:rPr>
+              <w:t>4</w:t>
+            </w:r>
+          </w:p>
+        </w:tc>
+        <w:tc>
+          <w:tcPr>
+            <w:tcW w:type="dxa" w:w="1440"/>
+            <w:shd w:val="clear" w:color="auto" w:fill="FFFFFF"/>
+            <w:tcMar>
+              <w:top w:w="100" w:type="dxa"/>
+              <w:bottom w:w="100" w:type="dxa"/>
+              <w:left w:w="140" w:type="dxa"/>
+              <w:right w:w="140" w:type="dxa"/>
+            </w:tcMar>
+          </w:tcPr>
+          <w:p>
+            <w:pPr>
+              <w:spacing w:before="0" w:after="0" w:line="276" w:lineRule="auto"/>
+              <w:jc w:val="left"/>
+            </w:pPr>
+            <w:r>
+              <w:rPr>
+                <w:rFonts w:ascii="Calibri" w:hAnsi="Calibri"/>
+                <w:color w:val="1A202C"/>
+                <w:sz w:val="19"/>
+              </w:rPr>
+              <w:t>1.6 (High)</w:t>
+            </w:r>
+          </w:p>
+        </w:tc>
+        <w:tc>
+          <w:tcPr>
+            <w:tcW w:type="dxa" w:w="2880"/>
+            <w:shd w:val="clear" w:color="auto" w:fill="FFFFFF"/>
+            <w:tcMar>
+              <w:top w:w="100" w:type="dxa"/>
+              <w:bottom w:w="100" w:type="dxa"/>
+              <w:left w:w="140" w:type="dxa"/>
+              <w:right w:w="140" w:type="dxa"/>
+            </w:tcMar>
+          </w:tcPr>
+          <w:p>
+            <w:pPr>
+              <w:spacing w:before="0" w:after="0" w:line="276" w:lineRule="auto"/>
+              <w:jc w:val="left"/>
+            </w:pPr>
+            <w:r>
+              <w:rPr>
+                <w:rFonts w:ascii="Calibri" w:hAnsi="Calibri"/>
+                <w:color w:val="1A202C"/>
+                <w:sz w:val="19"/>
+              </w:rPr>
+              <w:t>Active quota monitoring; auto-prompt CSV backup.</w:t>
+            </w:r>
+          </w:p>
+        </w:tc>
+      </w:tr>
+      <w:tr>
+        <w:tc>
+          <w:tcPr>
+            <w:tcW w:type="dxa" w:w="1152"/>
+            <w:shd w:val="clear" w:color="auto" w:fill="F7FAFC"/>
+            <w:tcMar>
+              <w:top w:w="100" w:type="dxa"/>
+              <w:bottom w:w="100" w:type="dxa"/>
+              <w:left w:w="140" w:type="dxa"/>
+              <w:right w:w="140" w:type="dxa"/>
+            </w:tcMar>
+          </w:tcPr>
+          <w:p>
+            <w:pPr>
+              <w:spacing w:before="0" w:after="0" w:line="276" w:lineRule="auto"/>
+              <w:jc w:val="left"/>
+            </w:pPr>
+            <w:r>
+              <w:rPr>
+                <w:rFonts w:ascii="Calibri" w:hAnsi="Calibri"/>
+                <w:color w:val="1A202C"/>
+                <w:sz w:val="19"/>
+              </w:rPr>
+              <w:t>R-02</w:t>
+            </w:r>
+          </w:p>
+        </w:tc>
+        <w:tc>
+          <w:tcPr>
+            <w:tcW w:type="dxa" w:w="3168"/>
+            <w:shd w:val="clear" w:color="auto" w:fill="F7FAFC"/>
+            <w:tcMar>
+              <w:top w:w="100" w:type="dxa"/>
+              <w:bottom w:w="100" w:type="dxa"/>
+              <w:left w:w="140" w:type="dxa"/>
+              <w:right w:w="140" w:type="dxa"/>
+            </w:tcMar>
+          </w:tcPr>
+          <w:p>
+            <w:pPr>
+              <w:spacing w:before="0" w:after="0" w:line="276" w:lineRule="auto"/>
+              <w:jc w:val="left"/>
+            </w:pPr>
+            <w:r>
+              <w:rPr>
+                <w:rFonts w:ascii="Calibri" w:hAnsi="Calibri"/>
+                <w:color w:val="1A202C"/>
+                <w:sz w:val="19"/>
+              </w:rPr>
+              <w:t>Accidental Browser Cache / History Cleared</w:t>
+            </w:r>
+          </w:p>
+        </w:tc>
+        <w:tc>
+          <w:tcPr>
+            <w:tcW w:type="dxa" w:w="1584"/>
+            <w:shd w:val="clear" w:color="auto" w:fill="F7FAFC"/>
+            <w:tcMar>
+              <w:top w:w="100" w:type="dxa"/>
+              <w:bottom w:w="100" w:type="dxa"/>
+              <w:left w:w="140" w:type="dxa"/>
+              <w:right w:w="140" w:type="dxa"/>
+            </w:tcMar>
+          </w:tcPr>
+          <w:p>
+            <w:pPr>
+              <w:spacing w:before="0" w:after="0" w:line="276" w:lineRule="auto"/>
+              <w:jc w:val="left"/>
+            </w:pPr>
+            <w:r>
+              <w:rPr>
+                <w:rFonts w:ascii="Calibri" w:hAnsi="Calibri"/>
+                <w:color w:val="1A202C"/>
+                <w:sz w:val="19"/>
+              </w:rPr>
+              <w:t>Operational</w:t>
+            </w:r>
+          </w:p>
+        </w:tc>
+        <w:tc>
+          <w:tcPr>
+            <w:tcW w:type="dxa" w:w="1008"/>
+            <w:shd w:val="clear" w:color="auto" w:fill="F7FAFC"/>
+            <w:tcMar>
+              <w:top w:w="100" w:type="dxa"/>
+              <w:bottom w:w="100" w:type="dxa"/>
+              <w:left w:w="140" w:type="dxa"/>
+              <w:right w:w="140" w:type="dxa"/>
+            </w:tcMar>
+          </w:tcPr>
+          <w:p>
+            <w:pPr>
+              <w:spacing w:before="0" w:after="0" w:line="276" w:lineRule="auto"/>
+              <w:jc w:val="left"/>
+            </w:pPr>
+            <w:r>
+              <w:rPr>
+                <w:rFonts w:ascii="Calibri" w:hAnsi="Calibri"/>
+                <w:color w:val="1A202C"/>
+                <w:sz w:val="19"/>
+              </w:rPr>
+              <w:t>0.6</w:t>
+            </w:r>
+          </w:p>
+        </w:tc>
+        <w:tc>
+          <w:tcPr>
+            <w:tcW w:type="dxa" w:w="1008"/>
+            <w:shd w:val="clear" w:color="auto" w:fill="F7FAFC"/>
+            <w:tcMar>
+              <w:top w:w="100" w:type="dxa"/>
+              <w:bottom w:w="100" w:type="dxa"/>
+              <w:left w:w="140" w:type="dxa"/>
+              <w:right w:w="140" w:type="dxa"/>
+            </w:tcMar>
+          </w:tcPr>
+          <w:p>
+            <w:pPr>
+              <w:spacing w:before="0" w:after="0" w:line="276" w:lineRule="auto"/>
+              <w:jc w:val="left"/>
+            </w:pPr>
+            <w:r>
+              <w:rPr>
+                <w:rFonts w:ascii="Calibri" w:hAnsi="Calibri"/>
+                <w:color w:val="1A202C"/>
+                <w:sz w:val="19"/>
+              </w:rPr>
+              <w:t>5</w:t>
+            </w:r>
+          </w:p>
+        </w:tc>
+        <w:tc>
+          <w:tcPr>
+            <w:tcW w:type="dxa" w:w="1440"/>
+            <w:shd w:val="clear" w:color="auto" w:fill="F7FAFC"/>
+            <w:tcMar>
+              <w:top w:w="100" w:type="dxa"/>
+              <w:bottom w:w="100" w:type="dxa"/>
+              <w:left w:w="140" w:type="dxa"/>
+              <w:right w:w="140" w:type="dxa"/>
+            </w:tcMar>
+          </w:tcPr>
+          <w:p>
+            <w:pPr>
+              <w:spacing w:before="0" w:after="0" w:line="276" w:lineRule="auto"/>
+              <w:jc w:val="left"/>
+            </w:pPr>
+            <w:r>
+              <w:rPr>
+                <w:rFonts w:ascii="Calibri" w:hAnsi="Calibri"/>
+                <w:color w:val="1A202C"/>
+                <w:sz w:val="19"/>
+              </w:rPr>
+              <w:t>3.0 (Critical)</w:t>
+            </w:r>
+          </w:p>
+        </w:tc>
+        <w:tc>
+          <w:tcPr>
+            <w:tcW w:type="dxa" w:w="2880"/>
+            <w:shd w:val="clear" w:color="auto" w:fill="F7FAFC"/>
+            <w:tcMar>
+              <w:top w:w="100" w:type="dxa"/>
+              <w:bottom w:w="100" w:type="dxa"/>
+              <w:left w:w="140" w:type="dxa"/>
+              <w:right w:w="140" w:type="dxa"/>
+            </w:tcMar>
+          </w:tcPr>
+          <w:p>
+            <w:pPr>
+              <w:spacing w:before="0" w:after="0" w:line="276" w:lineRule="auto"/>
+              <w:jc w:val="left"/>
+            </w:pPr>
+            <w:r>
+              <w:rPr>
+                <w:rFonts w:ascii="Calibri" w:hAnsi="Calibri"/>
+                <w:color w:val="1A202C"/>
+                <w:sz w:val="19"/>
+              </w:rPr>
+              <w:t>Auto-export warning banners; restore buffer.</w:t>
+            </w:r>
+          </w:p>
+        </w:tc>
+      </w:tr>
+      <w:tr>
+        <w:tc>
+          <w:tcPr>
+            <w:tcW w:type="dxa" w:w="1152"/>
+            <w:shd w:val="clear" w:color="auto" w:fill="FFFFFF"/>
+            <w:tcMar>
+              <w:top w:w="100" w:type="dxa"/>
+              <w:bottom w:w="100" w:type="dxa"/>
+              <w:left w:w="140" w:type="dxa"/>
+              <w:right w:w="140" w:type="dxa"/>
+            </w:tcMar>
+          </w:tcPr>
+          <w:p>
+            <w:pPr>
+              <w:spacing w:before="0" w:after="0" w:line="276" w:lineRule="auto"/>
+              <w:jc w:val="left"/>
+            </w:pPr>
+            <w:r>
+              <w:rPr>
+                <w:rFonts w:ascii="Calibri" w:hAnsi="Calibri"/>
+                <w:color w:val="1A202C"/>
+                <w:sz w:val="19"/>
+              </w:rPr>
+              <w:t>R-03</w:t>
+            </w:r>
+          </w:p>
+        </w:tc>
+        <w:tc>
+          <w:tcPr>
+            <w:tcW w:type="dxa" w:w="3168"/>
+            <w:shd w:val="clear" w:color="auto" w:fill="FFFFFF"/>
+            <w:tcMar>
+              <w:top w:w="100" w:type="dxa"/>
+              <w:bottom w:w="100" w:type="dxa"/>
+              <w:left w:w="140" w:type="dxa"/>
+              <w:right w:w="140" w:type="dxa"/>
+            </w:tcMar>
+          </w:tcPr>
+          <w:p>
+            <w:pPr>
+              <w:spacing w:before="0" w:after="0" w:line="276" w:lineRule="auto"/>
+              <w:jc w:val="left"/>
+            </w:pPr>
+            <w:r>
+              <w:rPr>
+                <w:rFonts w:ascii="Calibri" w:hAnsi="Calibri"/>
+                <w:color w:val="1A202C"/>
+                <w:sz w:val="19"/>
+              </w:rPr>
+              <w:t>Statutory GST Rate / Rule Alteration</w:t>
+            </w:r>
+          </w:p>
+        </w:tc>
+        <w:tc>
+          <w:tcPr>
+            <w:tcW w:type="dxa" w:w="1584"/>
+            <w:shd w:val="clear" w:color="auto" w:fill="FFFFFF"/>
+            <w:tcMar>
+              <w:top w:w="100" w:type="dxa"/>
+              <w:bottom w:w="100" w:type="dxa"/>
+              <w:left w:w="140" w:type="dxa"/>
+              <w:right w:w="140" w:type="dxa"/>
+            </w:tcMar>
+          </w:tcPr>
+          <w:p>
+            <w:pPr>
+              <w:spacing w:before="0" w:after="0" w:line="276" w:lineRule="auto"/>
+              <w:jc w:val="left"/>
+            </w:pPr>
+            <w:r>
+              <w:rPr>
+                <w:rFonts w:ascii="Calibri" w:hAnsi="Calibri"/>
+                <w:color w:val="1A202C"/>
+                <w:sz w:val="19"/>
+              </w:rPr>
+              <w:t>Regulatory</w:t>
+            </w:r>
+          </w:p>
+        </w:tc>
+        <w:tc>
+          <w:tcPr>
+            <w:tcW w:type="dxa" w:w="1008"/>
+            <w:shd w:val="clear" w:color="auto" w:fill="FFFFFF"/>
+            <w:tcMar>
+              <w:top w:w="100" w:type="dxa"/>
+              <w:bottom w:w="100" w:type="dxa"/>
+              <w:left w:w="140" w:type="dxa"/>
+              <w:right w:w="140" w:type="dxa"/>
+            </w:tcMar>
+          </w:tcPr>
+          <w:p>
+            <w:pPr>
+              <w:spacing w:before="0" w:after="0" w:line="276" w:lineRule="auto"/>
+              <w:jc w:val="left"/>
+            </w:pPr>
+            <w:r>
+              <w:rPr>
+                <w:rFonts w:ascii="Calibri" w:hAnsi="Calibri"/>
+                <w:color w:val="1A202C"/>
+                <w:sz w:val="19"/>
+              </w:rPr>
+              <w:t>0.3</w:t>
+            </w:r>
+          </w:p>
+        </w:tc>
+        <w:tc>
+          <w:tcPr>
+            <w:tcW w:type="dxa" w:w="1008"/>
+            <w:shd w:val="clear" w:color="auto" w:fill="FFFFFF"/>
+            <w:tcMar>
+              <w:top w:w="100" w:type="dxa"/>
+              <w:bottom w:w="100" w:type="dxa"/>
+              <w:left w:w="140" w:type="dxa"/>
+              <w:right w:w="140" w:type="dxa"/>
+            </w:tcMar>
+          </w:tcPr>
+          <w:p>
+            <w:pPr>
+              <w:spacing w:before="0" w:after="0" w:line="276" w:lineRule="auto"/>
+              <w:jc w:val="left"/>
+            </w:pPr>
+            <w:r>
+              <w:rPr>
+                <w:rFonts w:ascii="Calibri" w:hAnsi="Calibri"/>
+                <w:color w:val="1A202C"/>
+                <w:sz w:val="19"/>
+              </w:rPr>
+              <w:t>4</w:t>
+            </w:r>
+          </w:p>
+        </w:tc>
+        <w:tc>
+          <w:tcPr>
+            <w:tcW w:type="dxa" w:w="1440"/>
+            <w:shd w:val="clear" w:color="auto" w:fill="FFFFFF"/>
+            <w:tcMar>
+              <w:top w:w="100" w:type="dxa"/>
+              <w:bottom w:w="100" w:type="dxa"/>
+              <w:left w:w="140" w:type="dxa"/>
+              <w:right w:w="140" w:type="dxa"/>
+            </w:tcMar>
+          </w:tcPr>
+          <w:p>
+            <w:pPr>
+              <w:spacing w:before="0" w:after="0" w:line="276" w:lineRule="auto"/>
+              <w:jc w:val="left"/>
+            </w:pPr>
+            <w:r>
+              <w:rPr>
+                <w:rFonts w:ascii="Calibri" w:hAnsi="Calibri"/>
+                <w:color w:val="1A202C"/>
+                <w:sz w:val="19"/>
+              </w:rPr>
+              <w:t>1.2 (Moderate)</w:t>
+            </w:r>
+          </w:p>
+        </w:tc>
+        <w:tc>
+          <w:tcPr>
+            <w:tcW w:type="dxa" w:w="2880"/>
+            <w:shd w:val="clear" w:color="auto" w:fill="FFFFFF"/>
+            <w:tcMar>
+              <w:top w:w="100" w:type="dxa"/>
+              <w:bottom w:w="100" w:type="dxa"/>
+              <w:left w:w="140" w:type="dxa"/>
+              <w:right w:w="140" w:type="dxa"/>
+            </w:tcMar>
+          </w:tcPr>
+          <w:p>
+            <w:pPr>
+              <w:spacing w:before="0" w:after="0" w:line="276" w:lineRule="auto"/>
+              <w:jc w:val="left"/>
+            </w:pPr>
+            <w:r>
+              <w:rPr>
+                <w:rFonts w:ascii="Calibri" w:hAnsi="Calibri"/>
+                <w:color w:val="1A202C"/>
+                <w:sz w:val="19"/>
+              </w:rPr>
+              <w:t>Configurable tax schemas in enterprise settings.</w:t>
+            </w:r>
+          </w:p>
+        </w:tc>
+      </w:tr>
+      <w:tr>
+        <w:tc>
+          <w:tcPr>
+            <w:tcW w:type="dxa" w:w="1152"/>
+            <w:shd w:val="clear" w:color="auto" w:fill="F7FAFC"/>
+            <w:tcMar>
+              <w:top w:w="100" w:type="dxa"/>
+              <w:bottom w:w="100" w:type="dxa"/>
+              <w:left w:w="140" w:type="dxa"/>
+              <w:right w:w="140" w:type="dxa"/>
+            </w:tcMar>
+          </w:tcPr>
+          <w:p>
+            <w:pPr>
+              <w:spacing w:before="0" w:after="0" w:line="276" w:lineRule="auto"/>
+              <w:jc w:val="left"/>
+            </w:pPr>
+            <w:r>
+              <w:rPr>
+                <w:rFonts w:ascii="Calibri" w:hAnsi="Calibri"/>
+                <w:color w:val="1A202C"/>
+                <w:sz w:val="19"/>
+              </w:rPr>
+              <w:t>R-04</w:t>
+            </w:r>
+          </w:p>
+        </w:tc>
+        <w:tc>
+          <w:tcPr>
+            <w:tcW w:type="dxa" w:w="3168"/>
+            <w:shd w:val="clear" w:color="auto" w:fill="F7FAFC"/>
+            <w:tcMar>
+              <w:top w:w="100" w:type="dxa"/>
+              <w:bottom w:w="100" w:type="dxa"/>
+              <w:left w:w="140" w:type="dxa"/>
+              <w:right w:w="140" w:type="dxa"/>
+            </w:tcMar>
+          </w:tcPr>
+          <w:p>
+            <w:pPr>
+              <w:spacing w:before="0" w:after="0" w:line="276" w:lineRule="auto"/>
+              <w:jc w:val="left"/>
+            </w:pPr>
+            <w:r>
+              <w:rPr>
+                <w:rFonts w:ascii="Calibri" w:hAnsi="Calibri"/>
+                <w:color w:val="1A202C"/>
+                <w:sz w:val="19"/>
+              </w:rPr>
+              <w:t>Touch Coordinate Drift on High-DPI Mobile</w:t>
+            </w:r>
+          </w:p>
+        </w:tc>
+        <w:tc>
+          <w:tcPr>
+            <w:tcW w:type="dxa" w:w="1584"/>
+            <w:shd w:val="clear" w:color="auto" w:fill="F7FAFC"/>
+            <w:tcMar>
+              <w:top w:w="100" w:type="dxa"/>
+              <w:bottom w:w="100" w:type="dxa"/>
+              <w:left w:w="140" w:type="dxa"/>
+              <w:right w:w="140" w:type="dxa"/>
+            </w:tcMar>
+          </w:tcPr>
+          <w:p>
+            <w:pPr>
+              <w:spacing w:before="0" w:after="0" w:line="276" w:lineRule="auto"/>
+              <w:jc w:val="left"/>
+            </w:pPr>
+            <w:r>
+              <w:rPr>
+                <w:rFonts w:ascii="Calibri" w:hAnsi="Calibri"/>
+                <w:color w:val="1A202C"/>
+                <w:sz w:val="19"/>
+              </w:rPr>
+              <w:t>Technical</w:t>
+            </w:r>
+          </w:p>
+        </w:tc>
+        <w:tc>
+          <w:tcPr>
+            <w:tcW w:type="dxa" w:w="1008"/>
+            <w:shd w:val="clear" w:color="auto" w:fill="F7FAFC"/>
+            <w:tcMar>
+              <w:top w:w="100" w:type="dxa"/>
+              <w:bottom w:w="100" w:type="dxa"/>
+              <w:left w:w="140" w:type="dxa"/>
+              <w:right w:w="140" w:type="dxa"/>
+            </w:tcMar>
+          </w:tcPr>
+          <w:p>
+            <w:pPr>
+              <w:spacing w:before="0" w:after="0" w:line="276" w:lineRule="auto"/>
+              <w:jc w:val="left"/>
+            </w:pPr>
+            <w:r>
+              <w:rPr>
+                <w:rFonts w:ascii="Calibri" w:hAnsi="Calibri"/>
+                <w:color w:val="1A202C"/>
+                <w:sz w:val="19"/>
+              </w:rPr>
+              <w:t>0.5</w:t>
+            </w:r>
+          </w:p>
+        </w:tc>
+        <w:tc>
+          <w:tcPr>
+            <w:tcW w:type="dxa" w:w="1008"/>
+            <w:shd w:val="clear" w:color="auto" w:fill="F7FAFC"/>
+            <w:tcMar>
+              <w:top w:w="100" w:type="dxa"/>
+              <w:bottom w:w="100" w:type="dxa"/>
+              <w:left w:w="140" w:type="dxa"/>
+              <w:right w:w="140" w:type="dxa"/>
+            </w:tcMar>
+          </w:tcPr>
+          <w:p>
+            <w:pPr>
+              <w:spacing w:before="0" w:after="0" w:line="276" w:lineRule="auto"/>
+              <w:jc w:val="left"/>
+            </w:pPr>
+            <w:r>
+              <w:rPr>
+                <w:rFonts w:ascii="Calibri" w:hAnsi="Calibri"/>
+                <w:color w:val="1A202C"/>
                 <w:sz w:val="19"/>
               </w:rPr>
               <w:t>3</w:t>
@@ -1807,76 +2493,53 @@
         </w:tc>
         <w:tc>
           <w:tcPr>
-            <w:tcW w:type="dxa" w:w="1728"/>
-            <w:shd w:val="clear" w:color="auto" w:fill="FFFFFF"/>
+            <w:tcW w:type="dxa" w:w="1440"/>
+            <w:shd w:val="clear" w:color="auto" w:fill="F7FAFC"/>
             <w:tcMar>
               <w:top w:w="100" w:type="dxa"/>
               <w:bottom w:w="100" w:type="dxa"/>
-              <w:left w:w="150" w:type="dxa"/>
-              <w:right w:w="150" w:type="dxa"/>
+              <w:left w:w="140" w:type="dxa"/>
+              <w:right w:w="140" w:type="dxa"/>
             </w:tcMar>
           </w:tcPr>
           <w:p>
             <w:pPr>
+              <w:spacing w:before="0" w:after="0" w:line="276" w:lineRule="auto"/>
               <w:jc w:val="left"/>
             </w:pPr>
             <w:r>
               <w:rPr>
                 <w:rFonts w:ascii="Calibri" w:hAnsi="Calibri"/>
-                <w:color w:val="333333"/>
+                <w:color w:val="1A202C"/>
                 <w:sz w:val="19"/>
               </w:rPr>
-              <w:t>5</w:t>
+              <w:t>1.5 (Moderate)</w:t>
             </w:r>
           </w:p>
         </w:tc>
         <w:tc>
           <w:tcPr>
-            <w:tcW w:type="dxa" w:w="1728"/>
-            <w:shd w:val="clear" w:color="auto" w:fill="FFFFFF"/>
+            <w:tcW w:type="dxa" w:w="2880"/>
+            <w:shd w:val="clear" w:color="auto" w:fill="F7FAFC"/>
             <w:tcMar>
               <w:top w:w="100" w:type="dxa"/>
               <w:bottom w:w="100" w:type="dxa"/>
-              <w:left w:w="150" w:type="dxa"/>
-              <w:right w:w="150" w:type="dxa"/>
+              <w:left w:w="140" w:type="dxa"/>
+              <w:right w:w="140" w:type="dxa"/>
             </w:tcMar>
           </w:tcPr>
           <w:p>
             <w:pPr>
+              <w:spacing w:before="0" w:after="0" w:line="276" w:lineRule="auto"/>
               <w:jc w:val="left"/>
             </w:pPr>
             <w:r>
               <w:rPr>
                 <w:rFonts w:ascii="Calibri" w:hAnsi="Calibri"/>
-                <w:color w:val="333333"/>
+                <w:color w:val="1A202C"/>
                 <w:sz w:val="19"/>
               </w:rPr>
-              <w:t>15</w:t>
-            </w:r>
-          </w:p>
-        </w:tc>
-        <w:tc>
-          <w:tcPr>
-            <w:tcW w:type="dxa" w:w="1728"/>
-            <w:shd w:val="clear" w:color="auto" w:fill="FFFFFF"/>
-            <w:tcMar>
-              <w:top w:w="100" w:type="dxa"/>
-              <w:bottom w:w="100" w:type="dxa"/>
-              <w:left w:w="150" w:type="dxa"/>
-              <w:right w:w="150" w:type="dxa"/>
-            </w:tcMar>
-          </w:tcPr>
-          <w:p>
-            <w:pPr>
-              <w:jc w:val="left"/>
-            </w:pPr>
-            <w:r>
-              <w:rPr>
-                <w:rFonts w:ascii="Calibri" w:hAnsi="Calibri"/>
-                <w:color w:val="333333"/>
-                <w:sz w:val="19"/>
-              </w:rPr>
-              <w:t>HIGH</w:t>
+              <w:t>Normalized touch event listeners with touch-action: none.</w:t>
             </w:r>
           </w:p>
         </w:tc>
@@ -1884,48 +2547,128 @@
       <w:tr>
         <w:tc>
           <w:tcPr>
-            <w:tcW w:type="dxa" w:w="1728"/>
-            <w:shd w:val="clear" w:color="auto" w:fill="F4F6F6"/>
+            <w:tcW w:type="dxa" w:w="1152"/>
+            <w:shd w:val="clear" w:color="auto" w:fill="FFFFFF"/>
             <w:tcMar>
               <w:top w:w="100" w:type="dxa"/>
               <w:bottom w:w="100" w:type="dxa"/>
-              <w:left w:w="150" w:type="dxa"/>
-              <w:right w:w="150" w:type="dxa"/>
+              <w:left w:w="140" w:type="dxa"/>
+              <w:right w:w="140" w:type="dxa"/>
             </w:tcMar>
           </w:tcPr>
           <w:p>
             <w:pPr>
+              <w:spacing w:before="0" w:after="0" w:line="276" w:lineRule="auto"/>
               <w:jc w:val="left"/>
             </w:pPr>
             <w:r>
               <w:rPr>
                 <w:rFonts w:ascii="Calibri" w:hAnsi="Calibri"/>
-                <w:color w:val="333333"/>
+                <w:color w:val="1A202C"/>
                 <w:sz w:val="19"/>
               </w:rPr>
-              <w:t>R2 (Cache Clearing)</w:t>
+              <w:t>R-05</w:t>
             </w:r>
           </w:p>
         </w:tc>
         <w:tc>
           <w:tcPr>
-            <w:tcW w:type="dxa" w:w="1728"/>
-            <w:shd w:val="clear" w:color="auto" w:fill="F4F6F6"/>
+            <w:tcW w:type="dxa" w:w="3168"/>
+            <w:shd w:val="clear" w:color="auto" w:fill="FFFFFF"/>
             <w:tcMar>
               <w:top w:w="100" w:type="dxa"/>
               <w:bottom w:w="100" w:type="dxa"/>
-              <w:left w:w="150" w:type="dxa"/>
-              <w:right w:w="150" w:type="dxa"/>
+              <w:left w:w="140" w:type="dxa"/>
+              <w:right w:w="140" w:type="dxa"/>
             </w:tcMar>
           </w:tcPr>
           <w:p>
             <w:pPr>
+              <w:spacing w:before="0" w:after="0" w:line="276" w:lineRule="auto"/>
               <w:jc w:val="left"/>
             </w:pPr>
             <w:r>
               <w:rPr>
                 <w:rFonts w:ascii="Calibri" w:hAnsi="Calibri"/>
-                <w:color w:val="333333"/>
+                <w:color w:val="1A202C"/>
+                <w:sz w:val="19"/>
+              </w:rPr>
+              <w:t>Corrupted Backup Import Injection</w:t>
+            </w:r>
+          </w:p>
+        </w:tc>
+        <w:tc>
+          <w:tcPr>
+            <w:tcW w:type="dxa" w:w="1584"/>
+            <w:shd w:val="clear" w:color="auto" w:fill="FFFFFF"/>
+            <w:tcMar>
+              <w:top w:w="100" w:type="dxa"/>
+              <w:bottom w:w="100" w:type="dxa"/>
+              <w:left w:w="140" w:type="dxa"/>
+              <w:right w:w="140" w:type="dxa"/>
+            </w:tcMar>
+          </w:tcPr>
+          <w:p>
+            <w:pPr>
+              <w:spacing w:before="0" w:after="0" w:line="276" w:lineRule="auto"/>
+              <w:jc w:val="left"/>
+            </w:pPr>
+            <w:r>
+              <w:rPr>
+                <w:rFonts w:ascii="Calibri" w:hAnsi="Calibri"/>
+                <w:color w:val="1A202C"/>
+                <w:sz w:val="19"/>
+              </w:rPr>
+              <w:t>Security</w:t>
+            </w:r>
+          </w:p>
+        </w:tc>
+        <w:tc>
+          <w:tcPr>
+            <w:tcW w:type="dxa" w:w="1008"/>
+            <w:shd w:val="clear" w:color="auto" w:fill="FFFFFF"/>
+            <w:tcMar>
+              <w:top w:w="100" w:type="dxa"/>
+              <w:bottom w:w="100" w:type="dxa"/>
+              <w:left w:w="140" w:type="dxa"/>
+              <w:right w:w="140" w:type="dxa"/>
+            </w:tcMar>
+          </w:tcPr>
+          <w:p>
+            <w:pPr>
+              <w:spacing w:before="0" w:after="0" w:line="276" w:lineRule="auto"/>
+              <w:jc w:val="left"/>
+            </w:pPr>
+            <w:r>
+              <w:rPr>
+                <w:rFonts w:ascii="Calibri" w:hAnsi="Calibri"/>
+                <w:color w:val="1A202C"/>
+                <w:sz w:val="19"/>
+              </w:rPr>
+              <w:t>0.2</w:t>
+            </w:r>
+          </w:p>
+        </w:tc>
+        <w:tc>
+          <w:tcPr>
+            <w:tcW w:type="dxa" w:w="1008"/>
+            <w:shd w:val="clear" w:color="auto" w:fill="FFFFFF"/>
+            <w:tcMar>
+              <w:top w:w="100" w:type="dxa"/>
+              <w:bottom w:w="100" w:type="dxa"/>
+              <w:left w:w="140" w:type="dxa"/>
+              <w:right w:w="140" w:type="dxa"/>
+            </w:tcMar>
+          </w:tcPr>
+          <w:p>
+            <w:pPr>
+              <w:spacing w:before="0" w:after="0" w:line="276" w:lineRule="auto"/>
+              <w:jc w:val="left"/>
+            </w:pPr>
+            <w:r>
+              <w:rPr>
+                <w:rFonts w:ascii="Calibri" w:hAnsi="Calibri"/>
+                <w:color w:val="1A202C"/>
                 <w:sz w:val="19"/>
               </w:rPr>
               <w:t>4</w:t>
@@ -1934,1092 +2677,53 @@
         </w:tc>
         <w:tc>
           <w:tcPr>
-            <w:tcW w:type="dxa" w:w="1728"/>
-            <w:shd w:val="clear" w:color="auto" w:fill="F4F6F6"/>
+            <w:tcW w:type="dxa" w:w="1440"/>
+            <w:shd w:val="clear" w:color="auto" w:fill="FFFFFF"/>
             <w:tcMar>
               <w:top w:w="100" w:type="dxa"/>
               <w:bottom w:w="100" w:type="dxa"/>
-              <w:left w:w="150" w:type="dxa"/>
-              <w:right w:w="150" w:type="dxa"/>
+              <w:left w:w="140" w:type="dxa"/>
+              <w:right w:w="140" w:type="dxa"/>
             </w:tcMar>
           </w:tcPr>
           <w:p>
             <w:pPr>
+              <w:spacing w:before="0" w:after="0" w:line="276" w:lineRule="auto"/>
               <w:jc w:val="left"/>
             </w:pPr>
             <w:r>
               <w:rPr>
                 <w:rFonts w:ascii="Calibri" w:hAnsi="Calibri"/>
-                <w:color w:val="333333"/>
+                <w:color w:val="1A202C"/>
                 <w:sz w:val="19"/>
               </w:rPr>
-              <w:t>5</w:t>
+              <w:t>0.8 (Low)</w:t>
             </w:r>
           </w:p>
         </w:tc>
         <w:tc>
           <w:tcPr>
-            <w:tcW w:type="dxa" w:w="1728"/>
-            <w:shd w:val="clear" w:color="auto" w:fill="F4F6F6"/>
+            <w:tcW w:type="dxa" w:w="2880"/>
+            <w:shd w:val="clear" w:color="auto" w:fill="FFFFFF"/>
             <w:tcMar>
               <w:top w:w="100" w:type="dxa"/>
               <w:bottom w:w="100" w:type="dxa"/>
-              <w:left w:w="150" w:type="dxa"/>
-              <w:right w:w="150" w:type="dxa"/>
+              <w:left w:w="140" w:type="dxa"/>
+              <w:right w:w="140" w:type="dxa"/>
             </w:tcMar>
           </w:tcPr>
           <w:p>
             <w:pPr>
+              <w:spacing w:before="0" w:after="0" w:line="276" w:lineRule="auto"/>
               <w:jc w:val="left"/>
             </w:pPr>
             <w:r>
               <w:rPr>
                 <w:rFonts w:ascii="Calibri" w:hAnsi="Calibri"/>
-                <w:color w:val="333333"/>
+                <w:color w:val="1A202C"/>
                 <w:sz w:val="19"/>
               </w:rPr>
-              <w:t>20</w:t>
-            </w:r>
-          </w:p>
-        </w:tc>
-        <w:tc>
-          <w:tcPr>
-            <w:tcW w:type="dxa" w:w="1728"/>
-            <w:shd w:val="clear" w:color="auto" w:fill="F4F6F6"/>
-            <w:tcMar>
-              <w:top w:w="100" w:type="dxa"/>
-              <w:bottom w:w="100" w:type="dxa"/>
-              <w:left w:w="150" w:type="dxa"/>
-              <w:right w:w="150" w:type="dxa"/>
-            </w:tcMar>
-          </w:tcPr>
-          <w:p>
-            <w:pPr>
-              <w:jc w:val="left"/>
-            </w:pPr>
-            <w:r>
-              <w:rPr>
-                <w:rFonts w:ascii="Calibri" w:hAnsi="Calibri"/>
-                <w:color w:val="333333"/>
-                <w:sz w:val="19"/>
-              </w:rPr>
-              <w:t>CRITICAL</w:t>
-            </w:r>
-          </w:p>
-        </w:tc>
-      </w:tr>
-      <w:tr>
-        <w:tc>
-          <w:tcPr>
-            <w:tcW w:type="dxa" w:w="1728"/>
-            <w:shd w:val="clear" w:color="auto" w:fill="FFFFFF"/>
-            <w:tcMar>
-              <w:top w:w="100" w:type="dxa"/>
-              <w:bottom w:w="100" w:type="dxa"/>
-              <w:left w:w="150" w:type="dxa"/>
-              <w:right w:w="150" w:type="dxa"/>
-            </w:tcMar>
-          </w:tcPr>
-          <w:p>
-            <w:pPr>
-              <w:jc w:val="left"/>
-            </w:pPr>
-            <w:r>
-              <w:rPr>
-                <w:rFonts w:ascii="Calibri" w:hAnsi="Calibri"/>
-                <w:color w:val="333333"/>
-                <w:sz w:val="19"/>
-              </w:rPr>
-              <w:t>R3 (PDF Rendering)</w:t>
-            </w:r>
-          </w:p>
-        </w:tc>
-        <w:tc>
-          <w:tcPr>
-            <w:tcW w:type="dxa" w:w="1728"/>
-            <w:shd w:val="clear" w:color="auto" w:fill="FFFFFF"/>
-            <w:tcMar>
-              <w:top w:w="100" w:type="dxa"/>
-              <w:bottom w:w="100" w:type="dxa"/>
-              <w:left w:w="150" w:type="dxa"/>
-              <w:right w:w="150" w:type="dxa"/>
-            </w:tcMar>
-          </w:tcPr>
-          <w:p>
-            <w:pPr>
-              <w:jc w:val="left"/>
-            </w:pPr>
-            <w:r>
-              <w:rPr>
-                <w:rFonts w:ascii="Calibri" w:hAnsi="Calibri"/>
-                <w:color w:val="333333"/>
-                <w:sz w:val="19"/>
-              </w:rPr>
-              <w:t>3</w:t>
-            </w:r>
-          </w:p>
-        </w:tc>
-        <w:tc>
-          <w:tcPr>
-            <w:tcW w:type="dxa" w:w="1728"/>
-            <w:shd w:val="clear" w:color="auto" w:fill="FFFFFF"/>
-            <w:tcMar>
-              <w:top w:w="100" w:type="dxa"/>
-              <w:bottom w:w="100" w:type="dxa"/>
-              <w:left w:w="150" w:type="dxa"/>
-              <w:right w:w="150" w:type="dxa"/>
-            </w:tcMar>
-          </w:tcPr>
-          <w:p>
-            <w:pPr>
-              <w:jc w:val="left"/>
-            </w:pPr>
-            <w:r>
-              <w:rPr>
-                <w:rFonts w:ascii="Calibri" w:hAnsi="Calibri"/>
-                <w:color w:val="333333"/>
-                <w:sz w:val="19"/>
-              </w:rPr>
-              <w:t>4</w:t>
-            </w:r>
-          </w:p>
-        </w:tc>
-        <w:tc>
-          <w:tcPr>
-            <w:tcW w:type="dxa" w:w="1728"/>
-            <w:shd w:val="clear" w:color="auto" w:fill="FFFFFF"/>
-            <w:tcMar>
-              <w:top w:w="100" w:type="dxa"/>
-              <w:bottom w:w="100" w:type="dxa"/>
-              <w:left w:w="150" w:type="dxa"/>
-              <w:right w:w="150" w:type="dxa"/>
-            </w:tcMar>
-          </w:tcPr>
-          <w:p>
-            <w:pPr>
-              <w:jc w:val="left"/>
-            </w:pPr>
-            <w:r>
-              <w:rPr>
-                <w:rFonts w:ascii="Calibri" w:hAnsi="Calibri"/>
-                <w:color w:val="333333"/>
-                <w:sz w:val="19"/>
-              </w:rPr>
-              <w:t>12</w:t>
-            </w:r>
-          </w:p>
-        </w:tc>
-        <w:tc>
-          <w:tcPr>
-            <w:tcW w:type="dxa" w:w="1728"/>
-            <w:shd w:val="clear" w:color="auto" w:fill="FFFFFF"/>
-            <w:tcMar>
-              <w:top w:w="100" w:type="dxa"/>
-              <w:bottom w:w="100" w:type="dxa"/>
-              <w:left w:w="150" w:type="dxa"/>
-              <w:right w:w="150" w:type="dxa"/>
-            </w:tcMar>
-          </w:tcPr>
-          <w:p>
-            <w:pPr>
-              <w:jc w:val="left"/>
-            </w:pPr>
-            <w:r>
-              <w:rPr>
-                <w:rFonts w:ascii="Calibri" w:hAnsi="Calibri"/>
-                <w:color w:val="333333"/>
-                <w:sz w:val="19"/>
-              </w:rPr>
-              <w:t>MEDIUM</w:t>
-            </w:r>
-          </w:p>
-        </w:tc>
-      </w:tr>
-      <w:tr>
-        <w:tc>
-          <w:tcPr>
-            <w:tcW w:type="dxa" w:w="1728"/>
-            <w:shd w:val="clear" w:color="auto" w:fill="F4F6F6"/>
-            <w:tcMar>
-              <w:top w:w="100" w:type="dxa"/>
-              <w:bottom w:w="100" w:type="dxa"/>
-              <w:left w:w="150" w:type="dxa"/>
-              <w:right w:w="150" w:type="dxa"/>
-            </w:tcMar>
-          </w:tcPr>
-          <w:p>
-            <w:pPr>
-              <w:jc w:val="left"/>
-            </w:pPr>
-            <w:r>
-              <w:rPr>
-                <w:rFonts w:ascii="Calibri" w:hAnsi="Calibri"/>
-                <w:color w:val="333333"/>
-                <w:sz w:val="19"/>
-              </w:rPr>
-              <w:t>R4 (Rounding Math)</w:t>
-            </w:r>
-          </w:p>
-        </w:tc>
-        <w:tc>
-          <w:tcPr>
-            <w:tcW w:type="dxa" w:w="1728"/>
-            <w:shd w:val="clear" w:color="auto" w:fill="F4F6F6"/>
-            <w:tcMar>
-              <w:top w:w="100" w:type="dxa"/>
-              <w:bottom w:w="100" w:type="dxa"/>
-              <w:left w:w="150" w:type="dxa"/>
-              <w:right w:w="150" w:type="dxa"/>
-            </w:tcMar>
-          </w:tcPr>
-          <w:p>
-            <w:pPr>
-              <w:jc w:val="left"/>
-            </w:pPr>
-            <w:r>
-              <w:rPr>
-                <w:rFonts w:ascii="Calibri" w:hAnsi="Calibri"/>
-                <w:color w:val="333333"/>
-                <w:sz w:val="19"/>
-              </w:rPr>
-              <w:t>2</w:t>
-            </w:r>
-          </w:p>
-        </w:tc>
-        <w:tc>
-          <w:tcPr>
-            <w:tcW w:type="dxa" w:w="1728"/>
-            <w:shd w:val="clear" w:color="auto" w:fill="F4F6F6"/>
-            <w:tcMar>
-              <w:top w:w="100" w:type="dxa"/>
-              <w:bottom w:w="100" w:type="dxa"/>
-              <w:left w:w="150" w:type="dxa"/>
-              <w:right w:w="150" w:type="dxa"/>
-            </w:tcMar>
-          </w:tcPr>
-          <w:p>
-            <w:pPr>
-              <w:jc w:val="left"/>
-            </w:pPr>
-            <w:r>
-              <w:rPr>
-                <w:rFonts w:ascii="Calibri" w:hAnsi="Calibri"/>
-                <w:color w:val="333333"/>
-                <w:sz w:val="19"/>
-              </w:rPr>
-              <w:t>4</w:t>
-            </w:r>
-          </w:p>
-        </w:tc>
-        <w:tc>
-          <w:tcPr>
-            <w:tcW w:type="dxa" w:w="1728"/>
-            <w:shd w:val="clear" w:color="auto" w:fill="F4F6F6"/>
-            <w:tcMar>
-              <w:top w:w="100" w:type="dxa"/>
-              <w:bottom w:w="100" w:type="dxa"/>
-              <w:left w:w="150" w:type="dxa"/>
-              <w:right w:w="150" w:type="dxa"/>
-            </w:tcMar>
-          </w:tcPr>
-          <w:p>
-            <w:pPr>
-              <w:jc w:val="left"/>
-            </w:pPr>
-            <w:r>
-              <w:rPr>
-                <w:rFonts w:ascii="Calibri" w:hAnsi="Calibri"/>
-                <w:color w:val="333333"/>
-                <w:sz w:val="19"/>
-              </w:rPr>
-              <w:t>8</w:t>
-            </w:r>
-          </w:p>
-        </w:tc>
-        <w:tc>
-          <w:tcPr>
-            <w:tcW w:type="dxa" w:w="1728"/>
-            <w:shd w:val="clear" w:color="auto" w:fill="F4F6F6"/>
-            <w:tcMar>
-              <w:top w:w="100" w:type="dxa"/>
-              <w:bottom w:w="100" w:type="dxa"/>
-              <w:left w:w="150" w:type="dxa"/>
-              <w:right w:w="150" w:type="dxa"/>
-            </w:tcMar>
-          </w:tcPr>
-          <w:p>
-            <w:pPr>
-              <w:jc w:val="left"/>
-            </w:pPr>
-            <w:r>
-              <w:rPr>
-                <w:rFonts w:ascii="Calibri" w:hAnsi="Calibri"/>
-                <w:color w:val="333333"/>
-                <w:sz w:val="19"/>
-              </w:rPr>
-              <w:t>MEDIUM</w:t>
-            </w:r>
-          </w:p>
-        </w:tc>
-      </w:tr>
-      <w:tr>
-        <w:tc>
-          <w:tcPr>
-            <w:tcW w:type="dxa" w:w="1728"/>
-            <w:shd w:val="clear" w:color="auto" w:fill="FFFFFF"/>
-            <w:tcMar>
-              <w:top w:w="100" w:type="dxa"/>
-              <w:bottom w:w="100" w:type="dxa"/>
-              <w:left w:w="150" w:type="dxa"/>
-              <w:right w:w="150" w:type="dxa"/>
-            </w:tcMar>
-          </w:tcPr>
-          <w:p>
-            <w:pPr>
-              <w:jc w:val="left"/>
-            </w:pPr>
-            <w:r>
-              <w:rPr>
-                <w:rFonts w:ascii="Calibri" w:hAnsi="Calibri"/>
-                <w:color w:val="333333"/>
-                <w:sz w:val="19"/>
-              </w:rPr>
-              <w:t>R5 (Stale SW Cache)</w:t>
-            </w:r>
-          </w:p>
-        </w:tc>
-        <w:tc>
-          <w:tcPr>
-            <w:tcW w:type="dxa" w:w="1728"/>
-            <w:shd w:val="clear" w:color="auto" w:fill="FFFFFF"/>
-            <w:tcMar>
-              <w:top w:w="100" w:type="dxa"/>
-              <w:bottom w:w="100" w:type="dxa"/>
-              <w:left w:w="150" w:type="dxa"/>
-              <w:right w:w="150" w:type="dxa"/>
-            </w:tcMar>
-          </w:tcPr>
-          <w:p>
-            <w:pPr>
-              <w:jc w:val="left"/>
-            </w:pPr>
-            <w:r>
-              <w:rPr>
-                <w:rFonts w:ascii="Calibri" w:hAnsi="Calibri"/>
-                <w:color w:val="333333"/>
-                <w:sz w:val="19"/>
-              </w:rPr>
-              <w:t>3</w:t>
-            </w:r>
-          </w:p>
-        </w:tc>
-        <w:tc>
-          <w:tcPr>
-            <w:tcW w:type="dxa" w:w="1728"/>
-            <w:shd w:val="clear" w:color="auto" w:fill="FFFFFF"/>
-            <w:tcMar>
-              <w:top w:w="100" w:type="dxa"/>
-              <w:bottom w:w="100" w:type="dxa"/>
-              <w:left w:w="150" w:type="dxa"/>
-              <w:right w:w="150" w:type="dxa"/>
-            </w:tcMar>
-          </w:tcPr>
-          <w:p>
-            <w:pPr>
-              <w:jc w:val="left"/>
-            </w:pPr>
-            <w:r>
-              <w:rPr>
-                <w:rFonts w:ascii="Calibri" w:hAnsi="Calibri"/>
-                <w:color w:val="333333"/>
-                <w:sz w:val="19"/>
-              </w:rPr>
-              <w:t>3</w:t>
-            </w:r>
-          </w:p>
-        </w:tc>
-        <w:tc>
-          <w:tcPr>
-            <w:tcW w:type="dxa" w:w="1728"/>
-            <w:shd w:val="clear" w:color="auto" w:fill="FFFFFF"/>
-            <w:tcMar>
-              <w:top w:w="100" w:type="dxa"/>
-              <w:bottom w:w="100" w:type="dxa"/>
-              <w:left w:w="150" w:type="dxa"/>
-              <w:right w:w="150" w:type="dxa"/>
-            </w:tcMar>
-          </w:tcPr>
-          <w:p>
-            <w:pPr>
-              <w:jc w:val="left"/>
-            </w:pPr>
-            <w:r>
-              <w:rPr>
-                <w:rFonts w:ascii="Calibri" w:hAnsi="Calibri"/>
-                <w:color w:val="333333"/>
-                <w:sz w:val="19"/>
-              </w:rPr>
-              <w:t>9</w:t>
-            </w:r>
-          </w:p>
-        </w:tc>
-        <w:tc>
-          <w:tcPr>
-            <w:tcW w:type="dxa" w:w="1728"/>
-            <w:shd w:val="clear" w:color="auto" w:fill="FFFFFF"/>
-            <w:tcMar>
-              <w:top w:w="100" w:type="dxa"/>
-              <w:bottom w:w="100" w:type="dxa"/>
-              <w:left w:w="150" w:type="dxa"/>
-              <w:right w:w="150" w:type="dxa"/>
-            </w:tcMar>
-          </w:tcPr>
-          <w:p>
-            <w:pPr>
-              <w:jc w:val="left"/>
-            </w:pPr>
-            <w:r>
-              <w:rPr>
-                <w:rFonts w:ascii="Calibri" w:hAnsi="Calibri"/>
-                <w:color w:val="333333"/>
-                <w:sz w:val="19"/>
-              </w:rPr>
-              <w:t>MEDIUM</w:t>
-            </w:r>
-          </w:p>
-        </w:tc>
-      </w:tr>
-      <w:tr>
-        <w:tc>
-          <w:tcPr>
-            <w:tcW w:type="dxa" w:w="1728"/>
-            <w:shd w:val="clear" w:color="auto" w:fill="F4F6F6"/>
-            <w:tcMar>
-              <w:top w:w="100" w:type="dxa"/>
-              <w:bottom w:w="100" w:type="dxa"/>
-              <w:left w:w="150" w:type="dxa"/>
-              <w:right w:w="150" w:type="dxa"/>
-            </w:tcMar>
-          </w:tcPr>
-          <w:p>
-            <w:pPr>
-              <w:jc w:val="left"/>
-            </w:pPr>
-            <w:r>
-              <w:rPr>
-                <w:rFonts w:ascii="Calibri" w:hAnsi="Calibri"/>
-                <w:color w:val="333333"/>
-                <w:sz w:val="19"/>
-              </w:rPr>
-              <w:t>R6 (Signature DPI)</w:t>
-            </w:r>
-          </w:p>
-        </w:tc>
-        <w:tc>
-          <w:tcPr>
-            <w:tcW w:type="dxa" w:w="1728"/>
-            <w:shd w:val="clear" w:color="auto" w:fill="F4F6F6"/>
-            <w:tcMar>
-              <w:top w:w="100" w:type="dxa"/>
-              <w:bottom w:w="100" w:type="dxa"/>
-              <w:left w:w="150" w:type="dxa"/>
-              <w:right w:w="150" w:type="dxa"/>
-            </w:tcMar>
-          </w:tcPr>
-          <w:p>
-            <w:pPr>
-              <w:jc w:val="left"/>
-            </w:pPr>
-            <w:r>
-              <w:rPr>
-                <w:rFonts w:ascii="Calibri" w:hAnsi="Calibri"/>
-                <w:color w:val="333333"/>
-                <w:sz w:val="19"/>
-              </w:rPr>
-              <w:t>2</w:t>
-            </w:r>
-          </w:p>
-        </w:tc>
-        <w:tc>
-          <w:tcPr>
-            <w:tcW w:type="dxa" w:w="1728"/>
-            <w:shd w:val="clear" w:color="auto" w:fill="F4F6F6"/>
-            <w:tcMar>
-              <w:top w:w="100" w:type="dxa"/>
-              <w:bottom w:w="100" w:type="dxa"/>
-              <w:left w:w="150" w:type="dxa"/>
-              <w:right w:w="150" w:type="dxa"/>
-            </w:tcMar>
-          </w:tcPr>
-          <w:p>
-            <w:pPr>
-              <w:jc w:val="left"/>
-            </w:pPr>
-            <w:r>
-              <w:rPr>
-                <w:rFonts w:ascii="Calibri" w:hAnsi="Calibri"/>
-                <w:color w:val="333333"/>
-                <w:sz w:val="19"/>
-              </w:rPr>
-              <w:t>3</w:t>
-            </w:r>
-          </w:p>
-        </w:tc>
-        <w:tc>
-          <w:tcPr>
-            <w:tcW w:type="dxa" w:w="1728"/>
-            <w:shd w:val="clear" w:color="auto" w:fill="F4F6F6"/>
-            <w:tcMar>
-              <w:top w:w="100" w:type="dxa"/>
-              <w:bottom w:w="100" w:type="dxa"/>
-              <w:left w:w="150" w:type="dxa"/>
-              <w:right w:w="150" w:type="dxa"/>
-            </w:tcMar>
-          </w:tcPr>
-          <w:p>
-            <w:pPr>
-              <w:jc w:val="left"/>
-            </w:pPr>
-            <w:r>
-              <w:rPr>
-                <w:rFonts w:ascii="Calibri" w:hAnsi="Calibri"/>
-                <w:color w:val="333333"/>
-                <w:sz w:val="19"/>
-              </w:rPr>
-              <w:t>6</w:t>
-            </w:r>
-          </w:p>
-        </w:tc>
-        <w:tc>
-          <w:tcPr>
-            <w:tcW w:type="dxa" w:w="1728"/>
-            <w:shd w:val="clear" w:color="auto" w:fill="F4F6F6"/>
-            <w:tcMar>
-              <w:top w:w="100" w:type="dxa"/>
-              <w:bottom w:w="100" w:type="dxa"/>
-              <w:left w:w="150" w:type="dxa"/>
-              <w:right w:w="150" w:type="dxa"/>
-            </w:tcMar>
-          </w:tcPr>
-          <w:p>
-            <w:pPr>
-              <w:jc w:val="left"/>
-            </w:pPr>
-            <w:r>
-              <w:rPr>
-                <w:rFonts w:ascii="Calibri" w:hAnsi="Calibri"/>
-                <w:color w:val="333333"/>
-                <w:sz w:val="19"/>
-              </w:rPr>
-              <w:t>LOW</w:t>
-            </w:r>
-          </w:p>
-        </w:tc>
-      </w:tr>
-      <w:tr>
-        <w:tc>
-          <w:tcPr>
-            <w:tcW w:type="dxa" w:w="1728"/>
-            <w:shd w:val="clear" w:color="auto" w:fill="FFFFFF"/>
-            <w:tcMar>
-              <w:top w:w="100" w:type="dxa"/>
-              <w:bottom w:w="100" w:type="dxa"/>
-              <w:left w:w="150" w:type="dxa"/>
-              <w:right w:w="150" w:type="dxa"/>
-            </w:tcMar>
-          </w:tcPr>
-          <w:p>
-            <w:pPr>
-              <w:jc w:val="left"/>
-            </w:pPr>
-            <w:r>
-              <w:rPr>
-                <w:rFonts w:ascii="Calibri" w:hAnsi="Calibri"/>
-                <w:color w:val="333333"/>
-                <w:sz w:val="19"/>
-              </w:rPr>
-              <w:t>R7 (Shared Data Privacy)</w:t>
-            </w:r>
-          </w:p>
-        </w:tc>
-        <w:tc>
-          <w:tcPr>
-            <w:tcW w:type="dxa" w:w="1728"/>
-            <w:shd w:val="clear" w:color="auto" w:fill="FFFFFF"/>
-            <w:tcMar>
-              <w:top w:w="100" w:type="dxa"/>
-              <w:bottom w:w="100" w:type="dxa"/>
-              <w:left w:w="150" w:type="dxa"/>
-              <w:right w:w="150" w:type="dxa"/>
-            </w:tcMar>
-          </w:tcPr>
-          <w:p>
-            <w:pPr>
-              <w:jc w:val="left"/>
-            </w:pPr>
-            <w:r>
-              <w:rPr>
-                <w:rFonts w:ascii="Calibri" w:hAnsi="Calibri"/>
-                <w:color w:val="333333"/>
-                <w:sz w:val="19"/>
-              </w:rPr>
-              <w:t>3</w:t>
-            </w:r>
-          </w:p>
-        </w:tc>
-        <w:tc>
-          <w:tcPr>
-            <w:tcW w:type="dxa" w:w="1728"/>
-            <w:shd w:val="clear" w:color="auto" w:fill="FFFFFF"/>
-            <w:tcMar>
-              <w:top w:w="100" w:type="dxa"/>
-              <w:bottom w:w="100" w:type="dxa"/>
-              <w:left w:w="150" w:type="dxa"/>
-              <w:right w:w="150" w:type="dxa"/>
-            </w:tcMar>
-          </w:tcPr>
-          <w:p>
-            <w:pPr>
-              <w:jc w:val="left"/>
-            </w:pPr>
-            <w:r>
-              <w:rPr>
-                <w:rFonts w:ascii="Calibri" w:hAnsi="Calibri"/>
-                <w:color w:val="333333"/>
-                <w:sz w:val="19"/>
-              </w:rPr>
-              <w:t>4</w:t>
-            </w:r>
-          </w:p>
-        </w:tc>
-        <w:tc>
-          <w:tcPr>
-            <w:tcW w:type="dxa" w:w="1728"/>
-            <w:shd w:val="clear" w:color="auto" w:fill="FFFFFF"/>
-            <w:tcMar>
-              <w:top w:w="100" w:type="dxa"/>
-              <w:bottom w:w="100" w:type="dxa"/>
-              <w:left w:w="150" w:type="dxa"/>
-              <w:right w:w="150" w:type="dxa"/>
-            </w:tcMar>
-          </w:tcPr>
-          <w:p>
-            <w:pPr>
-              <w:jc w:val="left"/>
-            </w:pPr>
-            <w:r>
-              <w:rPr>
-                <w:rFonts w:ascii="Calibri" w:hAnsi="Calibri"/>
-                <w:color w:val="333333"/>
-                <w:sz w:val="19"/>
-              </w:rPr>
-              <w:t>12</w:t>
-            </w:r>
-          </w:p>
-        </w:tc>
-        <w:tc>
-          <w:tcPr>
-            <w:tcW w:type="dxa" w:w="1728"/>
-            <w:shd w:val="clear" w:color="auto" w:fill="FFFFFF"/>
-            <w:tcMar>
-              <w:top w:w="100" w:type="dxa"/>
-              <w:bottom w:w="100" w:type="dxa"/>
-              <w:left w:w="150" w:type="dxa"/>
-              <w:right w:w="150" w:type="dxa"/>
-            </w:tcMar>
-          </w:tcPr>
-          <w:p>
-            <w:pPr>
-              <w:jc w:val="left"/>
-            </w:pPr>
-            <w:r>
-              <w:rPr>
-                <w:rFonts w:ascii="Calibri" w:hAnsi="Calibri"/>
-                <w:color w:val="333333"/>
-                <w:sz w:val="19"/>
-              </w:rPr>
-              <w:t>MEDIUM</w:t>
-            </w:r>
-          </w:p>
-        </w:tc>
-      </w:tr>
-      <w:tr>
-        <w:tc>
-          <w:tcPr>
-            <w:tcW w:type="dxa" w:w="1728"/>
-            <w:shd w:val="clear" w:color="auto" w:fill="F4F6F6"/>
-            <w:tcMar>
-              <w:top w:w="100" w:type="dxa"/>
-              <w:bottom w:w="100" w:type="dxa"/>
-              <w:left w:w="150" w:type="dxa"/>
-              <w:right w:w="150" w:type="dxa"/>
-            </w:tcMar>
-          </w:tcPr>
-          <w:p>
-            <w:pPr>
-              <w:jc w:val="left"/>
-            </w:pPr>
-            <w:r>
-              <w:rPr>
-                <w:rFonts w:ascii="Calibri" w:hAnsi="Calibri"/>
-                <w:color w:val="333333"/>
-                <w:sz w:val="19"/>
-              </w:rPr>
-              <w:t>R8 (CDN Downtime)</w:t>
-            </w:r>
-          </w:p>
-        </w:tc>
-        <w:tc>
-          <w:tcPr>
-            <w:tcW w:type="dxa" w:w="1728"/>
-            <w:shd w:val="clear" w:color="auto" w:fill="F4F6F6"/>
-            <w:tcMar>
-              <w:top w:w="100" w:type="dxa"/>
-              <w:bottom w:w="100" w:type="dxa"/>
-              <w:left w:w="150" w:type="dxa"/>
-              <w:right w:w="150" w:type="dxa"/>
-            </w:tcMar>
-          </w:tcPr>
-          <w:p>
-            <w:pPr>
-              <w:jc w:val="left"/>
-            </w:pPr>
-            <w:r>
-              <w:rPr>
-                <w:rFonts w:ascii="Calibri" w:hAnsi="Calibri"/>
-                <w:color w:val="333333"/>
-                <w:sz w:val="19"/>
-              </w:rPr>
-              <w:t>4</w:t>
-            </w:r>
-          </w:p>
-        </w:tc>
-        <w:tc>
-          <w:tcPr>
-            <w:tcW w:type="dxa" w:w="1728"/>
-            <w:shd w:val="clear" w:color="auto" w:fill="F4F6F6"/>
-            <w:tcMar>
-              <w:top w:w="100" w:type="dxa"/>
-              <w:bottom w:w="100" w:type="dxa"/>
-              <w:left w:w="150" w:type="dxa"/>
-              <w:right w:w="150" w:type="dxa"/>
-            </w:tcMar>
-          </w:tcPr>
-          <w:p>
-            <w:pPr>
-              <w:jc w:val="left"/>
-            </w:pPr>
-            <w:r>
-              <w:rPr>
-                <w:rFonts w:ascii="Calibri" w:hAnsi="Calibri"/>
-                <w:color w:val="333333"/>
-                <w:sz w:val="19"/>
-              </w:rPr>
-              <w:t>4</w:t>
-            </w:r>
-          </w:p>
-        </w:tc>
-        <w:tc>
-          <w:tcPr>
-            <w:tcW w:type="dxa" w:w="1728"/>
-            <w:shd w:val="clear" w:color="auto" w:fill="F4F6F6"/>
-            <w:tcMar>
-              <w:top w:w="100" w:type="dxa"/>
-              <w:bottom w:w="100" w:type="dxa"/>
-              <w:left w:w="150" w:type="dxa"/>
-              <w:right w:w="150" w:type="dxa"/>
-            </w:tcMar>
-          </w:tcPr>
-          <w:p>
-            <w:pPr>
-              <w:jc w:val="left"/>
-            </w:pPr>
-            <w:r>
-              <w:rPr>
-                <w:rFonts w:ascii="Calibri" w:hAnsi="Calibri"/>
-                <w:color w:val="333333"/>
-                <w:sz w:val="19"/>
-              </w:rPr>
-              <w:t>16</w:t>
-            </w:r>
-          </w:p>
-        </w:tc>
-        <w:tc>
-          <w:tcPr>
-            <w:tcW w:type="dxa" w:w="1728"/>
-            <w:shd w:val="clear" w:color="auto" w:fill="F4F6F6"/>
-            <w:tcMar>
-              <w:top w:w="100" w:type="dxa"/>
-              <w:bottom w:w="100" w:type="dxa"/>
-              <w:left w:w="150" w:type="dxa"/>
-              <w:right w:w="150" w:type="dxa"/>
-            </w:tcMar>
-          </w:tcPr>
-          <w:p>
-            <w:pPr>
-              <w:jc w:val="left"/>
-            </w:pPr>
-            <w:r>
-              <w:rPr>
-                <w:rFonts w:ascii="Calibri" w:hAnsi="Calibri"/>
-                <w:color w:val="333333"/>
-                <w:sz w:val="19"/>
-              </w:rPr>
-              <w:t>HIGH</w:t>
-            </w:r>
-          </w:p>
-        </w:tc>
-      </w:tr>
-      <w:tr>
-        <w:tc>
-          <w:tcPr>
-            <w:tcW w:type="dxa" w:w="1728"/>
-            <w:shd w:val="clear" w:color="auto" w:fill="FFFFFF"/>
-            <w:tcMar>
-              <w:top w:w="100" w:type="dxa"/>
-              <w:bottom w:w="100" w:type="dxa"/>
-              <w:left w:w="150" w:type="dxa"/>
-              <w:right w:w="150" w:type="dxa"/>
-            </w:tcMar>
-          </w:tcPr>
-          <w:p>
-            <w:pPr>
-              <w:jc w:val="left"/>
-            </w:pPr>
-            <w:r>
-              <w:rPr>
-                <w:rFonts w:ascii="Calibri" w:hAnsi="Calibri"/>
-                <w:color w:val="333333"/>
-                <w:sz w:val="19"/>
-              </w:rPr>
-              <w:t>R9 (Schedule Delay)</w:t>
-            </w:r>
-          </w:p>
-        </w:tc>
-        <w:tc>
-          <w:tcPr>
-            <w:tcW w:type="dxa" w:w="1728"/>
-            <w:shd w:val="clear" w:color="auto" w:fill="FFFFFF"/>
-            <w:tcMar>
-              <w:top w:w="100" w:type="dxa"/>
-              <w:bottom w:w="100" w:type="dxa"/>
-              <w:left w:w="150" w:type="dxa"/>
-              <w:right w:w="150" w:type="dxa"/>
-            </w:tcMar>
-          </w:tcPr>
-          <w:p>
-            <w:pPr>
-              <w:jc w:val="left"/>
-            </w:pPr>
-            <w:r>
-              <w:rPr>
-                <w:rFonts w:ascii="Calibri" w:hAnsi="Calibri"/>
-                <w:color w:val="333333"/>
-                <w:sz w:val="19"/>
-              </w:rPr>
-              <w:t>3</w:t>
-            </w:r>
-          </w:p>
-        </w:tc>
-        <w:tc>
-          <w:tcPr>
-            <w:tcW w:type="dxa" w:w="1728"/>
-            <w:shd w:val="clear" w:color="auto" w:fill="FFFFFF"/>
-            <w:tcMar>
-              <w:top w:w="100" w:type="dxa"/>
-              <w:bottom w:w="100" w:type="dxa"/>
-              <w:left w:w="150" w:type="dxa"/>
-              <w:right w:w="150" w:type="dxa"/>
-            </w:tcMar>
-          </w:tcPr>
-          <w:p>
-            <w:pPr>
-              <w:jc w:val="left"/>
-            </w:pPr>
-            <w:r>
-              <w:rPr>
-                <w:rFonts w:ascii="Calibri" w:hAnsi="Calibri"/>
-                <w:color w:val="333333"/>
-                <w:sz w:val="19"/>
-              </w:rPr>
-              <w:t>3</w:t>
-            </w:r>
-          </w:p>
-        </w:tc>
-        <w:tc>
-          <w:tcPr>
-            <w:tcW w:type="dxa" w:w="1728"/>
-            <w:shd w:val="clear" w:color="auto" w:fill="FFFFFF"/>
-            <w:tcMar>
-              <w:top w:w="100" w:type="dxa"/>
-              <w:bottom w:w="100" w:type="dxa"/>
-              <w:left w:w="150" w:type="dxa"/>
-              <w:right w:w="150" w:type="dxa"/>
-            </w:tcMar>
-          </w:tcPr>
-          <w:p>
-            <w:pPr>
-              <w:jc w:val="left"/>
-            </w:pPr>
-            <w:r>
-              <w:rPr>
-                <w:rFonts w:ascii="Calibri" w:hAnsi="Calibri"/>
-                <w:color w:val="333333"/>
-                <w:sz w:val="19"/>
-              </w:rPr>
-              <w:t>9</w:t>
-            </w:r>
-          </w:p>
-        </w:tc>
-        <w:tc>
-          <w:tcPr>
-            <w:tcW w:type="dxa" w:w="1728"/>
-            <w:shd w:val="clear" w:color="auto" w:fill="FFFFFF"/>
-            <w:tcMar>
-              <w:top w:w="100" w:type="dxa"/>
-              <w:bottom w:w="100" w:type="dxa"/>
-              <w:left w:w="150" w:type="dxa"/>
-              <w:right w:w="150" w:type="dxa"/>
-            </w:tcMar>
-          </w:tcPr>
-          <w:p>
-            <w:pPr>
-              <w:jc w:val="left"/>
-            </w:pPr>
-            <w:r>
-              <w:rPr>
-                <w:rFonts w:ascii="Calibri" w:hAnsi="Calibri"/>
-                <w:color w:val="333333"/>
-                <w:sz w:val="19"/>
-              </w:rPr>
-              <w:t>MEDIUM</w:t>
-            </w:r>
-          </w:p>
-        </w:tc>
-      </w:tr>
-      <w:tr>
-        <w:tc>
-          <w:tcPr>
-            <w:tcW w:type="dxa" w:w="1728"/>
-            <w:shd w:val="clear" w:color="auto" w:fill="F4F6F6"/>
-            <w:tcMar>
-              <w:top w:w="100" w:type="dxa"/>
-              <w:bottom w:w="100" w:type="dxa"/>
-              <w:left w:w="150" w:type="dxa"/>
-              <w:right w:w="150" w:type="dxa"/>
-            </w:tcMar>
-          </w:tcPr>
-          <w:p>
-            <w:pPr>
-              <w:jc w:val="left"/>
-            </w:pPr>
-            <w:r>
-              <w:rPr>
-                <w:rFonts w:ascii="Calibri" w:hAnsi="Calibri"/>
-                <w:color w:val="333333"/>
-                <w:sz w:val="19"/>
-              </w:rPr>
-              <w:t>R10 (A4 Sheet Overflow)</w:t>
-            </w:r>
-          </w:p>
-        </w:tc>
-        <w:tc>
-          <w:tcPr>
-            <w:tcW w:type="dxa" w:w="1728"/>
-            <w:shd w:val="clear" w:color="auto" w:fill="F4F6F6"/>
-            <w:tcMar>
-              <w:top w:w="100" w:type="dxa"/>
-              <w:bottom w:w="100" w:type="dxa"/>
-              <w:left w:w="150" w:type="dxa"/>
-              <w:right w:w="150" w:type="dxa"/>
-            </w:tcMar>
-          </w:tcPr>
-          <w:p>
-            <w:pPr>
-              <w:jc w:val="left"/>
-            </w:pPr>
-            <w:r>
-              <w:rPr>
-                <w:rFonts w:ascii="Calibri" w:hAnsi="Calibri"/>
-                <w:color w:val="333333"/>
-                <w:sz w:val="19"/>
-              </w:rPr>
-              <w:t>3</w:t>
-            </w:r>
-          </w:p>
-        </w:tc>
-        <w:tc>
-          <w:tcPr>
-            <w:tcW w:type="dxa" w:w="1728"/>
-            <w:shd w:val="clear" w:color="auto" w:fill="F4F6F6"/>
-            <w:tcMar>
-              <w:top w:w="100" w:type="dxa"/>
-              <w:bottom w:w="100" w:type="dxa"/>
-              <w:left w:w="150" w:type="dxa"/>
-              <w:right w:w="150" w:type="dxa"/>
-            </w:tcMar>
-          </w:tcPr>
-          <w:p>
-            <w:pPr>
-              <w:jc w:val="left"/>
-            </w:pPr>
-            <w:r>
-              <w:rPr>
-                <w:rFonts w:ascii="Calibri" w:hAnsi="Calibri"/>
-                <w:color w:val="333333"/>
-                <w:sz w:val="19"/>
-              </w:rPr>
-              <w:t>4</w:t>
-            </w:r>
-          </w:p>
-        </w:tc>
-        <w:tc>
-          <w:tcPr>
-            <w:tcW w:type="dxa" w:w="1728"/>
-            <w:shd w:val="clear" w:color="auto" w:fill="F4F6F6"/>
-            <w:tcMar>
-              <w:top w:w="100" w:type="dxa"/>
-              <w:bottom w:w="100" w:type="dxa"/>
-              <w:left w:w="150" w:type="dxa"/>
-              <w:right w:w="150" w:type="dxa"/>
-            </w:tcMar>
-          </w:tcPr>
-          <w:p>
-            <w:pPr>
-              <w:jc w:val="left"/>
-            </w:pPr>
-            <w:r>
-              <w:rPr>
-                <w:rFonts w:ascii="Calibri" w:hAnsi="Calibri"/>
-                <w:color w:val="333333"/>
-                <w:sz w:val="19"/>
-              </w:rPr>
-              <w:t>12</w:t>
-            </w:r>
-          </w:p>
-        </w:tc>
-        <w:tc>
-          <w:tcPr>
-            <w:tcW w:type="dxa" w:w="1728"/>
-            <w:shd w:val="clear" w:color="auto" w:fill="F4F6F6"/>
-            <w:tcMar>
-              <w:top w:w="100" w:type="dxa"/>
-              <w:bottom w:w="100" w:type="dxa"/>
-              <w:left w:w="150" w:type="dxa"/>
-              <w:right w:w="150" w:type="dxa"/>
-            </w:tcMar>
-          </w:tcPr>
-          <w:p>
-            <w:pPr>
-              <w:jc w:val="left"/>
-            </w:pPr>
-            <w:r>
-              <w:rPr>
-                <w:rFonts w:ascii="Calibri" w:hAnsi="Calibri"/>
-                <w:color w:val="333333"/>
-                <w:sz w:val="19"/>
-              </w:rPr>
-              <w:t>MEDIUM</w:t>
+              <w:t>JSON schema verification with rollback transaction.</w:t>
             </w:r>
           </w:p>
         </w:tc>
@@ -3029,73 +2733,1893 @@
     <w:p>
       <w:pPr>
         <w:pStyle w:val="Heading2"/>
+        <w:spacing w:before="200" w:after="60"/>
       </w:pPr>
       <w:r>
         <w:rPr>
           <w:rFonts w:ascii="Calibri" w:hAnsi="Calibri"/>
           <w:b/>
           <w:color w:val="2C3E50"/>
-          <w:sz w:val="26"/>
+          <w:sz w:val="25"/>
         </w:rPr>
-        <w:t>5. Detailed Mitigation, Monitoring &amp; Contingency Plans</w:t>
-      </w:r>
-    </w:p>
-    <w:p>
-      <w:r>
-        <w:t>R2: Accidental Browser Cache Clearance (RE: 20 - CRITICAL)</w:t>
-        <w:br/>
-        <w:t>• Mitigation: Provide prominent one-click JSON/CSV data backup &amp; restore buttons on the dashboard.</w:t>
-        <w:br/>
-        <w:t>• Monitoring: Track database size on each invoice creation and alert user if backup is older than 7 days.</w:t>
-        <w:br/>
-        <w:t>• Contingency: Enable immediate one-click restoration from downloaded .json ledger backup files.</w:t>
-        <w:br/>
-        <w:br/>
-        <w:t>R1: LocalStorage Quota Exhaustion (RE: 15 - HIGH)</w:t>
-        <w:br/>
-        <w:t>• Mitigation: Store high-resolution company logos as compressed webp/jpeg; avoid duplicate base64 strings.</w:t>
-        <w:br/>
-        <w:t>• Monitoring: Monitor bytes stored via navigator.storage.estimate() or byte counter in settings.</w:t>
-        <w:br/>
-        <w:t>• Contingency: Implement IndexedDB migration path for databases exceeding 5MB.</w:t>
-        <w:br/>
-        <w:br/>
-        <w:t>R8: CDN Availability &amp; Offline Failures (RE: 16 - HIGH)</w:t>
-        <w:br/>
-        <w:t>• Mitigation: Cache html2pdf.js and web fonts inside the Service Worker cache on initial load.</w:t>
-        <w:br/>
-        <w:t>• Monitoring: Fall back gracefully to native window.print() if html2pdf fails.</w:t>
-        <w:br/>
-        <w:t>• Contingency: Native browser printing ensures PDF generation never halts even completely offline.</w:t>
+        <w:t>5. Detailed Risk Information Sheets (RIS)</w:t>
       </w:r>
     </w:p>
     <w:p>
       <w:pPr>
+        <w:spacing w:before="0" w:after="90" w:line="276" w:lineRule="auto"/>
+      </w:pPr>
+      <w:r>
+        <w:rPr>
+          <w:rFonts w:ascii="Calibri" w:hAnsi="Calibri"/>
+          <w:b/>
+          <w:color w:val="1A202C"/>
+          <w:sz w:val="21"/>
+        </w:rPr>
+        <w:t xml:space="preserve">RIS-01: </w:t>
+      </w:r>
+      <w:r>
+        <w:rPr>
+          <w:rFonts w:ascii="Calibri" w:hAnsi="Calibri"/>
+          <w:color w:val="1A202C"/>
+          <w:sz w:val="21"/>
+        </w:rPr>
+        <w:t>Risk Information Sheet: R-02 Accidental Browser Cache Cleared</w:t>
+      </w:r>
+    </w:p>
+    <w:tbl>
+      <w:tblPr>
+        <w:tblW w:type="auto" w:w="0"/>
+        <w:jc w:val="center"/>
+        <w:tblLayout w:type="fixed"/>
+        <w:tblLook w:firstColumn="1" w:firstRow="1" w:lastColumn="0" w:lastRow="0" w:noHBand="0" w:noVBand="1" w:val="04A0"/>
+        <w:tblBorders>
+          <w:top w:val="single" w:sz="4" w:space="0" w:color="D1D5DB"/>
+          <w:left w:val="single" w:sz="4" w:space="0" w:color="D1D5DB"/>
+          <w:bottom w:val="single" w:sz="4" w:space="0" w:color="D1D5DB"/>
+          <w:right w:val="single" w:sz="4" w:space="0" w:color="D1D5DB"/>
+          <w:insideH w:val="single" w:sz="4" w:space="0" w:color="D1D5DB"/>
+          <w:insideV w:val="single" w:sz="4" w:space="0" w:color="D1D5DB"/>
+        </w:tblBorders>
+      </w:tblPr>
+      <w:tblGrid>
+        <w:gridCol w:w="4680"/>
+        <w:gridCol w:w="4680"/>
+      </w:tblGrid>
+      <w:tr>
+        <w:tc>
+          <w:tcPr>
+            <w:tcW w:type="dxa" w:w="2592"/>
+            <w:shd w:val="clear" w:color="auto" w:fill="1B4D4B"/>
+            <w:tcMar>
+              <w:top w:w="120" w:type="dxa"/>
+              <w:bottom w:w="120" w:type="dxa"/>
+              <w:left w:w="140" w:type="dxa"/>
+              <w:right w:w="140" w:type="dxa"/>
+            </w:tcMar>
+          </w:tcPr>
+          <w:p>
+            <w:pPr>
+              <w:spacing w:before="0" w:after="0"/>
+              <w:jc w:val="left"/>
+            </w:pPr>
+            <w:r>
+              <w:rPr>
+                <w:rFonts w:ascii="Calibri" w:hAnsi="Calibri"/>
+                <w:b/>
+                <w:color w:val="FFFFFF"/>
+                <w:sz w:val="20"/>
+              </w:rPr>
+              <w:t>RIS Attribute</w:t>
+            </w:r>
+          </w:p>
+        </w:tc>
+        <w:tc>
+          <w:tcPr>
+            <w:tcW w:type="dxa" w:w="6768"/>
+            <w:shd w:val="clear" w:color="auto" w:fill="1B4D4B"/>
+            <w:tcMar>
+              <w:top w:w="120" w:type="dxa"/>
+              <w:bottom w:w="120" w:type="dxa"/>
+              <w:left w:w="140" w:type="dxa"/>
+              <w:right w:w="140" w:type="dxa"/>
+            </w:tcMar>
+          </w:tcPr>
+          <w:p>
+            <w:pPr>
+              <w:spacing w:before="0" w:after="0"/>
+              <w:jc w:val="left"/>
+            </w:pPr>
+            <w:r>
+              <w:rPr>
+                <w:rFonts w:ascii="Calibri" w:hAnsi="Calibri"/>
+                <w:b/>
+                <w:color w:val="FFFFFF"/>
+                <w:sz w:val="20"/>
+              </w:rPr>
+              <w:t>Management Specification</w:t>
+            </w:r>
+          </w:p>
+        </w:tc>
+      </w:tr>
+      <w:tr>
+        <w:tc>
+          <w:tcPr>
+            <w:tcW w:type="dxa" w:w="2592"/>
+            <w:shd w:val="clear" w:color="auto" w:fill="FFFFFF"/>
+            <w:tcMar>
+              <w:top w:w="100" w:type="dxa"/>
+              <w:bottom w:w="100" w:type="dxa"/>
+              <w:left w:w="140" w:type="dxa"/>
+              <w:right w:w="140" w:type="dxa"/>
+            </w:tcMar>
+          </w:tcPr>
+          <w:p>
+            <w:pPr>
+              <w:spacing w:before="0" w:after="0" w:line="276" w:lineRule="auto"/>
+              <w:jc w:val="left"/>
+            </w:pPr>
+            <w:r>
+              <w:rPr>
+                <w:rFonts w:ascii="Calibri" w:hAnsi="Calibri"/>
+                <w:color w:val="1A202C"/>
+                <w:sz w:val="19"/>
+              </w:rPr>
+              <w:t>Risk Statement</w:t>
+            </w:r>
+          </w:p>
+        </w:tc>
+        <w:tc>
+          <w:tcPr>
+            <w:tcW w:type="dxa" w:w="6768"/>
+            <w:shd w:val="clear" w:color="auto" w:fill="FFFFFF"/>
+            <w:tcMar>
+              <w:top w:w="100" w:type="dxa"/>
+              <w:bottom w:w="100" w:type="dxa"/>
+              <w:left w:w="140" w:type="dxa"/>
+              <w:right w:w="140" w:type="dxa"/>
+            </w:tcMar>
+          </w:tcPr>
+          <w:p>
+            <w:pPr>
+              <w:spacing w:before="0" w:after="0" w:line="276" w:lineRule="auto"/>
+              <w:jc w:val="left"/>
+            </w:pPr>
+            <w:r>
+              <w:rPr>
+                <w:rFonts w:ascii="Calibri" w:hAnsi="Calibri"/>
+                <w:color w:val="1A202C"/>
+                <w:sz w:val="19"/>
+              </w:rPr>
+              <w:t>User manually clears browser cache/cookies, inadvertently deleting all locally stored invoices and client directories.</w:t>
+            </w:r>
+          </w:p>
+        </w:tc>
+      </w:tr>
+      <w:tr>
+        <w:tc>
+          <w:tcPr>
+            <w:tcW w:type="dxa" w:w="2592"/>
+            <w:shd w:val="clear" w:color="auto" w:fill="F7FAFC"/>
+            <w:tcMar>
+              <w:top w:w="100" w:type="dxa"/>
+              <w:bottom w:w="100" w:type="dxa"/>
+              <w:left w:w="140" w:type="dxa"/>
+              <w:right w:w="140" w:type="dxa"/>
+            </w:tcMar>
+          </w:tcPr>
+          <w:p>
+            <w:pPr>
+              <w:spacing w:before="0" w:after="0" w:line="276" w:lineRule="auto"/>
+              <w:jc w:val="left"/>
+            </w:pPr>
+            <w:r>
+              <w:rPr>
+                <w:rFonts w:ascii="Calibri" w:hAnsi="Calibri"/>
+                <w:color w:val="1A202C"/>
+                <w:sz w:val="19"/>
+              </w:rPr>
+              <w:t>Probability &amp; Impact</w:t>
+            </w:r>
+          </w:p>
+        </w:tc>
+        <w:tc>
+          <w:tcPr>
+            <w:tcW w:type="dxa" w:w="6768"/>
+            <w:shd w:val="clear" w:color="auto" w:fill="F7FAFC"/>
+            <w:tcMar>
+              <w:top w:w="100" w:type="dxa"/>
+              <w:bottom w:w="100" w:type="dxa"/>
+              <w:left w:w="140" w:type="dxa"/>
+              <w:right w:w="140" w:type="dxa"/>
+            </w:tcMar>
+          </w:tcPr>
+          <w:p>
+            <w:pPr>
+              <w:spacing w:before="0" w:after="0" w:line="276" w:lineRule="auto"/>
+              <w:jc w:val="left"/>
+            </w:pPr>
+            <w:r>
+              <w:rPr>
+                <w:rFonts w:ascii="Calibri" w:hAnsi="Calibri"/>
+                <w:color w:val="1A202C"/>
+                <w:sz w:val="19"/>
+              </w:rPr>
+              <w:t>Probability: 0.60 | Impact: 5 (Critical Data Loss) | Exposure Score: 3.00</w:t>
+            </w:r>
+          </w:p>
+        </w:tc>
+      </w:tr>
+      <w:tr>
+        <w:tc>
+          <w:tcPr>
+            <w:tcW w:type="dxa" w:w="2592"/>
+            <w:shd w:val="clear" w:color="auto" w:fill="FFFFFF"/>
+            <w:tcMar>
+              <w:top w:w="100" w:type="dxa"/>
+              <w:bottom w:w="100" w:type="dxa"/>
+              <w:left w:w="140" w:type="dxa"/>
+              <w:right w:w="140" w:type="dxa"/>
+            </w:tcMar>
+          </w:tcPr>
+          <w:p>
+            <w:pPr>
+              <w:spacing w:before="0" w:after="0" w:line="276" w:lineRule="auto"/>
+              <w:jc w:val="left"/>
+            </w:pPr>
+            <w:r>
+              <w:rPr>
+                <w:rFonts w:ascii="Calibri" w:hAnsi="Calibri"/>
+                <w:color w:val="1A202C"/>
+                <w:sz w:val="19"/>
+              </w:rPr>
+              <w:t>Mitigation Strategy</w:t>
+            </w:r>
+          </w:p>
+        </w:tc>
+        <w:tc>
+          <w:tcPr>
+            <w:tcW w:type="dxa" w:w="6768"/>
+            <w:shd w:val="clear" w:color="auto" w:fill="FFFFFF"/>
+            <w:tcMar>
+              <w:top w:w="100" w:type="dxa"/>
+              <w:bottom w:w="100" w:type="dxa"/>
+              <w:left w:w="140" w:type="dxa"/>
+              <w:right w:w="140" w:type="dxa"/>
+            </w:tcMar>
+          </w:tcPr>
+          <w:p>
+            <w:pPr>
+              <w:spacing w:before="0" w:after="0" w:line="276" w:lineRule="auto"/>
+              <w:jc w:val="left"/>
+            </w:pPr>
+            <w:r>
+              <w:rPr>
+                <w:rFonts w:ascii="Calibri" w:hAnsi="Calibri"/>
+                <w:color w:val="1A202C"/>
+                <w:sz w:val="19"/>
+              </w:rPr>
+              <w:t>1. Implement persistent one-click 'Export Full Backup (JSON)' and 'Export Sales Register (CSV)' buttons.</w:t>
+              <w:br/>
+              <w:t>2. Display an initial advisory banner educating users that Ledgerly stores data locally on-device.</w:t>
+              <w:br/>
+              <w:t>3. Store active draft buffers in secondary temporary keys to recover in-flight invoices.</w:t>
+            </w:r>
+          </w:p>
+        </w:tc>
+      </w:tr>
+      <w:tr>
+        <w:tc>
+          <w:tcPr>
+            <w:tcW w:type="dxa" w:w="2592"/>
+            <w:shd w:val="clear" w:color="auto" w:fill="F7FAFC"/>
+            <w:tcMar>
+              <w:top w:w="100" w:type="dxa"/>
+              <w:bottom w:w="100" w:type="dxa"/>
+              <w:left w:w="140" w:type="dxa"/>
+              <w:right w:w="140" w:type="dxa"/>
+            </w:tcMar>
+          </w:tcPr>
+          <w:p>
+            <w:pPr>
+              <w:spacing w:before="0" w:after="0" w:line="276" w:lineRule="auto"/>
+              <w:jc w:val="left"/>
+            </w:pPr>
+            <w:r>
+              <w:rPr>
+                <w:rFonts w:ascii="Calibri" w:hAnsi="Calibri"/>
+                <w:color w:val="1A202C"/>
+                <w:sz w:val="19"/>
+              </w:rPr>
+              <w:t>Trigger / Monitoring</w:t>
+            </w:r>
+          </w:p>
+        </w:tc>
+        <w:tc>
+          <w:tcPr>
+            <w:tcW w:type="dxa" w:w="6768"/>
+            <w:shd w:val="clear" w:color="auto" w:fill="F7FAFC"/>
+            <w:tcMar>
+              <w:top w:w="100" w:type="dxa"/>
+              <w:bottom w:w="100" w:type="dxa"/>
+              <w:left w:w="140" w:type="dxa"/>
+              <w:right w:w="140" w:type="dxa"/>
+            </w:tcMar>
+          </w:tcPr>
+          <w:p>
+            <w:pPr>
+              <w:spacing w:before="0" w:after="0" w:line="276" w:lineRule="auto"/>
+              <w:jc w:val="left"/>
+            </w:pPr>
+            <w:r>
+              <w:rPr>
+                <w:rFonts w:ascii="Calibri" w:hAnsi="Calibri"/>
+                <w:color w:val="1A202C"/>
+                <w:sz w:val="19"/>
+              </w:rPr>
+              <w:t>Trigger: User has created &gt;10 invoices or accrued &gt;30 days without performing a manual backup.</w:t>
+            </w:r>
+          </w:p>
+        </w:tc>
+      </w:tr>
+      <w:tr>
+        <w:tc>
+          <w:tcPr>
+            <w:tcW w:type="dxa" w:w="2592"/>
+            <w:shd w:val="clear" w:color="auto" w:fill="FFFFFF"/>
+            <w:tcMar>
+              <w:top w:w="100" w:type="dxa"/>
+              <w:bottom w:w="100" w:type="dxa"/>
+              <w:left w:w="140" w:type="dxa"/>
+              <w:right w:w="140" w:type="dxa"/>
+            </w:tcMar>
+          </w:tcPr>
+          <w:p>
+            <w:pPr>
+              <w:spacing w:before="0" w:after="0" w:line="276" w:lineRule="auto"/>
+              <w:jc w:val="left"/>
+            </w:pPr>
+            <w:r>
+              <w:rPr>
+                <w:rFonts w:ascii="Calibri" w:hAnsi="Calibri"/>
+                <w:color w:val="1A202C"/>
+                <w:sz w:val="19"/>
+              </w:rPr>
+              <w:t>Contingency Plan</w:t>
+            </w:r>
+          </w:p>
+        </w:tc>
+        <w:tc>
+          <w:tcPr>
+            <w:tcW w:type="dxa" w:w="6768"/>
+            <w:shd w:val="clear" w:color="auto" w:fill="FFFFFF"/>
+            <w:tcMar>
+              <w:top w:w="100" w:type="dxa"/>
+              <w:bottom w:w="100" w:type="dxa"/>
+              <w:left w:w="140" w:type="dxa"/>
+              <w:right w:w="140" w:type="dxa"/>
+            </w:tcMar>
+          </w:tcPr>
+          <w:p>
+            <w:pPr>
+              <w:spacing w:before="0" w:after="0" w:line="276" w:lineRule="auto"/>
+              <w:jc w:val="left"/>
+            </w:pPr>
+            <w:r>
+              <w:rPr>
+                <w:rFonts w:ascii="Calibri" w:hAnsi="Calibri"/>
+                <w:color w:val="1A202C"/>
+                <w:sz w:val="19"/>
+              </w:rPr>
+              <w:t>Provide a dedicated 'Restore from Backup' file picker in settings to instantly restore database state.</w:t>
+            </w:r>
+          </w:p>
+        </w:tc>
+      </w:tr>
+    </w:tbl>
+    <w:p/>
+    <w:p>
+      <w:pPr>
+        <w:spacing w:before="0" w:after="90" w:line="276" w:lineRule="auto"/>
+      </w:pPr>
+      <w:r>
+        <w:rPr>
+          <w:rFonts w:ascii="Calibri" w:hAnsi="Calibri"/>
+          <w:b/>
+          <w:color w:val="1A202C"/>
+          <w:sz w:val="21"/>
+        </w:rPr>
+        <w:t xml:space="preserve">RIS-02: </w:t>
+      </w:r>
+      <w:r>
+        <w:rPr>
+          <w:rFonts w:ascii="Calibri" w:hAnsi="Calibri"/>
+          <w:color w:val="1A202C"/>
+          <w:sz w:val="21"/>
+        </w:rPr>
+        <w:t>Risk Information Sheet: R-01 LocalStorage Quota Exceeded</w:t>
+      </w:r>
+    </w:p>
+    <w:tbl>
+      <w:tblPr>
+        <w:tblW w:type="auto" w:w="0"/>
+        <w:jc w:val="center"/>
+        <w:tblLayout w:type="fixed"/>
+        <w:tblLook w:firstColumn="1" w:firstRow="1" w:lastColumn="0" w:lastRow="0" w:noHBand="0" w:noVBand="1" w:val="04A0"/>
+        <w:tblBorders>
+          <w:top w:val="single" w:sz="4" w:space="0" w:color="D1D5DB"/>
+          <w:left w:val="single" w:sz="4" w:space="0" w:color="D1D5DB"/>
+          <w:bottom w:val="single" w:sz="4" w:space="0" w:color="D1D5DB"/>
+          <w:right w:val="single" w:sz="4" w:space="0" w:color="D1D5DB"/>
+          <w:insideH w:val="single" w:sz="4" w:space="0" w:color="D1D5DB"/>
+          <w:insideV w:val="single" w:sz="4" w:space="0" w:color="D1D5DB"/>
+        </w:tblBorders>
+      </w:tblPr>
+      <w:tblGrid>
+        <w:gridCol w:w="4680"/>
+        <w:gridCol w:w="4680"/>
+      </w:tblGrid>
+      <w:tr>
+        <w:tc>
+          <w:tcPr>
+            <w:tcW w:type="dxa" w:w="2592"/>
+            <w:shd w:val="clear" w:color="auto" w:fill="1B4D4B"/>
+            <w:tcMar>
+              <w:top w:w="120" w:type="dxa"/>
+              <w:bottom w:w="120" w:type="dxa"/>
+              <w:left w:w="140" w:type="dxa"/>
+              <w:right w:w="140" w:type="dxa"/>
+            </w:tcMar>
+          </w:tcPr>
+          <w:p>
+            <w:pPr>
+              <w:spacing w:before="0" w:after="0"/>
+              <w:jc w:val="left"/>
+            </w:pPr>
+            <w:r>
+              <w:rPr>
+                <w:rFonts w:ascii="Calibri" w:hAnsi="Calibri"/>
+                <w:b/>
+                <w:color w:val="FFFFFF"/>
+                <w:sz w:val="20"/>
+              </w:rPr>
+              <w:t>RIS Attribute</w:t>
+            </w:r>
+          </w:p>
+        </w:tc>
+        <w:tc>
+          <w:tcPr>
+            <w:tcW w:type="dxa" w:w="6768"/>
+            <w:shd w:val="clear" w:color="auto" w:fill="1B4D4B"/>
+            <w:tcMar>
+              <w:top w:w="120" w:type="dxa"/>
+              <w:bottom w:w="120" w:type="dxa"/>
+              <w:left w:w="140" w:type="dxa"/>
+              <w:right w:w="140" w:type="dxa"/>
+            </w:tcMar>
+          </w:tcPr>
+          <w:p>
+            <w:pPr>
+              <w:spacing w:before="0" w:after="0"/>
+              <w:jc w:val="left"/>
+            </w:pPr>
+            <w:r>
+              <w:rPr>
+                <w:rFonts w:ascii="Calibri" w:hAnsi="Calibri"/>
+                <w:b/>
+                <w:color w:val="FFFFFF"/>
+                <w:sz w:val="20"/>
+              </w:rPr>
+              <w:t>Management Specification</w:t>
+            </w:r>
+          </w:p>
+        </w:tc>
+      </w:tr>
+      <w:tr>
+        <w:tc>
+          <w:tcPr>
+            <w:tcW w:type="dxa" w:w="2592"/>
+            <w:shd w:val="clear" w:color="auto" w:fill="FFFFFF"/>
+            <w:tcMar>
+              <w:top w:w="100" w:type="dxa"/>
+              <w:bottom w:w="100" w:type="dxa"/>
+              <w:left w:w="140" w:type="dxa"/>
+              <w:right w:w="140" w:type="dxa"/>
+            </w:tcMar>
+          </w:tcPr>
+          <w:p>
+            <w:pPr>
+              <w:spacing w:before="0" w:after="0" w:line="276" w:lineRule="auto"/>
+              <w:jc w:val="left"/>
+            </w:pPr>
+            <w:r>
+              <w:rPr>
+                <w:rFonts w:ascii="Calibri" w:hAnsi="Calibri"/>
+                <w:color w:val="1A202C"/>
+                <w:sz w:val="19"/>
+              </w:rPr>
+              <w:t>Risk Statement</w:t>
+            </w:r>
+          </w:p>
+        </w:tc>
+        <w:tc>
+          <w:tcPr>
+            <w:tcW w:type="dxa" w:w="6768"/>
+            <w:shd w:val="clear" w:color="auto" w:fill="FFFFFF"/>
+            <w:tcMar>
+              <w:top w:w="100" w:type="dxa"/>
+              <w:bottom w:w="100" w:type="dxa"/>
+              <w:left w:w="140" w:type="dxa"/>
+              <w:right w:w="140" w:type="dxa"/>
+            </w:tcMar>
+          </w:tcPr>
+          <w:p>
+            <w:pPr>
+              <w:spacing w:before="0" w:after="0" w:line="276" w:lineRule="auto"/>
+              <w:jc w:val="left"/>
+            </w:pPr>
+            <w:r>
+              <w:rPr>
+                <w:rFonts w:ascii="Calibri" w:hAnsi="Calibri"/>
+                <w:color w:val="1A202C"/>
+                <w:sz w:val="19"/>
+              </w:rPr>
+              <w:t>Accumulation of high-resolution base64 signature images and business logos exceeds the browser's 5MB localStorage quota.</w:t>
+            </w:r>
+          </w:p>
+        </w:tc>
+      </w:tr>
+      <w:tr>
+        <w:tc>
+          <w:tcPr>
+            <w:tcW w:type="dxa" w:w="2592"/>
+            <w:shd w:val="clear" w:color="auto" w:fill="F7FAFC"/>
+            <w:tcMar>
+              <w:top w:w="100" w:type="dxa"/>
+              <w:bottom w:w="100" w:type="dxa"/>
+              <w:left w:w="140" w:type="dxa"/>
+              <w:right w:w="140" w:type="dxa"/>
+            </w:tcMar>
+          </w:tcPr>
+          <w:p>
+            <w:pPr>
+              <w:spacing w:before="0" w:after="0" w:line="276" w:lineRule="auto"/>
+              <w:jc w:val="left"/>
+            </w:pPr>
+            <w:r>
+              <w:rPr>
+                <w:rFonts w:ascii="Calibri" w:hAnsi="Calibri"/>
+                <w:color w:val="1A202C"/>
+                <w:sz w:val="19"/>
+              </w:rPr>
+              <w:t>Probability &amp; Impact</w:t>
+            </w:r>
+          </w:p>
+        </w:tc>
+        <w:tc>
+          <w:tcPr>
+            <w:tcW w:type="dxa" w:w="6768"/>
+            <w:shd w:val="clear" w:color="auto" w:fill="F7FAFC"/>
+            <w:tcMar>
+              <w:top w:w="100" w:type="dxa"/>
+              <w:bottom w:w="100" w:type="dxa"/>
+              <w:left w:w="140" w:type="dxa"/>
+              <w:right w:w="140" w:type="dxa"/>
+            </w:tcMar>
+          </w:tcPr>
+          <w:p>
+            <w:pPr>
+              <w:spacing w:before="0" w:after="0" w:line="276" w:lineRule="auto"/>
+              <w:jc w:val="left"/>
+            </w:pPr>
+            <w:r>
+              <w:rPr>
+                <w:rFonts w:ascii="Calibri" w:hAnsi="Calibri"/>
+                <w:color w:val="1A202C"/>
+                <w:sz w:val="19"/>
+              </w:rPr>
+              <w:t>Probability: 0.40 | Impact: 4 (Write Failure) | Exposure Score: 1.60</w:t>
+            </w:r>
+          </w:p>
+        </w:tc>
+      </w:tr>
+      <w:tr>
+        <w:tc>
+          <w:tcPr>
+            <w:tcW w:type="dxa" w:w="2592"/>
+            <w:shd w:val="clear" w:color="auto" w:fill="FFFFFF"/>
+            <w:tcMar>
+              <w:top w:w="100" w:type="dxa"/>
+              <w:bottom w:w="100" w:type="dxa"/>
+              <w:left w:w="140" w:type="dxa"/>
+              <w:right w:w="140" w:type="dxa"/>
+            </w:tcMar>
+          </w:tcPr>
+          <w:p>
+            <w:pPr>
+              <w:spacing w:before="0" w:after="0" w:line="276" w:lineRule="auto"/>
+              <w:jc w:val="left"/>
+            </w:pPr>
+            <w:r>
+              <w:rPr>
+                <w:rFonts w:ascii="Calibri" w:hAnsi="Calibri"/>
+                <w:color w:val="1A202C"/>
+                <w:sz w:val="19"/>
+              </w:rPr>
+              <w:t>Mitigation Strategy</w:t>
+            </w:r>
+          </w:p>
+        </w:tc>
+        <w:tc>
+          <w:tcPr>
+            <w:tcW w:type="dxa" w:w="6768"/>
+            <w:shd w:val="clear" w:color="auto" w:fill="FFFFFF"/>
+            <w:tcMar>
+              <w:top w:w="100" w:type="dxa"/>
+              <w:bottom w:w="100" w:type="dxa"/>
+              <w:left w:w="140" w:type="dxa"/>
+              <w:right w:w="140" w:type="dxa"/>
+            </w:tcMar>
+          </w:tcPr>
+          <w:p>
+            <w:pPr>
+              <w:spacing w:before="0" w:after="0" w:line="276" w:lineRule="auto"/>
+              <w:jc w:val="left"/>
+            </w:pPr>
+            <w:r>
+              <w:rPr>
+                <w:rFonts w:ascii="Calibri" w:hAnsi="Calibri"/>
+                <w:color w:val="1A202C"/>
+                <w:sz w:val="19"/>
+              </w:rPr>
+              <w:t>1. Compress base64 logos and signatures by clamping canvas dimensions to 460x140.</w:t>
+              <w:br/>
+              <w:t>2. Wrap localStorage.setItem calls in try/catch blocks that detect DOMException.QUOTA_EXCEEDED_ERR.</w:t>
+              <w:br/>
+              <w:t>3. Notify users when storage utilization exceeds 80%.</w:t>
+            </w:r>
+          </w:p>
+        </w:tc>
+      </w:tr>
+      <w:tr>
+        <w:tc>
+          <w:tcPr>
+            <w:tcW w:type="dxa" w:w="2592"/>
+            <w:shd w:val="clear" w:color="auto" w:fill="F7FAFC"/>
+            <w:tcMar>
+              <w:top w:w="100" w:type="dxa"/>
+              <w:bottom w:w="100" w:type="dxa"/>
+              <w:left w:w="140" w:type="dxa"/>
+              <w:right w:w="140" w:type="dxa"/>
+            </w:tcMar>
+          </w:tcPr>
+          <w:p>
+            <w:pPr>
+              <w:spacing w:before="0" w:after="0" w:line="276" w:lineRule="auto"/>
+              <w:jc w:val="left"/>
+            </w:pPr>
+            <w:r>
+              <w:rPr>
+                <w:rFonts w:ascii="Calibri" w:hAnsi="Calibri"/>
+                <w:color w:val="1A202C"/>
+                <w:sz w:val="19"/>
+              </w:rPr>
+              <w:t>Trigger / Monitoring</w:t>
+            </w:r>
+          </w:p>
+        </w:tc>
+        <w:tc>
+          <w:tcPr>
+            <w:tcW w:type="dxa" w:w="6768"/>
+            <w:shd w:val="clear" w:color="auto" w:fill="F7FAFC"/>
+            <w:tcMar>
+              <w:top w:w="100" w:type="dxa"/>
+              <w:bottom w:w="100" w:type="dxa"/>
+              <w:left w:w="140" w:type="dxa"/>
+              <w:right w:w="140" w:type="dxa"/>
+            </w:tcMar>
+          </w:tcPr>
+          <w:p>
+            <w:pPr>
+              <w:spacing w:before="0" w:after="0" w:line="276" w:lineRule="auto"/>
+              <w:jc w:val="left"/>
+            </w:pPr>
+            <w:r>
+              <w:rPr>
+                <w:rFonts w:ascii="Calibri" w:hAnsi="Calibri"/>
+                <w:color w:val="1A202C"/>
+                <w:sz w:val="19"/>
+              </w:rPr>
+              <w:t>Trigger: Storage footprint exceeds 4.0 MB out of the standard 5.0 MB browser quota.</w:t>
+            </w:r>
+          </w:p>
+        </w:tc>
+      </w:tr>
+      <w:tr>
+        <w:tc>
+          <w:tcPr>
+            <w:tcW w:type="dxa" w:w="2592"/>
+            <w:shd w:val="clear" w:color="auto" w:fill="FFFFFF"/>
+            <w:tcMar>
+              <w:top w:w="100" w:type="dxa"/>
+              <w:bottom w:w="100" w:type="dxa"/>
+              <w:left w:w="140" w:type="dxa"/>
+              <w:right w:w="140" w:type="dxa"/>
+            </w:tcMar>
+          </w:tcPr>
+          <w:p>
+            <w:pPr>
+              <w:spacing w:before="0" w:after="0" w:line="276" w:lineRule="auto"/>
+              <w:jc w:val="left"/>
+            </w:pPr>
+            <w:r>
+              <w:rPr>
+                <w:rFonts w:ascii="Calibri" w:hAnsi="Calibri"/>
+                <w:color w:val="1A202C"/>
+                <w:sz w:val="19"/>
+              </w:rPr>
+              <w:t>Contingency Plan</w:t>
+            </w:r>
+          </w:p>
+        </w:tc>
+        <w:tc>
+          <w:tcPr>
+            <w:tcW w:type="dxa" w:w="6768"/>
+            <w:shd w:val="clear" w:color="auto" w:fill="FFFFFF"/>
+            <w:tcMar>
+              <w:top w:w="100" w:type="dxa"/>
+              <w:bottom w:w="100" w:type="dxa"/>
+              <w:left w:w="140" w:type="dxa"/>
+              <w:right w:w="140" w:type="dxa"/>
+            </w:tcMar>
+          </w:tcPr>
+          <w:p>
+            <w:pPr>
+              <w:spacing w:before="0" w:after="0" w:line="276" w:lineRule="auto"/>
+              <w:jc w:val="left"/>
+            </w:pPr>
+            <w:r>
+              <w:rPr>
+                <w:rFonts w:ascii="Calibri" w:hAnsi="Calibri"/>
+                <w:color w:val="1A202C"/>
+                <w:sz w:val="19"/>
+              </w:rPr>
+              <w:t>Prompt user to download historical archives to CSV/JSON and purge paid records older than 12 months.</w:t>
+            </w:r>
+          </w:p>
+        </w:tc>
+      </w:tr>
+    </w:tbl>
+    <w:p/>
+    <w:p>
+      <w:pPr>
         <w:pStyle w:val="Heading2"/>
+        <w:spacing w:before="200" w:after="60"/>
       </w:pPr>
       <w:r>
         <w:rPr>
           <w:rFonts w:ascii="Calibri" w:hAnsi="Calibri"/>
           <w:b/>
           <w:color w:val="2C3E50"/>
-          <w:sz w:val="26"/>
+          <w:sz w:val="25"/>
         </w:rPr>
-        <w:t>6. Conclusion</w:t>
+        <w:t>Experimental Validation &amp; Test Cases</w:t>
+      </w:r>
+    </w:p>
+    <w:tbl>
+      <w:tblPr>
+        <w:tblW w:type="auto" w:w="0"/>
+        <w:jc w:val="center"/>
+        <w:tblLayout w:type="fixed"/>
+        <w:tblLook w:firstColumn="1" w:firstRow="1" w:lastColumn="0" w:lastRow="0" w:noHBand="0" w:noVBand="1" w:val="04A0"/>
+        <w:tblBorders>
+          <w:top w:val="single" w:sz="4" w:space="0" w:color="D1D5DB"/>
+          <w:left w:val="single" w:sz="4" w:space="0" w:color="D1D5DB"/>
+          <w:bottom w:val="single" w:sz="4" w:space="0" w:color="D1D5DB"/>
+          <w:right w:val="single" w:sz="4" w:space="0" w:color="D1D5DB"/>
+          <w:insideH w:val="single" w:sz="4" w:space="0" w:color="D1D5DB"/>
+          <w:insideV w:val="single" w:sz="4" w:space="0" w:color="D1D5DB"/>
+        </w:tblBorders>
+      </w:tblPr>
+      <w:tblGrid>
+        <w:gridCol w:w="1872"/>
+        <w:gridCol w:w="1872"/>
+        <w:gridCol w:w="1872"/>
+        <w:gridCol w:w="1872"/>
+        <w:gridCol w:w="1872"/>
+      </w:tblGrid>
+      <w:tr>
+        <w:tc>
+          <w:tcPr>
+            <w:tcW w:type="dxa" w:w="1440"/>
+            <w:shd w:val="clear" w:color="auto" w:fill="1B4D4B"/>
+            <w:tcMar>
+              <w:top w:w="120" w:type="dxa"/>
+              <w:bottom w:w="120" w:type="dxa"/>
+              <w:left w:w="140" w:type="dxa"/>
+              <w:right w:w="140" w:type="dxa"/>
+            </w:tcMar>
+          </w:tcPr>
+          <w:p>
+            <w:pPr>
+              <w:spacing w:before="0" w:after="0"/>
+              <w:jc w:val="left"/>
+            </w:pPr>
+            <w:r>
+              <w:rPr>
+                <w:rFonts w:ascii="Calibri" w:hAnsi="Calibri"/>
+                <w:b/>
+                <w:color w:val="FFFFFF"/>
+                <w:sz w:val="20"/>
+              </w:rPr>
+              <w:t>Test ID</w:t>
+            </w:r>
+          </w:p>
+        </w:tc>
+        <w:tc>
+          <w:tcPr>
+            <w:tcW w:type="dxa" w:w="2592"/>
+            <w:shd w:val="clear" w:color="auto" w:fill="1B4D4B"/>
+            <w:tcMar>
+              <w:top w:w="120" w:type="dxa"/>
+              <w:bottom w:w="120" w:type="dxa"/>
+              <w:left w:w="140" w:type="dxa"/>
+              <w:right w:w="140" w:type="dxa"/>
+            </w:tcMar>
+          </w:tcPr>
+          <w:p>
+            <w:pPr>
+              <w:spacing w:before="0" w:after="0"/>
+              <w:jc w:val="left"/>
+            </w:pPr>
+            <w:r>
+              <w:rPr>
+                <w:rFonts w:ascii="Calibri" w:hAnsi="Calibri"/>
+                <w:b/>
+                <w:color w:val="FFFFFF"/>
+                <w:sz w:val="20"/>
+              </w:rPr>
+              <w:t>Scenario / Feature Tested</w:t>
+            </w:r>
+          </w:p>
+        </w:tc>
+        <w:tc>
+          <w:tcPr>
+            <w:tcW w:type="dxa" w:w="2160"/>
+            <w:shd w:val="clear" w:color="auto" w:fill="1B4D4B"/>
+            <w:tcMar>
+              <w:top w:w="120" w:type="dxa"/>
+              <w:bottom w:w="120" w:type="dxa"/>
+              <w:left w:w="140" w:type="dxa"/>
+              <w:right w:w="140" w:type="dxa"/>
+            </w:tcMar>
+          </w:tcPr>
+          <w:p>
+            <w:pPr>
+              <w:spacing w:before="0" w:after="0"/>
+              <w:jc w:val="left"/>
+            </w:pPr>
+            <w:r>
+              <w:rPr>
+                <w:rFonts w:ascii="Calibri" w:hAnsi="Calibri"/>
+                <w:b/>
+                <w:color w:val="FFFFFF"/>
+                <w:sz w:val="20"/>
+              </w:rPr>
+              <w:t>Input Data</w:t>
+            </w:r>
+          </w:p>
+        </w:tc>
+        <w:tc>
+          <w:tcPr>
+            <w:tcW w:type="dxa" w:w="2160"/>
+            <w:shd w:val="clear" w:color="auto" w:fill="1B4D4B"/>
+            <w:tcMar>
+              <w:top w:w="120" w:type="dxa"/>
+              <w:bottom w:w="120" w:type="dxa"/>
+              <w:left w:w="140" w:type="dxa"/>
+              <w:right w:w="140" w:type="dxa"/>
+            </w:tcMar>
+          </w:tcPr>
+          <w:p>
+            <w:pPr>
+              <w:spacing w:before="0" w:after="0"/>
+              <w:jc w:val="left"/>
+            </w:pPr>
+            <w:r>
+              <w:rPr>
+                <w:rFonts w:ascii="Calibri" w:hAnsi="Calibri"/>
+                <w:b/>
+                <w:color w:val="FFFFFF"/>
+                <w:sz w:val="20"/>
+              </w:rPr>
+              <w:t>Expected Result</w:t>
+            </w:r>
+          </w:p>
+        </w:tc>
+        <w:tc>
+          <w:tcPr>
+            <w:tcW w:type="dxa" w:w="1008"/>
+            <w:shd w:val="clear" w:color="auto" w:fill="1B4D4B"/>
+            <w:tcMar>
+              <w:top w:w="120" w:type="dxa"/>
+              <w:bottom w:w="120" w:type="dxa"/>
+              <w:left w:w="140" w:type="dxa"/>
+              <w:right w:w="140" w:type="dxa"/>
+            </w:tcMar>
+          </w:tcPr>
+          <w:p>
+            <w:pPr>
+              <w:spacing w:before="0" w:after="0"/>
+              <w:jc w:val="left"/>
+            </w:pPr>
+            <w:r>
+              <w:rPr>
+                <w:rFonts w:ascii="Calibri" w:hAnsi="Calibri"/>
+                <w:b/>
+                <w:color w:val="FFFFFF"/>
+                <w:sz w:val="20"/>
+              </w:rPr>
+              <w:t>Status</w:t>
+            </w:r>
+          </w:p>
+        </w:tc>
+      </w:tr>
+      <w:tr>
+        <w:tc>
+          <w:tcPr>
+            <w:tcW w:type="dxa" w:w="1440"/>
+            <w:shd w:val="clear" w:color="auto" w:fill="FFFFFF"/>
+            <w:tcMar>
+              <w:top w:w="100" w:type="dxa"/>
+              <w:bottom w:w="100" w:type="dxa"/>
+              <w:left w:w="140" w:type="dxa"/>
+              <w:right w:w="140" w:type="dxa"/>
+            </w:tcMar>
+          </w:tcPr>
+          <w:p>
+            <w:pPr>
+              <w:spacing w:before="0" w:after="0" w:line="276" w:lineRule="auto"/>
+              <w:jc w:val="left"/>
+            </w:pPr>
+            <w:r>
+              <w:rPr>
+                <w:rFonts w:ascii="Calibri" w:hAnsi="Calibri"/>
+                <w:color w:val="1A202C"/>
+                <w:sz w:val="19"/>
+              </w:rPr>
+              <w:t>TC_RMMM_01</w:t>
+            </w:r>
+          </w:p>
+        </w:tc>
+        <w:tc>
+          <w:tcPr>
+            <w:tcW w:type="dxa" w:w="2592"/>
+            <w:shd w:val="clear" w:color="auto" w:fill="FFFFFF"/>
+            <w:tcMar>
+              <w:top w:w="100" w:type="dxa"/>
+              <w:bottom w:w="100" w:type="dxa"/>
+              <w:left w:w="140" w:type="dxa"/>
+              <w:right w:w="140" w:type="dxa"/>
+            </w:tcMar>
+          </w:tcPr>
+          <w:p>
+            <w:pPr>
+              <w:spacing w:before="0" w:after="0" w:line="276" w:lineRule="auto"/>
+              <w:jc w:val="left"/>
+            </w:pPr>
+            <w:r>
+              <w:rPr>
+                <w:rFonts w:ascii="Calibri" w:hAnsi="Calibri"/>
+                <w:color w:val="1A202C"/>
+                <w:sz w:val="19"/>
+              </w:rPr>
+              <w:t>Verify Quota Exceeded handling</w:t>
+            </w:r>
+          </w:p>
+        </w:tc>
+        <w:tc>
+          <w:tcPr>
+            <w:tcW w:type="dxa" w:w="2160"/>
+            <w:shd w:val="clear" w:color="auto" w:fill="FFFFFF"/>
+            <w:tcMar>
+              <w:top w:w="100" w:type="dxa"/>
+              <w:bottom w:w="100" w:type="dxa"/>
+              <w:left w:w="140" w:type="dxa"/>
+              <w:right w:w="140" w:type="dxa"/>
+            </w:tcMar>
+          </w:tcPr>
+          <w:p>
+            <w:pPr>
+              <w:spacing w:before="0" w:after="0" w:line="276" w:lineRule="auto"/>
+              <w:jc w:val="left"/>
+            </w:pPr>
+            <w:r>
+              <w:rPr>
+                <w:rFonts w:ascii="Calibri" w:hAnsi="Calibri"/>
+                <w:color w:val="1A202C"/>
+                <w:sz w:val="19"/>
+              </w:rPr>
+              <w:t>Simulate storage fill &gt; 5MB</w:t>
+            </w:r>
+          </w:p>
+        </w:tc>
+        <w:tc>
+          <w:tcPr>
+            <w:tcW w:type="dxa" w:w="2160"/>
+            <w:shd w:val="clear" w:color="auto" w:fill="FFFFFF"/>
+            <w:tcMar>
+              <w:top w:w="100" w:type="dxa"/>
+              <w:bottom w:w="100" w:type="dxa"/>
+              <w:left w:w="140" w:type="dxa"/>
+              <w:right w:w="140" w:type="dxa"/>
+            </w:tcMar>
+          </w:tcPr>
+          <w:p>
+            <w:pPr>
+              <w:spacing w:before="0" w:after="0" w:line="276" w:lineRule="auto"/>
+              <w:jc w:val="left"/>
+            </w:pPr>
+            <w:r>
+              <w:rPr>
+                <w:rFonts w:ascii="Calibri" w:hAnsi="Calibri"/>
+                <w:color w:val="1A202C"/>
+                <w:sz w:val="19"/>
+              </w:rPr>
+              <w:t>System catches DOMException; prompts archive backup</w:t>
+            </w:r>
+          </w:p>
+        </w:tc>
+        <w:tc>
+          <w:tcPr>
+            <w:tcW w:type="dxa" w:w="1008"/>
+            <w:shd w:val="clear" w:color="auto" w:fill="FFFFFF"/>
+            <w:tcMar>
+              <w:top w:w="100" w:type="dxa"/>
+              <w:bottom w:w="100" w:type="dxa"/>
+              <w:left w:w="140" w:type="dxa"/>
+              <w:right w:w="140" w:type="dxa"/>
+            </w:tcMar>
+          </w:tcPr>
+          <w:p>
+            <w:pPr>
+              <w:spacing w:before="0" w:after="0" w:line="276" w:lineRule="auto"/>
+              <w:jc w:val="left"/>
+            </w:pPr>
+            <w:r>
+              <w:rPr>
+                <w:rFonts w:ascii="Calibri" w:hAnsi="Calibri"/>
+                <w:color w:val="1A202C"/>
+                <w:sz w:val="19"/>
+              </w:rPr>
+              <w:t>Pass</w:t>
+            </w:r>
+          </w:p>
+        </w:tc>
+      </w:tr>
+      <w:tr>
+        <w:tc>
+          <w:tcPr>
+            <w:tcW w:type="dxa" w:w="1440"/>
+            <w:shd w:val="clear" w:color="auto" w:fill="F7FAFC"/>
+            <w:tcMar>
+              <w:top w:w="100" w:type="dxa"/>
+              <w:bottom w:w="100" w:type="dxa"/>
+              <w:left w:w="140" w:type="dxa"/>
+              <w:right w:w="140" w:type="dxa"/>
+            </w:tcMar>
+          </w:tcPr>
+          <w:p>
+            <w:pPr>
+              <w:spacing w:before="0" w:after="0" w:line="276" w:lineRule="auto"/>
+              <w:jc w:val="left"/>
+            </w:pPr>
+            <w:r>
+              <w:rPr>
+                <w:rFonts w:ascii="Calibri" w:hAnsi="Calibri"/>
+                <w:color w:val="1A202C"/>
+                <w:sz w:val="19"/>
+              </w:rPr>
+              <w:t>TC_RMMM_02</w:t>
+            </w:r>
+          </w:p>
+        </w:tc>
+        <w:tc>
+          <w:tcPr>
+            <w:tcW w:type="dxa" w:w="2592"/>
+            <w:shd w:val="clear" w:color="auto" w:fill="F7FAFC"/>
+            <w:tcMar>
+              <w:top w:w="100" w:type="dxa"/>
+              <w:bottom w:w="100" w:type="dxa"/>
+              <w:left w:w="140" w:type="dxa"/>
+              <w:right w:w="140" w:type="dxa"/>
+            </w:tcMar>
+          </w:tcPr>
+          <w:p>
+            <w:pPr>
+              <w:spacing w:before="0" w:after="0" w:line="276" w:lineRule="auto"/>
+              <w:jc w:val="left"/>
+            </w:pPr>
+            <w:r>
+              <w:rPr>
+                <w:rFonts w:ascii="Calibri" w:hAnsi="Calibri"/>
+                <w:color w:val="1A202C"/>
+                <w:sz w:val="19"/>
+              </w:rPr>
+              <w:t>Verify Backup Restoration</w:t>
+            </w:r>
+          </w:p>
+        </w:tc>
+        <w:tc>
+          <w:tcPr>
+            <w:tcW w:type="dxa" w:w="2160"/>
+            <w:shd w:val="clear" w:color="auto" w:fill="F7FAFC"/>
+            <w:tcMar>
+              <w:top w:w="100" w:type="dxa"/>
+              <w:bottom w:w="100" w:type="dxa"/>
+              <w:left w:w="140" w:type="dxa"/>
+              <w:right w:w="140" w:type="dxa"/>
+            </w:tcMar>
+          </w:tcPr>
+          <w:p>
+            <w:pPr>
+              <w:spacing w:before="0" w:after="0" w:line="276" w:lineRule="auto"/>
+              <w:jc w:val="left"/>
+            </w:pPr>
+            <w:r>
+              <w:rPr>
+                <w:rFonts w:ascii="Calibri" w:hAnsi="Calibri"/>
+                <w:color w:val="1A202C"/>
+                <w:sz w:val="19"/>
+              </w:rPr>
+              <w:t>Import valid JSON backup file</w:t>
+            </w:r>
+          </w:p>
+        </w:tc>
+        <w:tc>
+          <w:tcPr>
+            <w:tcW w:type="dxa" w:w="2160"/>
+            <w:shd w:val="clear" w:color="auto" w:fill="F7FAFC"/>
+            <w:tcMar>
+              <w:top w:w="100" w:type="dxa"/>
+              <w:bottom w:w="100" w:type="dxa"/>
+              <w:left w:w="140" w:type="dxa"/>
+              <w:right w:w="140" w:type="dxa"/>
+            </w:tcMar>
+          </w:tcPr>
+          <w:p>
+            <w:pPr>
+              <w:spacing w:before="0" w:after="0" w:line="276" w:lineRule="auto"/>
+              <w:jc w:val="left"/>
+            </w:pPr>
+            <w:r>
+              <w:rPr>
+                <w:rFonts w:ascii="Calibri" w:hAnsi="Calibri"/>
+                <w:color w:val="1A202C"/>
+                <w:sz w:val="19"/>
+              </w:rPr>
+              <w:t>Restores all invoices, customers, and enterprises cleanly</w:t>
+            </w:r>
+          </w:p>
+        </w:tc>
+        <w:tc>
+          <w:tcPr>
+            <w:tcW w:type="dxa" w:w="1008"/>
+            <w:shd w:val="clear" w:color="auto" w:fill="F7FAFC"/>
+            <w:tcMar>
+              <w:top w:w="100" w:type="dxa"/>
+              <w:bottom w:w="100" w:type="dxa"/>
+              <w:left w:w="140" w:type="dxa"/>
+              <w:right w:w="140" w:type="dxa"/>
+            </w:tcMar>
+          </w:tcPr>
+          <w:p>
+            <w:pPr>
+              <w:spacing w:before="0" w:after="0" w:line="276" w:lineRule="auto"/>
+              <w:jc w:val="left"/>
+            </w:pPr>
+            <w:r>
+              <w:rPr>
+                <w:rFonts w:ascii="Calibri" w:hAnsi="Calibri"/>
+                <w:color w:val="1A202C"/>
+                <w:sz w:val="19"/>
+              </w:rPr>
+              <w:t>Pass</w:t>
+            </w:r>
+          </w:p>
+        </w:tc>
+      </w:tr>
+      <w:tr>
+        <w:tc>
+          <w:tcPr>
+            <w:tcW w:type="dxa" w:w="1440"/>
+            <w:shd w:val="clear" w:color="auto" w:fill="FFFFFF"/>
+            <w:tcMar>
+              <w:top w:w="100" w:type="dxa"/>
+              <w:bottom w:w="100" w:type="dxa"/>
+              <w:left w:w="140" w:type="dxa"/>
+              <w:right w:w="140" w:type="dxa"/>
+            </w:tcMar>
+          </w:tcPr>
+          <w:p>
+            <w:pPr>
+              <w:spacing w:before="0" w:after="0" w:line="276" w:lineRule="auto"/>
+              <w:jc w:val="left"/>
+            </w:pPr>
+            <w:r>
+              <w:rPr>
+                <w:rFonts w:ascii="Calibri" w:hAnsi="Calibri"/>
+                <w:color w:val="1A202C"/>
+                <w:sz w:val="19"/>
+              </w:rPr>
+              <w:t>TC_RMMM_03</w:t>
+            </w:r>
+          </w:p>
+        </w:tc>
+        <w:tc>
+          <w:tcPr>
+            <w:tcW w:type="dxa" w:w="2592"/>
+            <w:shd w:val="clear" w:color="auto" w:fill="FFFFFF"/>
+            <w:tcMar>
+              <w:top w:w="100" w:type="dxa"/>
+              <w:bottom w:w="100" w:type="dxa"/>
+              <w:left w:w="140" w:type="dxa"/>
+              <w:right w:w="140" w:type="dxa"/>
+            </w:tcMar>
+          </w:tcPr>
+          <w:p>
+            <w:pPr>
+              <w:spacing w:before="0" w:after="0" w:line="276" w:lineRule="auto"/>
+              <w:jc w:val="left"/>
+            </w:pPr>
+            <w:r>
+              <w:rPr>
+                <w:rFonts w:ascii="Calibri" w:hAnsi="Calibri"/>
+                <w:color w:val="1A202C"/>
+                <w:sz w:val="19"/>
+              </w:rPr>
+              <w:t>Verify Corrupted Backup Rejection</w:t>
+            </w:r>
+          </w:p>
+        </w:tc>
+        <w:tc>
+          <w:tcPr>
+            <w:tcW w:type="dxa" w:w="2160"/>
+            <w:shd w:val="clear" w:color="auto" w:fill="FFFFFF"/>
+            <w:tcMar>
+              <w:top w:w="100" w:type="dxa"/>
+              <w:bottom w:w="100" w:type="dxa"/>
+              <w:left w:w="140" w:type="dxa"/>
+              <w:right w:w="140" w:type="dxa"/>
+            </w:tcMar>
+          </w:tcPr>
+          <w:p>
+            <w:pPr>
+              <w:spacing w:before="0" w:after="0" w:line="276" w:lineRule="auto"/>
+              <w:jc w:val="left"/>
+            </w:pPr>
+            <w:r>
+              <w:rPr>
+                <w:rFonts w:ascii="Calibri" w:hAnsi="Calibri"/>
+                <w:color w:val="1A202C"/>
+                <w:sz w:val="19"/>
+              </w:rPr>
+              <w:t>Import invalid/tampered JSON</w:t>
+            </w:r>
+          </w:p>
+        </w:tc>
+        <w:tc>
+          <w:tcPr>
+            <w:tcW w:type="dxa" w:w="2160"/>
+            <w:shd w:val="clear" w:color="auto" w:fill="FFFFFF"/>
+            <w:tcMar>
+              <w:top w:w="100" w:type="dxa"/>
+              <w:bottom w:w="100" w:type="dxa"/>
+              <w:left w:w="140" w:type="dxa"/>
+              <w:right w:w="140" w:type="dxa"/>
+            </w:tcMar>
+          </w:tcPr>
+          <w:p>
+            <w:pPr>
+              <w:spacing w:before="0" w:after="0" w:line="276" w:lineRule="auto"/>
+              <w:jc w:val="left"/>
+            </w:pPr>
+            <w:r>
+              <w:rPr>
+                <w:rFonts w:ascii="Calibri" w:hAnsi="Calibri"/>
+                <w:color w:val="1A202C"/>
+                <w:sz w:val="19"/>
+              </w:rPr>
+              <w:t>Catches schema error; aborts import without data loss</w:t>
+            </w:r>
+          </w:p>
+        </w:tc>
+        <w:tc>
+          <w:tcPr>
+            <w:tcW w:type="dxa" w:w="1008"/>
+            <w:shd w:val="clear" w:color="auto" w:fill="FFFFFF"/>
+            <w:tcMar>
+              <w:top w:w="100" w:type="dxa"/>
+              <w:bottom w:w="100" w:type="dxa"/>
+              <w:left w:w="140" w:type="dxa"/>
+              <w:right w:w="140" w:type="dxa"/>
+            </w:tcMar>
+          </w:tcPr>
+          <w:p>
+            <w:pPr>
+              <w:spacing w:before="0" w:after="0" w:line="276" w:lineRule="auto"/>
+              <w:jc w:val="left"/>
+            </w:pPr>
+            <w:r>
+              <w:rPr>
+                <w:rFonts w:ascii="Calibri" w:hAnsi="Calibri"/>
+                <w:color w:val="1A202C"/>
+                <w:sz w:val="19"/>
+              </w:rPr>
+              <w:t>Pass</w:t>
+            </w:r>
+          </w:p>
+        </w:tc>
+      </w:tr>
+      <w:tr>
+        <w:tc>
+          <w:tcPr>
+            <w:tcW w:type="dxa" w:w="1440"/>
+            <w:shd w:val="clear" w:color="auto" w:fill="F7FAFC"/>
+            <w:tcMar>
+              <w:top w:w="100" w:type="dxa"/>
+              <w:bottom w:w="100" w:type="dxa"/>
+              <w:left w:w="140" w:type="dxa"/>
+              <w:right w:w="140" w:type="dxa"/>
+            </w:tcMar>
+          </w:tcPr>
+          <w:p>
+            <w:pPr>
+              <w:spacing w:before="0" w:after="0" w:line="276" w:lineRule="auto"/>
+              <w:jc w:val="left"/>
+            </w:pPr>
+            <w:r>
+              <w:rPr>
+                <w:rFonts w:ascii="Calibri" w:hAnsi="Calibri"/>
+                <w:color w:val="1A202C"/>
+                <w:sz w:val="19"/>
+              </w:rPr>
+              <w:t>TC_RMMM_04</w:t>
+            </w:r>
+          </w:p>
+        </w:tc>
+        <w:tc>
+          <w:tcPr>
+            <w:tcW w:type="dxa" w:w="2592"/>
+            <w:shd w:val="clear" w:color="auto" w:fill="F7FAFC"/>
+            <w:tcMar>
+              <w:top w:w="100" w:type="dxa"/>
+              <w:bottom w:w="100" w:type="dxa"/>
+              <w:left w:w="140" w:type="dxa"/>
+              <w:right w:w="140" w:type="dxa"/>
+            </w:tcMar>
+          </w:tcPr>
+          <w:p>
+            <w:pPr>
+              <w:spacing w:before="0" w:after="0" w:line="276" w:lineRule="auto"/>
+              <w:jc w:val="left"/>
+            </w:pPr>
+            <w:r>
+              <w:rPr>
+                <w:rFonts w:ascii="Calibri" w:hAnsi="Calibri"/>
+                <w:color w:val="1A202C"/>
+                <w:sz w:val="19"/>
+              </w:rPr>
+              <w:t>Verify Mobile Signature Scaling</w:t>
+            </w:r>
+          </w:p>
+        </w:tc>
+        <w:tc>
+          <w:tcPr>
+            <w:tcW w:type="dxa" w:w="2160"/>
+            <w:shd w:val="clear" w:color="auto" w:fill="F7FAFC"/>
+            <w:tcMar>
+              <w:top w:w="100" w:type="dxa"/>
+              <w:bottom w:w="100" w:type="dxa"/>
+              <w:left w:w="140" w:type="dxa"/>
+              <w:right w:w="140" w:type="dxa"/>
+            </w:tcMar>
+          </w:tcPr>
+          <w:p>
+            <w:pPr>
+              <w:spacing w:before="0" w:after="0" w:line="276" w:lineRule="auto"/>
+              <w:jc w:val="left"/>
+            </w:pPr>
+            <w:r>
+              <w:rPr>
+                <w:rFonts w:ascii="Calibri" w:hAnsi="Calibri"/>
+                <w:color w:val="1A202C"/>
+                <w:sz w:val="19"/>
+              </w:rPr>
+              <w:t>Sign on 3x device-pixel-ratio mobile</w:t>
+            </w:r>
+          </w:p>
+        </w:tc>
+        <w:tc>
+          <w:tcPr>
+            <w:tcW w:type="dxa" w:w="2160"/>
+            <w:shd w:val="clear" w:color="auto" w:fill="F7FAFC"/>
+            <w:tcMar>
+              <w:top w:w="100" w:type="dxa"/>
+              <w:bottom w:w="100" w:type="dxa"/>
+              <w:left w:w="140" w:type="dxa"/>
+              <w:right w:w="140" w:type="dxa"/>
+            </w:tcMar>
+          </w:tcPr>
+          <w:p>
+            <w:pPr>
+              <w:spacing w:before="0" w:after="0" w:line="276" w:lineRule="auto"/>
+              <w:jc w:val="left"/>
+            </w:pPr>
+            <w:r>
+              <w:rPr>
+                <w:rFonts w:ascii="Calibri" w:hAnsi="Calibri"/>
+                <w:color w:val="1A202C"/>
+                <w:sz w:val="19"/>
+              </w:rPr>
+              <w:t>Touch coordinates scale accurately without pointer drift</w:t>
+            </w:r>
+          </w:p>
+        </w:tc>
+        <w:tc>
+          <w:tcPr>
+            <w:tcW w:type="dxa" w:w="1008"/>
+            <w:shd w:val="clear" w:color="auto" w:fill="F7FAFC"/>
+            <w:tcMar>
+              <w:top w:w="100" w:type="dxa"/>
+              <w:bottom w:w="100" w:type="dxa"/>
+              <w:left w:w="140" w:type="dxa"/>
+              <w:right w:w="140" w:type="dxa"/>
+            </w:tcMar>
+          </w:tcPr>
+          <w:p>
+            <w:pPr>
+              <w:spacing w:before="0" w:after="0" w:line="276" w:lineRule="auto"/>
+              <w:jc w:val="left"/>
+            </w:pPr>
+            <w:r>
+              <w:rPr>
+                <w:rFonts w:ascii="Calibri" w:hAnsi="Calibri"/>
+                <w:color w:val="1A202C"/>
+                <w:sz w:val="19"/>
+              </w:rPr>
+              <w:t>Pass</w:t>
+            </w:r>
+          </w:p>
+        </w:tc>
+      </w:tr>
+      <w:tr>
+        <w:tc>
+          <w:tcPr>
+            <w:tcW w:type="dxa" w:w="1440"/>
+            <w:shd w:val="clear" w:color="auto" w:fill="FFFFFF"/>
+            <w:tcMar>
+              <w:top w:w="100" w:type="dxa"/>
+              <w:bottom w:w="100" w:type="dxa"/>
+              <w:left w:w="140" w:type="dxa"/>
+              <w:right w:w="140" w:type="dxa"/>
+            </w:tcMar>
+          </w:tcPr>
+          <w:p>
+            <w:pPr>
+              <w:spacing w:before="0" w:after="0" w:line="276" w:lineRule="auto"/>
+              <w:jc w:val="left"/>
+            </w:pPr>
+            <w:r>
+              <w:rPr>
+                <w:rFonts w:ascii="Calibri" w:hAnsi="Calibri"/>
+                <w:color w:val="1A202C"/>
+                <w:sz w:val="19"/>
+              </w:rPr>
+              <w:t>TC_RMMM_05</w:t>
+            </w:r>
+          </w:p>
+        </w:tc>
+        <w:tc>
+          <w:tcPr>
+            <w:tcW w:type="dxa" w:w="2592"/>
+            <w:shd w:val="clear" w:color="auto" w:fill="FFFFFF"/>
+            <w:tcMar>
+              <w:top w:w="100" w:type="dxa"/>
+              <w:bottom w:w="100" w:type="dxa"/>
+              <w:left w:w="140" w:type="dxa"/>
+              <w:right w:w="140" w:type="dxa"/>
+            </w:tcMar>
+          </w:tcPr>
+          <w:p>
+            <w:pPr>
+              <w:spacing w:before="0" w:after="0" w:line="276" w:lineRule="auto"/>
+              <w:jc w:val="left"/>
+            </w:pPr>
+            <w:r>
+              <w:rPr>
+                <w:rFonts w:ascii="Calibri" w:hAnsi="Calibri"/>
+                <w:color w:val="1A202C"/>
+                <w:sz w:val="19"/>
+              </w:rPr>
+              <w:t>Verify Dynamic Tax Adjustment</w:t>
+            </w:r>
+          </w:p>
+        </w:tc>
+        <w:tc>
+          <w:tcPr>
+            <w:tcW w:type="dxa" w:w="2160"/>
+            <w:shd w:val="clear" w:color="auto" w:fill="FFFFFF"/>
+            <w:tcMar>
+              <w:top w:w="100" w:type="dxa"/>
+              <w:bottom w:w="100" w:type="dxa"/>
+              <w:left w:w="140" w:type="dxa"/>
+              <w:right w:w="140" w:type="dxa"/>
+            </w:tcMar>
+          </w:tcPr>
+          <w:p>
+            <w:pPr>
+              <w:spacing w:before="0" w:after="0" w:line="276" w:lineRule="auto"/>
+              <w:jc w:val="left"/>
+            </w:pPr>
+            <w:r>
+              <w:rPr>
+                <w:rFonts w:ascii="Calibri" w:hAnsi="Calibri"/>
+                <w:color w:val="1A202C"/>
+                <w:sz w:val="19"/>
+              </w:rPr>
+              <w:t>Update enterprise tax rate to 28%</w:t>
+            </w:r>
+          </w:p>
+        </w:tc>
+        <w:tc>
+          <w:tcPr>
+            <w:tcW w:type="dxa" w:w="2160"/>
+            <w:shd w:val="clear" w:color="auto" w:fill="FFFFFF"/>
+            <w:tcMar>
+              <w:top w:w="100" w:type="dxa"/>
+              <w:bottom w:w="100" w:type="dxa"/>
+              <w:left w:w="140" w:type="dxa"/>
+              <w:right w:w="140" w:type="dxa"/>
+            </w:tcMar>
+          </w:tcPr>
+          <w:p>
+            <w:pPr>
+              <w:spacing w:before="0" w:after="0" w:line="276" w:lineRule="auto"/>
+              <w:jc w:val="left"/>
+            </w:pPr>
+            <w:r>
+              <w:rPr>
+                <w:rFonts w:ascii="Calibri" w:hAnsi="Calibri"/>
+                <w:color w:val="1A202C"/>
+                <w:sz w:val="19"/>
+              </w:rPr>
+              <w:t>Subsequent drafts reflect 28% without code change</w:t>
+            </w:r>
+          </w:p>
+        </w:tc>
+        <w:tc>
+          <w:tcPr>
+            <w:tcW w:type="dxa" w:w="1008"/>
+            <w:shd w:val="clear" w:color="auto" w:fill="FFFFFF"/>
+            <w:tcMar>
+              <w:top w:w="100" w:type="dxa"/>
+              <w:bottom w:w="100" w:type="dxa"/>
+              <w:left w:w="140" w:type="dxa"/>
+              <w:right w:w="140" w:type="dxa"/>
+            </w:tcMar>
+          </w:tcPr>
+          <w:p>
+            <w:pPr>
+              <w:spacing w:before="0" w:after="0" w:line="276" w:lineRule="auto"/>
+              <w:jc w:val="left"/>
+            </w:pPr>
+            <w:r>
+              <w:rPr>
+                <w:rFonts w:ascii="Calibri" w:hAnsi="Calibri"/>
+                <w:color w:val="1A202C"/>
+                <w:sz w:val="19"/>
+              </w:rPr>
+              <w:t>Pass</w:t>
+            </w:r>
+          </w:p>
+        </w:tc>
+      </w:tr>
+    </w:tbl>
+    <w:p/>
+    <w:p>
+      <w:pPr>
+        <w:pStyle w:val="Heading2"/>
+        <w:spacing w:before="200" w:after="60"/>
+      </w:pPr>
+      <w:r>
+        <w:rPr>
+          <w:rFonts w:ascii="Calibri" w:hAnsi="Calibri"/>
+          <w:b/>
+          <w:color w:val="2C3E50"/>
+          <w:sz w:val="25"/>
+        </w:rPr>
+        <w:t>Review &amp; Viva-Voce Questions with Solutions</w:t>
       </w:r>
     </w:p>
     <w:p>
+      <w:pPr>
+        <w:spacing w:before="0" w:after="90" w:line="276" w:lineRule="auto"/>
+      </w:pPr>
       <w:r>
-        <w:t>Experiment 11 established a proactive Risk Mitigation, Monitoring, and Management plan for Ledgerly. By identifying critical client-side failure modes and preparing actionable contingency measures, system reliability and user data security are guaranteed throughout the product lifecycle.</w:t>
+        <w:rPr>
+          <w:rFonts w:ascii="Calibri" w:hAnsi="Calibri"/>
+          <w:color w:val="1A202C"/>
+          <w:sz w:val="21"/>
+        </w:rPr>
+        <w:t>The following technical review questions assess core understanding of software engineering principles, web runtime behavior, and architecture applied in this experiment:</w:t>
+      </w:r>
+    </w:p>
+    <w:p>
+      <w:pPr>
+        <w:spacing w:before="120" w:after="40" w:line="276" w:lineRule="auto"/>
+      </w:pPr>
+      <w:r>
+        <w:rPr>
+          <w:rFonts w:ascii="Calibri" w:hAnsi="Calibri"/>
+          <w:b/>
+          <w:color w:val="1B4D4B"/>
+          <w:sz w:val="21"/>
+        </w:rPr>
+        <w:t>Q1. What is the distinction between a Risk, an Issue, and a Hazard?</w:t>
+      </w:r>
+    </w:p>
+    <w:p>
+      <w:pPr>
+        <w:spacing w:before="0" w:after="120" w:line="276" w:lineRule="auto"/>
+      </w:pPr>
+      <w:r>
+        <w:rPr>
+          <w:rFonts w:ascii="Calibri" w:hAnsi="Calibri"/>
+          <w:b/>
+          <w:color w:val="2C3E50"/>
+          <w:sz w:val="20"/>
+        </w:rPr>
+        <w:t xml:space="preserve">Answer: </w:t>
+      </w:r>
+      <w:r>
+        <w:rPr>
+          <w:rFonts w:ascii="Calibri" w:hAnsi="Calibri"/>
+          <w:color w:val="1A202C"/>
+          <w:sz w:val="20"/>
+        </w:rPr>
+        <w:t>A Risk is a potential future event with a probability between 0 and 1 that would negatively impact project objectives. An Issue is a risk that has already realized and requires immediate resolution. A Hazard is an environmental or architectural condition that creates risk.</w:t>
+      </w:r>
+    </w:p>
+    <w:p>
+      <w:pPr>
+        <w:spacing w:before="120" w:after="40" w:line="276" w:lineRule="auto"/>
+      </w:pPr>
+      <w:r>
+        <w:rPr>
+          <w:rFonts w:ascii="Calibri" w:hAnsi="Calibri"/>
+          <w:b/>
+          <w:color w:val="1B4D4B"/>
+          <w:sz w:val="21"/>
+        </w:rPr>
+        <w:t>Q2. What are the four recognized strategies for managing software risks?</w:t>
+      </w:r>
+    </w:p>
+    <w:p>
+      <w:pPr>
+        <w:spacing w:before="0" w:after="120" w:line="276" w:lineRule="auto"/>
+      </w:pPr>
+      <w:r>
+        <w:rPr>
+          <w:rFonts w:ascii="Calibri" w:hAnsi="Calibri"/>
+          <w:b/>
+          <w:color w:val="2C3E50"/>
+          <w:sz w:val="20"/>
+        </w:rPr>
+        <w:t xml:space="preserve">Answer: </w:t>
+      </w:r>
+      <w:r>
+        <w:rPr>
+          <w:rFonts w:ascii="Calibri" w:hAnsi="Calibri"/>
+          <w:color w:val="1A202C"/>
+          <w:sz w:val="20"/>
+        </w:rPr>
+        <w:t>1. Avoidance: Eliminating the risk cause (e.g., avoiding cloud servers eliminates server breach risks).</w:t>
+        <w:br/>
+        <w:t>2. Mitigation: Reducing probability or impact (e.g., auto-save buffers reduce data loss impact).</w:t>
+        <w:br/>
+        <w:t>3. Transfer: Shifting risk to third parties (e.g., cloud insurance).</w:t>
+        <w:br/>
+        <w:t>4. Acceptance: Acknowledging residual risk when mitigation cost exceeds impact.</w:t>
+      </w:r>
+    </w:p>
+    <w:p>
+      <w:pPr>
+        <w:spacing w:before="120" w:after="40" w:line="276" w:lineRule="auto"/>
+      </w:pPr>
+      <w:r>
+        <w:rPr>
+          <w:rFonts w:ascii="Calibri" w:hAnsi="Calibri"/>
+          <w:b/>
+          <w:color w:val="1B4D4B"/>
+          <w:sz w:val="21"/>
+        </w:rPr>
+        <w:t>Q3. How is Risk Exposure (RE) calculated and utilized?</w:t>
+      </w:r>
+    </w:p>
+    <w:p>
+      <w:pPr>
+        <w:spacing w:before="0" w:after="120" w:line="276" w:lineRule="auto"/>
+      </w:pPr>
+      <w:r>
+        <w:rPr>
+          <w:rFonts w:ascii="Calibri" w:hAnsi="Calibri"/>
+          <w:b/>
+          <w:color w:val="2C3E50"/>
+          <w:sz w:val="20"/>
+        </w:rPr>
+        <w:t xml:space="preserve">Answer: </w:t>
+      </w:r>
+      <w:r>
+        <w:rPr>
+          <w:rFonts w:ascii="Calibri" w:hAnsi="Calibri"/>
+          <w:color w:val="1A202C"/>
+          <w:sz w:val="20"/>
+        </w:rPr>
+        <w:t>RE = Probability x Impact. It normalizes risks onto a quantitative scale, enabling engineering teams to prioritize resources on high-exposure threats rather than low-probability trivial issues.</w:t>
+      </w:r>
+    </w:p>
+    <w:p>
+      <w:pPr>
+        <w:spacing w:before="120" w:after="40" w:line="276" w:lineRule="auto"/>
+      </w:pPr>
+      <w:r>
+        <w:rPr>
+          <w:rFonts w:ascii="Calibri" w:hAnsi="Calibri"/>
+          <w:b/>
+          <w:color w:val="1B4D4B"/>
+          <w:sz w:val="21"/>
+        </w:rPr>
+        <w:t>Q4. What constitutes a 'Risk Trigger'?</w:t>
+      </w:r>
+    </w:p>
+    <w:p>
+      <w:pPr>
+        <w:spacing w:before="0" w:after="120" w:line="276" w:lineRule="auto"/>
+      </w:pPr>
+      <w:r>
+        <w:rPr>
+          <w:rFonts w:ascii="Calibri" w:hAnsi="Calibri"/>
+          <w:b/>
+          <w:color w:val="2C3E50"/>
+          <w:sz w:val="20"/>
+        </w:rPr>
+        <w:t xml:space="preserve">Answer: </w:t>
+      </w:r>
+      <w:r>
+        <w:rPr>
+          <w:rFonts w:ascii="Calibri" w:hAnsi="Calibri"/>
+          <w:color w:val="1A202C"/>
+          <w:sz w:val="20"/>
+        </w:rPr>
+        <w:t>A risk trigger is a quantifiable operational threshold or early warning indicator showing that a risk is on the verge of realizing (e.g., localStorage footprint exceeding 80% triggers quota mitigation).</w:t>
+      </w:r>
+    </w:p>
+    <w:p>
+      <w:pPr>
+        <w:spacing w:before="120" w:after="40" w:line="276" w:lineRule="auto"/>
+      </w:pPr>
+      <w:r>
+        <w:rPr>
+          <w:rFonts w:ascii="Calibri" w:hAnsi="Calibri"/>
+          <w:b/>
+          <w:color w:val="1B4D4B"/>
+          <w:sz w:val="21"/>
+        </w:rPr>
+        <w:t>Q5. What is the difference between a Mitigation Plan and a Contingency Plan?</w:t>
+      </w:r>
+    </w:p>
+    <w:p>
+      <w:pPr>
+        <w:spacing w:before="0" w:after="120" w:line="276" w:lineRule="auto"/>
+      </w:pPr>
+      <w:r>
+        <w:rPr>
+          <w:rFonts w:ascii="Calibri" w:hAnsi="Calibri"/>
+          <w:b/>
+          <w:color w:val="2C3E50"/>
+          <w:sz w:val="20"/>
+        </w:rPr>
+        <w:t xml:space="preserve">Answer: </w:t>
+      </w:r>
+      <w:r>
+        <w:rPr>
+          <w:rFonts w:ascii="Calibri" w:hAnsi="Calibri"/>
+          <w:color w:val="1A202C"/>
+          <w:sz w:val="20"/>
+        </w:rPr>
+        <w:t>A Mitigation Plan consists of proactive actions taken BEFORE a risk event occurs to prevent it or minimize its probability. A Contingency Plan consists of predefined reactive procedures executed AFTER a risk realizes to recover and minimize operational damage.</w:t>
+      </w:r>
+    </w:p>
+    <w:p>
+      <w:pPr>
+        <w:pStyle w:val="Heading2"/>
+        <w:spacing w:before="200" w:after="60"/>
+      </w:pPr>
+      <w:r>
+        <w:rPr>
+          <w:rFonts w:ascii="Calibri" w:hAnsi="Calibri"/>
+          <w:b/>
+          <w:color w:val="2C3E50"/>
+          <w:sz w:val="25"/>
+        </w:rPr>
+        <w:t>Conclusion &amp; Learning Outcomes</w:t>
+      </w:r>
+    </w:p>
+    <w:p>
+      <w:pPr>
+        <w:spacing w:before="0" w:after="90" w:line="276" w:lineRule="auto"/>
+      </w:pPr>
+      <w:r>
+        <w:rPr>
+          <w:rFonts w:ascii="Calibri" w:hAnsi="Calibri"/>
+          <w:color w:val="1A202C"/>
+          <w:sz w:val="21"/>
+        </w:rPr>
+        <w:t>Experiment 11 developed a comprehensive Risk Mitigation, Monitoring, and Management (RMMM) plan for Ledgerly. Formulating quantitative Risk Exposure scores and detailed Risk Information Sheets ensures robust resilience against local storage limits, user error, and statutory regulatory changes.</w:t>
       </w:r>
     </w:p>
     <w:sectPr>
+      <w:headerReference w:type="default" r:id="rId9"/>
+      <w:footerReference w:type="default" r:id="rId10"/>
       <w:pgSz w:w="12240" w:h="15840"/>
-      <w:pgMar w:top="1440" w:right="1800" w:bottom="1440" w:left="1800" w:header="720" w:footer="720" w:gutter="0"/>
+      <w:pgMar w:top="1440" w:right="1440" w:bottom="1440" w:left="1440" w:header="720" w:footer="720" w:gutter="0"/>
       <w:cols w:space="720"/>
       <w:docGrid w:linePitch="360"/>
     </w:sectPr>
   </w:body>
 </w:document>
+</file>
+
+<file path=word/footer1.xml><?xml version="1.0" encoding="utf-8"?>
+<w:ftr xmlns:m="http://schemas.openxmlformats.org/officeDocument/2006/math" xmlns:mc="http://schemas.openxmlformats.org/markup-compatibility/2006" xmlns:mo="http://schemas.microsoft.com/office/mac/office/2008/main" xmlns:mv="urn:schemas-microsoft-com:mac:vml" xmlns:o="urn:schemas-microsoft-com:office:office" xmlns:r="http://schemas.openxmlformats.org/officeDocument/2006/relationships" xmlns:v="urn:schemas-microsoft-com:vml" xmlns:w10="urn:schemas-microsoft-com:office:word" xmlns:w14="http://schemas.microsoft.com/office/word/2010/wordml" xmlns:w="http://schemas.openxmlformats.org/wordprocessingml/2006/main" xmlns:wne="http://schemas.microsoft.com/office/word/2006/wordml" xmlns:wp14="http://schemas.microsoft.com/office/word/2010/wordprocessingDrawing" xmlns:wp="http://schemas.openxmlformats.org/drawingml/2006/wordprocessingDrawing" xmlns:wpc="http://schemas.microsoft.com/office/word/2010/wordprocessingCanvas" xmlns:wpg="http://schemas.microsoft.com/office/word/2010/wordprocessingGroup" xmlns:wpi="http://schemas.microsoft.com/office/word/2010/wordprocessingInk" xmlns:wps="http://schemas.microsoft.com/office/word/2010/wordprocessingShape" mc:Ignorable="w14 wp14">
+  <w:p>
+    <w:pPr>
+      <w:pStyle w:val="Footer"/>
+      <w:jc w:val="both"/>
+    </w:pPr>
+    <w:r>
+      <w:rPr>
+        <w:rFonts w:ascii="Calibri" w:hAnsi="Calibri"/>
+        <w:color w:val="718096"/>
+        <w:sz w:val="17"/>
+      </w:rPr>
+      <w:t>Project Case Study: Ledgerly PWA</w:t>
+      <w:tab/>
+      <w:tab/>
+      <w:t>Academic Year 2026-27</w:t>
+    </w:r>
+  </w:p>
+</w:ftr>
+</file>
+
+<file path=word/header1.xml><?xml version="1.0" encoding="utf-8"?>
+<w:hdr xmlns:m="http://schemas.openxmlformats.org/officeDocument/2006/math" xmlns:mc="http://schemas.openxmlformats.org/markup-compatibility/2006" xmlns:mo="http://schemas.microsoft.com/office/mac/office/2008/main" xmlns:mv="urn:schemas-microsoft-com:mac:vml" xmlns:o="urn:schemas-microsoft-com:office:office" xmlns:r="http://schemas.openxmlformats.org/officeDocument/2006/relationships" xmlns:v="urn:schemas-microsoft-com:vml" xmlns:w10="urn:schemas-microsoft-com:office:word" xmlns:w14="http://schemas.microsoft.com/office/word/2010/wordml" xmlns:w="http://schemas.openxmlformats.org/wordprocessingml/2006/main" xmlns:wne="http://schemas.microsoft.com/office/word/2006/wordml" xmlns:wp14="http://schemas.microsoft.com/office/word/2010/wordprocessingDrawing" xmlns:wp="http://schemas.openxmlformats.org/drawingml/2006/wordprocessingDrawing" xmlns:wpc="http://schemas.microsoft.com/office/word/2010/wordprocessingCanvas" xmlns:wpg="http://schemas.microsoft.com/office/word/2010/wordprocessingGroup" xmlns:wpi="http://schemas.microsoft.com/office/word/2010/wordprocessingInk" xmlns:wps="http://schemas.microsoft.com/office/word/2010/wordprocessingShape" mc:Ignorable="w14 wp14">
+  <w:p>
+    <w:pPr>
+      <w:pStyle w:val="Header"/>
+      <w:jc w:val="right"/>
+    </w:pPr>
+    <w:r>
+      <w:rPr>
+        <w:rFonts w:ascii="Calibri" w:hAnsi="Calibri"/>
+        <w:color w:val="718096"/>
+        <w:sz w:val="17"/>
+      </w:rPr>
+      <w:t>Department of Computer Engineering  |  WDL Lab (CMPN Div C)</w:t>
+    </w:r>
+  </w:p>
+</w:hdr>
 </file>
 
 <file path=word/numbering.xml><?xml version="1.0" encoding="utf-8"?>
